--- a/docs/Dashboard_Guide.docx
+++ b/docs/Dashboard_Guide.docx
@@ -1619,6 +1619,36 @@
                 <w:b w:val="0"/>
                 <w:sz w:val="18"/>
               </w:rPr>
+              <w:t>Return excluding avoided funding</w:t>
+            </w:r>
+          </w:p>
+        </w:tc>
+        <w:tc>
+          <w:tcPr>
+            <w:tcW w:type="dxa" w:w="4819"/>
+          </w:tcPr>
+          <w:p>
+            <w:r>
+              <w:rPr>
+                <w:b w:val="0"/>
+                <w:sz w:val="18"/>
+              </w:rPr>
+              <w:t>Reverse-arb return with the interest saved left out. This is the reverse-arb figure compared with the T-bill, because the interest saved is itself earned at about the T-bill rate.</w:t>
+            </w:r>
+          </w:p>
+        </w:tc>
+      </w:tr>
+      <w:tr>
+        <w:tc>
+          <w:tcPr>
+            <w:tcW w:type="dxa" w:w="4819"/>
+          </w:tcPr>
+          <w:p>
+            <w:r>
+              <w:rPr>
+                <w:b w:val="0"/>
+                <w:sz w:val="18"/>
+              </w:rPr>
               <w:t>Short-dated</w:t>
             </w:r>
           </w:p>
@@ -3510,7 +3540,7 @@
       <w:r>
         <w:drawing>
           <wp:inline xmlns:a="http://schemas.openxmlformats.org/drawingml/2006/main" xmlns:pic="http://schemas.openxmlformats.org/drawingml/2006/picture">
-            <wp:extent cx="6120000" cy="5712383"/>
+            <wp:extent cx="6120000" cy="5873133"/>
             <wp:docPr id="3" name="Picture 3"/>
             <wp:cNvGraphicFramePr>
               <a:graphicFrameLocks noChangeAspect="1"/>
@@ -3531,7 +3561,7 @@
                   <pic:spPr>
                     <a:xfrm>
                       <a:off x="0" y="0"/>
-                      <a:ext cx="6120000" cy="5712383"/>
+                      <a:ext cx="6120000" cy="5873133"/>
                     </a:xfrm>
                     <a:prstGeom prst="rect"/>
                   </pic:spPr>
@@ -3555,7 +3585,7 @@
       <w:r>
         <w:drawing>
           <wp:inline xmlns:a="http://schemas.openxmlformats.org/drawingml/2006/main" xmlns:pic="http://schemas.openxmlformats.org/drawingml/2006/picture">
-            <wp:extent cx="6120000" cy="5712383"/>
+            <wp:extent cx="6120000" cy="5873133"/>
             <wp:docPr id="4" name="Picture 4"/>
             <wp:cNvGraphicFramePr>
               <a:graphicFrameLocks noChangeAspect="1"/>
@@ -3576,7 +3606,7 @@
                   <pic:spPr>
                     <a:xfrm>
                       <a:off x="0" y="0"/>
-                      <a:ext cx="6120000" cy="5712383"/>
+                      <a:ext cx="6120000" cy="5873133"/>
                     </a:xfrm>
                     <a:prstGeom prst="rect"/>
                   </pic:spPr>
@@ -3600,7 +3630,7 @@
       <w:r>
         <w:drawing>
           <wp:inline xmlns:a="http://schemas.openxmlformats.org/drawingml/2006/main" xmlns:pic="http://schemas.openxmlformats.org/drawingml/2006/picture">
-            <wp:extent cx="6120000" cy="5706642"/>
+            <wp:extent cx="6120000" cy="5867392"/>
             <wp:docPr id="5" name="Picture 5"/>
             <wp:cNvGraphicFramePr>
               <a:graphicFrameLocks noChangeAspect="1"/>
@@ -3621,7 +3651,7 @@
                   <pic:spPr>
                     <a:xfrm>
                       <a:off x="0" y="0"/>
-                      <a:ext cx="6120000" cy="5706642"/>
+                      <a:ext cx="6120000" cy="5867392"/>
                     </a:xfrm>
                     <a:prstGeom prst="rect"/>
                   </pic:spPr>
@@ -3701,7 +3731,24 @@
         <w:pStyle w:val="ListBullet2"/>
       </w:pPr>
       <w:r>
-        <w:t>Reverse arb: price gap = spot - futures. Add the funding and storage avoided. Subtract exchange fee, SEBI fee, brokerage, GST on fees and stamp duty. That gives net benefit.</w:t>
+        <w:t>Reverse arb: price gap = spot - futures. Add the funding and storage avoided. Subtract exchange fee, SEBI fee, brokerage, GST on fees and stamp duty. That gives net benefit. Holding-period and annualised return are worked out the same way.</w:t>
+      </w:r>
+    </w:p>
+    <w:p>
+      <w:pPr>
+        <w:pStyle w:val="ListBullet2"/>
+      </w:pPr>
+      <w:r>
+        <w:t xml:space="preserve">Reverse arb against the T-bill: the calculator also shows the return </w:t>
+      </w:r>
+      <w:r>
+        <w:rPr>
+          <w:b/>
+        </w:rPr>
+        <w:t>excluding avoided funding</w:t>
+      </w:r>
+      <w:r>
+        <w:t xml:space="preserve"> and compares that with the T-bill. The avoided funding is interest on the cash, earned at T-bill plus the spread. Comparing the full return with the T-bill would count that interest twice.</w:t>
       </w:r>
     </w:p>
     <w:p>
@@ -3905,7 +3952,7 @@
         <w:t>How calculated:</w:t>
       </w:r>
       <w:r>
-        <w:t xml:space="preserve"> Net Rs/qtl is profit after every cost including funding. Holding % and Annualised % are before funding for cash-and-carry. "Over T-bill" is annualised minus the T-bill. "Settled at" and "Settled vs 3-day spot" show how the contract actually ended.</w:t>
+        <w:t xml:space="preserve"> Net Rs/qtl is profit after every cost including funding. Holding % and Annualised % are before funding for cash-and-carry, and "Over T-bill" is annualised minus the T-bill. The reverse-arb table has two extra columns in its place: "Annualised % excl. avoided funding" and "Ex-funding vs T-bill". "Settled at" and "Settled vs 3-day spot" show how the contract actually ended.</w:t>
       </w:r>
     </w:p>
     <w:p>
@@ -3919,7 +3966,7 @@
         <w:t>What you can infer (jeera):</w:t>
       </w:r>
       <w:r>
-        <w:t xml:space="preserve"> best cash-and-carry was 28 Nov 2025: 81.16% annualised, Rs 909.54 per quintal, 21 days to expiry. Best reverse arb was 4 Jun 2026: 83.68% annualised, Rs 671.11 per quintal, 15 days.</w:t>
+        <w:t xml:space="preserve"> best cash-and-carry was 28 Nov 2025: 81.16% annualised, Rs 909.54 per quintal, 21 days to expiry, 75.82 points over the T-bill. Best reverse arb was 4 Jun 2026: 83.68% annualised, Rs 671.11 per quintal, 15 days; excluding avoided funding it was 77.20%, which is 71.72 points over the T-bill.</w:t>
       </w:r>
     </w:p>
     <w:p>
@@ -3933,7 +3980,7 @@
         <w:t>Caveats:</w:t>
       </w:r>
       <w:r>
-        <w:t xml:space="preserve"> these are the ten best days of a year, not a typical day. The median tradeable day earned about 16% (cash-and-carry) and 26% (reverse) annualised.</w:t>
+        <w:t xml:space="preserve"> these are the ten best days of a year, not a typical day. The median tradeable day earned about 16% (cash-and-carry) and 26% (reverse, or 19% excluding avoided funding) annualised.</w:t>
       </w:r>
     </w:p>
     <w:p>
@@ -3983,7 +4030,7 @@
         <w:t>Inputs:</w:t>
       </w:r>
       <w:r>
-        <w:t xml:space="preserve"> the top 10 list, the 5-day spot move before each date, days to expiry, and the crop's arrival months.</w:t>
+        <w:t xml:space="preserve"> the top 10 list, the 5-day spot move before each date, days to expiry, and the crop's typical arrival season (general market knowledge, not from exchange data).</w:t>
       </w:r>
     </w:p>
     <w:p>
@@ -4025,7 +4072,7 @@
         <w:t>Caveats:</w:t>
       </w:r>
       <w:r>
-        <w:t xml:space="preserve"> it describes what happened alongside the peaks; it does not prove cause. Arrival months are general market knowledge, not from a cited source.</w:t>
+        <w:t xml:space="preserve"> it reports what was true on the best days; it does not claim a cause. The count of days in the arrival season uses the typical arrival season (general market knowledge, not from exchange data).</w:t>
       </w:r>
     </w:p>
     <w:p>
@@ -4039,7 +4086,7 @@
         <w:t>Likely question:</w:t>
       </w:r>
       <w:r>
-        <w:t xml:space="preserve"> "What drove the best cash-and-carry days?" Futures ran ahead of spot in a rising market in late 2025, about three to four weeks before expiry.</w:t>
+        <w:t xml:space="preserve"> "What drove the best cash-and-carry days?" The data shows what they had in common, not why: they came in late 2025, about three to four weeks before expiry, after spot had risen and futures had risen more. I would not claim a cause from one year.</w:t>
       </w:r>
     </w:p>
     <w:p>
@@ -4412,7 +4459,7 @@
       <w:r>
         <w:drawing>
           <wp:inline xmlns:a="http://schemas.openxmlformats.org/drawingml/2006/main" xmlns:pic="http://schemas.openxmlformats.org/drawingml/2006/picture">
-            <wp:extent cx="6120000" cy="6803189"/>
+            <wp:extent cx="6120000" cy="6877824"/>
             <wp:docPr id="8" name="Picture 8"/>
             <wp:cNvGraphicFramePr>
               <a:graphicFrameLocks noChangeAspect="1"/>
@@ -4433,7 +4480,7 @@
                   <pic:spPr>
                     <a:xfrm>
                       <a:off x="0" y="0"/>
-                      <a:ext cx="6120000" cy="6803189"/>
+                      <a:ext cx="6120000" cy="6877824"/>
                     </a:xfrm>
                     <a:prstGeom prst="rect"/>
                   </pic:spPr>
@@ -4457,7 +4504,7 @@
       <w:r>
         <w:drawing>
           <wp:inline xmlns:a="http://schemas.openxmlformats.org/drawingml/2006/main" xmlns:pic="http://schemas.openxmlformats.org/drawingml/2006/picture">
-            <wp:extent cx="6120000" cy="6803189"/>
+            <wp:extent cx="6120000" cy="6877824"/>
             <wp:docPr id="9" name="Picture 9"/>
             <wp:cNvGraphicFramePr>
               <a:graphicFrameLocks noChangeAspect="1"/>
@@ -4478,7 +4525,7 @@
                   <pic:spPr>
                     <a:xfrm>
                       <a:off x="0" y="0"/>
-                      <a:ext cx="6120000" cy="6803189"/>
+                      <a:ext cx="6120000" cy="6877824"/>
                     </a:xfrm>
                     <a:prstGeom prst="rect"/>
                   </pic:spPr>
@@ -4639,7 +4686,16 @@
         <w:t>What it shows:</w:t>
       </w:r>
       <w:r>
-        <w:t xml:space="preserve"> the same chart for a stock holder selling spot and buying futures.</w:t>
+        <w:t xml:space="preserve"> the same chart for a stock holder selling spot and buying futures. Because it sits beside the T-bill line, the line drawn is the return </w:t>
+      </w:r>
+      <w:r>
+        <w:rPr>
+          <w:b/>
+        </w:rPr>
+        <w:t>excluding avoided funding</w:t>
+      </w:r>
+      <w:r>
+        <w:t>.</w:t>
       </w:r>
     </w:p>
     <w:p>
@@ -4654,6 +4710,16 @@
       </w:r>
       <w:r>
         <w:t xml:space="preserve"> </w:t>
+      </w:r>
+      <w:r>
+        <w:rPr>
+          <w:rFonts w:ascii="Consolas" w:hAnsi="Consolas"/>
+          <w:sz w:val="19"/>
+        </w:rPr>
+        <w:t>rev_return_ex_funding_pct</w:t>
+      </w:r>
+      <w:r>
+        <w:t xml:space="preserve">, </w:t>
       </w:r>
       <w:r>
         <w:rPr>
@@ -4687,7 +4753,7 @@
         <w:t>How calculated:</w:t>
       </w:r>
       <w:r>
-        <w:t xml:space="preserve"> (spot - futures + avoided funding + avoided storage - transaction costs) / spot x 365 / days.</w:t>
+        <w:t xml:space="preserve"> full return = (spot - futures + avoided funding + avoided storage - transaction costs) / spot x 365 / days. The line drawn leaves out the avoided funding.</w:t>
       </w:r>
     </w:p>
     <w:p>
@@ -4701,7 +4767,7 @@
         <w:t>What you can infer:</w:t>
       </w:r>
       <w:r>
-        <w:t xml:space="preserve"> jeera reverse arb was tradeable on 108 days with a median gain of 25.76% a year. Guar seed: 157 days.</w:t>
+        <w:t xml:space="preserve"> jeera reverse arb was tradeable on 108 days. The median gain was 25.76% a year including interest saved and 19.39% excluding it. Guar seed: 157 days, 20.52% and 14.08%.</w:t>
       </w:r>
     </w:p>
     <w:p>
@@ -4715,7 +4781,7 @@
         <w:t>Caveats:</w:t>
       </w:r>
       <w:r>
-        <w:t xml:space="preserve"> only available to someone holding stock. The gain includes costs avoided, not just cash received.</w:t>
+        <w:t xml:space="preserve"> only available to someone holding stock. The interest saved is earned at about the T-bill rate, so it is left out of the T-bill comparison to avoid counting it twice.</w:t>
       </w:r>
     </w:p>
     <w:p>
@@ -5496,7 +5562,7 @@
         <w:t>What you can infer:</w:t>
       </w:r>
       <w:r>
-        <w:t xml:space="preserve"> jeera's curve was steepest in September 2026 (2.21% a month) and flattest in March 2026 (0.09%), when the new crop arrives.</w:t>
+        <w:t xml:space="preserve"> jeera's curve was steepest in September 2026 (2.21% a month) and flattest in March 2026 (0.09%). March falls in jeera's typical arrival season (general market knowledge, not from exchange data).</w:t>
       </w:r>
     </w:p>
     <w:p>
@@ -5510,7 +5576,7 @@
         <w:t>Caveats:</w:t>
       </w:r>
       <w:r>
-        <w:t xml:space="preserve"> one year is one crop cycle. This is a pattern to test, not a rule.</w:t>
+        <w:t xml:space="preserve"> one year is one crop cycle. The chart shows when the slope changed, not why.</w:t>
       </w:r>
     </w:p>
     <w:p>
@@ -5524,7 +5590,7 @@
         <w:t>Likely question:</w:t>
       </w:r>
       <w:r>
-        <w:t xml:space="preserve"> "Is that seasonality?" It is consistent with harvest arrivals flattening the curve, but one cycle cannot prove it.</w:t>
+        <w:t xml:space="preserve"> "Is that seasonality?" It may be. The flattest month falls in the typical arrival season, but that is an observation from one cycle, and the arrival months are general market knowledge, not exchange data. I would need several years to call it seasonal.</w:t>
       </w:r>
     </w:p>
     <w:p>
@@ -7891,6 +7957,32 @@
       </w:r>
       <w:r>
         <w:t>.</w:t>
+      </w:r>
+    </w:p>
+    <w:p>
+      <w:pPr>
+        <w:pStyle w:val="ListBullet"/>
+      </w:pPr>
+      <w:r>
+        <w:t xml:space="preserve">Against the T-bill: leave out the avoided funding. (671.11 - 51.97) / 19,515.65 = 3.17% over 15 days, or </w:t>
+      </w:r>
+      <w:r>
+        <w:rPr>
+          <w:b/>
+        </w:rPr>
+        <w:t>77.20%</w:t>
+      </w:r>
+      <w:r>
+        <w:t xml:space="preserve"> a year, which is </w:t>
+      </w:r>
+      <w:r>
+        <w:rPr>
+          <w:b/>
+        </w:rPr>
+        <w:t>71.72 points</w:t>
+      </w:r>
+      <w:r>
+        <w:t xml:space="preserve"> above the 5.48% T-bill. The Rs 51.97 is interest on the cash, earned at about the T-bill rate, so including it and then subtracting the T-bill would count it twice.</w:t>
       </w:r>
     </w:p>
     <w:p>

--- a/docs/Dashboard_Guide.docx
+++ b/docs/Dashboard_Guide.docx
@@ -1273,7 +1273,37 @@
                 <w:b w:val="0"/>
                 <w:sz w:val="18"/>
               </w:rPr>
-              <w:t>Futures minus spot. In Rs per quintal, or as a % of spot.</w:t>
+              <w:t>Spot minus futures, in Rs per quintal or as a % of spot. Negative when futures are above spot (the cash-and-carry side); positive when futures are below spot (the reverse-arb side).</w:t>
+            </w:r>
+          </w:p>
+        </w:tc>
+      </w:tr>
+      <w:tr>
+        <w:tc>
+          <w:tcPr>
+            <w:tcW w:type="dxa" w:w="4819"/>
+          </w:tcPr>
+          <w:p>
+            <w:r>
+              <w:rPr>
+                <w:b w:val="0"/>
+                <w:sz w:val="18"/>
+              </w:rPr>
+              <w:t>Futures premium</w:t>
+            </w:r>
+          </w:p>
+        </w:tc>
+        <w:tc>
+          <w:tcPr>
+            <w:tcW w:type="dxa" w:w="4819"/>
+          </w:tcPr>
+          <w:p>
+            <w:r>
+              <w:rPr>
+                <w:b w:val="0"/>
+                <w:sz w:val="18"/>
+              </w:rPr>
+              <w:t>Futures minus spot: the basis with its sign flipped. It is the gross gain of a cash-and-carry.</w:t>
             </w:r>
           </w:p>
         </w:tc>
@@ -2661,7 +2691,7 @@
                 <w:b w:val="0"/>
                 <w:sz w:val="18"/>
               </w:rPr>
-              <w:t>Basis</w:t>
+              <w:t>Basis (spot - futures)</w:t>
             </w:r>
           </w:p>
         </w:tc>
@@ -2675,7 +2705,7 @@
                 <w:b w:val="0"/>
                 <w:sz w:val="18"/>
               </w:rPr>
-              <w:t>Futures minus spot, in Rs and %</w:t>
+              <w:t>Spot minus futures, in Rs and %, and whether futures are above or below spot</w:t>
             </w:r>
           </w:p>
         </w:tc>
@@ -2689,7 +2719,7 @@
                 <w:b w:val="0"/>
                 <w:sz w:val="18"/>
               </w:rPr>
-              <w:t>futures - spot</w:t>
+              <w:t>spot - futures</w:t>
             </w:r>
           </w:p>
         </w:tc>
@@ -2703,7 +2733,7 @@
                 <w:b w:val="0"/>
                 <w:sz w:val="18"/>
               </w:rPr>
-              <w:t>+Rs 204.00, +0.83%</w:t>
+              <w:t>-Rs 204.00, -0.83%; futures above spot</w:t>
             </w:r>
           </w:p>
         </w:tc>
@@ -3063,7 +3093,7 @@
       <w:r>
         <w:drawing>
           <wp:inline xmlns:a="http://schemas.openxmlformats.org/drawingml/2006/main" xmlns:pic="http://schemas.openxmlformats.org/drawingml/2006/picture">
-            <wp:extent cx="6120000" cy="4529719"/>
+            <wp:extent cx="6120000" cy="4604353"/>
             <wp:docPr id="1" name="Picture 1"/>
             <wp:cNvGraphicFramePr>
               <a:graphicFrameLocks noChangeAspect="1"/>
@@ -3084,7 +3114,7 @@
                   <pic:spPr>
                     <a:xfrm>
                       <a:off x="0" y="0"/>
-                      <a:ext cx="6120000" cy="4529719"/>
+                      <a:ext cx="6120000" cy="4604353"/>
                     </a:xfrm>
                     <a:prstGeom prst="rect"/>
                   </pic:spPr>
@@ -3108,7 +3138,7 @@
       <w:r>
         <w:drawing>
           <wp:inline xmlns:a="http://schemas.openxmlformats.org/drawingml/2006/main" xmlns:pic="http://schemas.openxmlformats.org/drawingml/2006/picture">
-            <wp:extent cx="6120000" cy="4529719"/>
+            <wp:extent cx="6120000" cy="4604353"/>
             <wp:docPr id="2" name="Picture 2"/>
             <wp:cNvGraphicFramePr>
               <a:graphicFrameLocks noChangeAspect="1"/>
@@ -3129,7 +3159,7 @@
                   <pic:spPr>
                     <a:xfrm>
                       <a:off x="0" y="0"/>
-                      <a:ext cx="6120000" cy="4529719"/>
+                      <a:ext cx="6120000" cy="4604353"/>
                     </a:xfrm>
                     <a:prstGeom prst="rect"/>
                   </pic:spPr>
@@ -3218,7 +3248,7 @@
         <w:t>What it shows:</w:t>
       </w:r>
       <w:r>
-        <w:t xml:space="preserve"> average basis % by days-to-expiry bucket, from 46-60 days out down to 0-5 days.</w:t>
+        <w:t xml:space="preserve"> average basis % (spot minus futures) by days-to-expiry bucket, from 46-60 days out down to 0-5 days. Bars below zero mean futures above spot.</w:t>
       </w:r>
     </w:p>
     <w:p>
@@ -3280,7 +3310,7 @@
         <w:t>What you can infer:</w:t>
       </w:r>
       <w:r>
-        <w:t xml:space="preserve"> a contract loses its premium as delivery nears. Jeera: +2.03% at 46-60 days, -0.53% at 6-10 days, while the curve slopes up 1.39% a month. Enter cash-and-carry early.</w:t>
+        <w:t xml:space="preserve"> a contract loses its premium as delivery nears. Jeera's basis averages -2.03% at 46-60 days (futures 2.03% above spot) and +0.53% at 6-10 days (futures below spot), while the curve slopes up 1.39% a month. Enter cash-and-carry early.</w:t>
       </w:r>
     </w:p>
     <w:p>
@@ -3723,7 +3753,7 @@
         <w:pStyle w:val="ListBullet2"/>
       </w:pPr>
       <w:r>
-        <w:t>Cash-and-carry: gross = futures - spot. Subtract storage (rate x days), assaying, handling, exchange fee, SEBI fee, brokerage, GST on fees. That gives carry profit before funding. Holding-period return = carry profit / spot. Annualised = that x 365 / days. Then subtract funding (spot x (T-bill + spread) x days / 365) to get net profit.</w:t>
+        <w:t>Cash-and-carry: gross = futures premium = futures - spot (the basis with its sign flipped). Subtract storage (rate x days), assaying, handling, exchange fee, SEBI fee, brokerage, GST on fees. That gives carry profit before funding. Holding-period return = carry profit / spot. Annualised = that x 365 / days. Then subtract funding (spot x (T-bill + spread) x days / 365) to get net profit.</w:t>
       </w:r>
     </w:p>
     <w:p>
@@ -3731,7 +3761,7 @@
         <w:pStyle w:val="ListBullet2"/>
       </w:pPr>
       <w:r>
-        <w:t>Reverse arb: price gap = spot - futures. Add the funding and storage avoided. Subtract exchange fee, SEBI fee, brokerage, GST on fees and stamp duty. That gives net benefit. Holding-period and annualised return are worked out the same way.</w:t>
+        <w:t>Reverse arb: start from the basis = spot - futures. Add the funding and storage avoided. Subtract exchange fee, SEBI fee, brokerage, GST on fees and stamp duty. That gives net benefit. Holding-period and annualised return are worked out the same way.</w:t>
       </w:r>
     </w:p>
     <w:p>
@@ -3762,7 +3792,7 @@
         <w:t>What you can infer:</w:t>
       </w:r>
       <w:r>
-        <w:t xml:space="preserve"> exactly where the money goes on any day. On 9 Oct 2026 jeera's Rs 204.00 basis leaves Rs 122.11 before funding and Rs 77.75 after.</w:t>
+        <w:t xml:space="preserve"> exactly where the money goes on any day. On 9 Oct 2026 jeera's basis was -Rs 204.00, a futures premium of Rs 204.00. That leaves Rs 122.11 before funding and Rs 77.75 after.</w:t>
       </w:r>
     </w:p>
     <w:p>
@@ -3812,7 +3842,7 @@
         <w:t>What it shows:</w:t>
       </w:r>
       <w:r>
-        <w:t xml:space="preserve"> one chart for the period. Each trading day is a marker on the basis line: teal up-triangle for cash-and-carry, orange down-triangle for reverse arb, grey square for no trade. Bigger markers earned more a year. The top 5 dates of each side are labelled with date and return. A dashed line marks the date in the calculator.</w:t>
+        <w:t xml:space="preserve"> one chart for the period. Each trading day is a marker on the basis line (spot minus futures, so cash-and-carry days sit below zero and reverse-arb days above): teal up-triangle for cash-and-carry, orange down-triangle for reverse arb, grey square for no trade. Bigger markers earned more a year. The top 5 dates of each side are labelled with date and return. A dashed line marks the date in the calculator.</w:t>
       </w:r>
     </w:p>
     <w:p>
@@ -4114,7 +4144,7 @@
       <w:r>
         <w:drawing>
           <wp:inline xmlns:a="http://schemas.openxmlformats.org/drawingml/2006/main" xmlns:pic="http://schemas.openxmlformats.org/drawingml/2006/picture">
-            <wp:extent cx="6120000" cy="4610094"/>
+            <wp:extent cx="6120000" cy="4753621"/>
             <wp:docPr id="6" name="Picture 6"/>
             <wp:cNvGraphicFramePr>
               <a:graphicFrameLocks noChangeAspect="1"/>
@@ -4135,7 +4165,7 @@
                   <pic:spPr>
                     <a:xfrm>
                       <a:off x="0" y="0"/>
-                      <a:ext cx="6120000" cy="4610094"/>
+                      <a:ext cx="6120000" cy="4753621"/>
                     </a:xfrm>
                     <a:prstGeom prst="rect"/>
                   </pic:spPr>
@@ -4159,7 +4189,7 @@
       <w:r>
         <w:drawing>
           <wp:inline xmlns:a="http://schemas.openxmlformats.org/drawingml/2006/main" xmlns:pic="http://schemas.openxmlformats.org/drawingml/2006/picture">
-            <wp:extent cx="6120000" cy="4604353"/>
+            <wp:extent cx="6120000" cy="4753621"/>
             <wp:docPr id="7" name="Picture 7"/>
             <wp:cNvGraphicFramePr>
               <a:graphicFrameLocks noChangeAspect="1"/>
@@ -4180,7 +4210,7 @@
                   <pic:spPr>
                     <a:xfrm>
                       <a:off x="0" y="0"/>
-                      <a:ext cx="6120000" cy="4604353"/>
+                      <a:ext cx="6120000" cy="4753621"/>
                     </a:xfrm>
                     <a:prstGeom prst="rect"/>
                   </pic:spPr>
@@ -4287,7 +4317,7 @@
         <w:t>How calculated:</w:t>
       </w:r>
       <w:r>
-        <w:t xml:space="preserve"> basis = futures - spot; basis % = basis / spot x 100.</w:t>
+        <w:t xml:space="preserve"> basis = spot - futures; basis % = basis / spot x 100. Negative means futures above spot.</w:t>
       </w:r>
     </w:p>
     <w:p>
@@ -4301,7 +4331,7 @@
         <w:t>What you can infer:</w:t>
       </w:r>
       <w:r>
-        <w:t xml:space="preserve"> futures closed above spot on 61% of days for jeera; the basis ranged from -3.70% to +6.86% and averaged +0.45%.</w:t>
+        <w:t xml:space="preserve"> futures closed above spot on 61% of days for jeera; the basis ranged from -6.86% to +3.70% and averaged -0.45%.</w:t>
       </w:r>
     </w:p>
     <w:p>
@@ -4403,7 +4433,7 @@
         <w:t>What you can infer:</w:t>
       </w:r>
       <w:r>
-        <w:t xml:space="preserve"> the latest jeera basis, +0.83%, is higher than on 59% of days. Half of all days fell between -0.51% and +1.40%. It is ordinary, not extreme.</w:t>
+        <w:t xml:space="preserve"> the latest jeera basis, -0.83%, is higher than on 41% of days. Half of all days fell between -1.40% and +0.51%. It is ordinary, not extreme. Left of zero, futures are above spot; right of zero, below.</w:t>
       </w:r>
     </w:p>
     <w:p>
@@ -4431,7 +4461,7 @@
         <w:t>Likely question:</w:t>
       </w:r>
       <w:r>
-        <w:t xml:space="preserve"> "Is a 0.83% basis attractive?" On its own, no. It has to be compared with the cost of carry for the days left, which is what the next tab does.</w:t>
+        <w:t xml:space="preserve"> "Is a basis of -0.83% attractive?" On its own, no. It has to be compared with the cost of carry for the days left, which is what the next tab does.</w:t>
       </w:r>
     </w:p>
     <w:p>
@@ -4459,7 +4489,7 @@
       <w:r>
         <w:drawing>
           <wp:inline xmlns:a="http://schemas.openxmlformats.org/drawingml/2006/main" xmlns:pic="http://schemas.openxmlformats.org/drawingml/2006/picture">
-            <wp:extent cx="6120000" cy="6877824"/>
+            <wp:extent cx="6120000" cy="6952457"/>
             <wp:docPr id="8" name="Picture 8"/>
             <wp:cNvGraphicFramePr>
               <a:graphicFrameLocks noChangeAspect="1"/>
@@ -4480,7 +4510,7 @@
                   <pic:spPr>
                     <a:xfrm>
                       <a:off x="0" y="0"/>
-                      <a:ext cx="6120000" cy="6877824"/>
+                      <a:ext cx="6120000" cy="6952457"/>
                     </a:xfrm>
                     <a:prstGeom prst="rect"/>
                   </pic:spPr>
@@ -4504,7 +4534,7 @@
       <w:r>
         <w:drawing>
           <wp:inline xmlns:a="http://schemas.openxmlformats.org/drawingml/2006/main" xmlns:pic="http://schemas.openxmlformats.org/drawingml/2006/picture">
-            <wp:extent cx="6120000" cy="6877824"/>
+            <wp:extent cx="6120000" cy="6946717"/>
             <wp:docPr id="9" name="Picture 9"/>
             <wp:cNvGraphicFramePr>
               <a:graphicFrameLocks noChangeAspect="1"/>
@@ -4525,7 +4555,7 @@
                   <pic:spPr>
                     <a:xfrm>
                       <a:off x="0" y="0"/>
-                      <a:ext cx="6120000" cy="6877824"/>
+                      <a:ext cx="6120000" cy="6946717"/>
                     </a:xfrm>
                     <a:prstGeom prst="rect"/>
                   </pic:spPr>
@@ -4817,7 +4847,7 @@
         <w:t>What it shows:</w:t>
       </w:r>
       <w:r>
-        <w:t xml:space="preserve"> the latest day's cash-and-carry per quintal: gross basis, then each cost, then net profit.</w:t>
+        <w:t xml:space="preserve"> the latest day's cash-and-carry per quintal: the futures premium (futures minus spot), then each cost, then net profit.</w:t>
       </w:r>
     </w:p>
     <w:p>
@@ -4859,7 +4889,7 @@
         <w:t>What you can infer:</w:t>
       </w:r>
       <w:r>
-        <w:t xml:space="preserve"> on 9 Oct 2026 jeera's +Rs 204.00 gross loses Rs 126.25 to costs. Assaying (Rs 50.00 before GST) is the largest, then funding (Rs 44.36). Net +Rs 77.75 per quintal, or +Rs 2,332 per 3 MT lot.</w:t>
+        <w:t xml:space="preserve"> on 9 Oct 2026 jeera's +Rs 204.00 futures premium loses Rs 126.25 to costs. Assaying (Rs 50.00 before GST) is the largest, then funding (Rs 44.36). Net +Rs 77.75 per quintal, or +Rs 2,332 per 3 MT lot.</w:t>
       </w:r>
     </w:p>
     <w:p>
@@ -4947,7 +4977,7 @@
         <w:t>How calculated:</w:t>
       </w:r>
       <w:r>
-        <w:t xml:space="preserve"> (gross basis - all costs other than storage) / (days x GST multiplier).</w:t>
+        <w:t xml:space="preserve"> (futures premium - all costs other than storage) / (days x GST multiplier).</w:t>
       </w:r>
     </w:p>
     <w:p>
@@ -4989,7 +5019,7 @@
         <w:t>Likely question:</w:t>
       </w:r>
       <w:r>
-        <w:t xml:space="preserve"> "How sensitive is the trade to warehouse rent?" Hardly at all. Rent is Rs 0.70 a day on a Rs 24,600 commodity. The basis and the one-off costs decide the trade.</w:t>
+        <w:t xml:space="preserve"> "How sensitive is the trade to warehouse rent?" Hardly at all. Rent is Rs 0.70 a day on a Rs 24,600 commodity. The futures premium and the one-off costs decide the trade.</w:t>
       </w:r>
     </w:p>
     <w:p>
@@ -5605,7 +5635,7 @@
       <w:r>
         <w:drawing>
           <wp:inline xmlns:a="http://schemas.openxmlformats.org/drawingml/2006/main" xmlns:pic="http://schemas.openxmlformats.org/drawingml/2006/picture">
-            <wp:extent cx="6120000" cy="4793809"/>
+            <wp:extent cx="6120000" cy="4868443"/>
             <wp:docPr id="12" name="Picture 12"/>
             <wp:cNvGraphicFramePr>
               <a:graphicFrameLocks noChangeAspect="1"/>
@@ -5626,7 +5656,7 @@
                   <pic:spPr>
                     <a:xfrm>
                       <a:off x="0" y="0"/>
-                      <a:ext cx="6120000" cy="4793809"/>
+                      <a:ext cx="6120000" cy="4868443"/>
                     </a:xfrm>
                     <a:prstGeom prst="rect"/>
                   </pic:spPr>
@@ -5650,7 +5680,7 @@
       <w:r>
         <w:drawing>
           <wp:inline xmlns:a="http://schemas.openxmlformats.org/drawingml/2006/main" xmlns:pic="http://schemas.openxmlformats.org/drawingml/2006/picture">
-            <wp:extent cx="6120000" cy="4788068"/>
+            <wp:extent cx="6120000" cy="4862702"/>
             <wp:docPr id="13" name="Picture 13"/>
             <wp:cNvGraphicFramePr>
               <a:graphicFrameLocks noChangeAspect="1"/>
@@ -5671,7 +5701,7 @@
                   <pic:spPr>
                     <a:xfrm>
                       <a:off x="0" y="0"/>
-                      <a:ext cx="6120000" cy="4788068"/>
+                      <a:ext cx="6120000" cy="4862702"/>
                     </a:xfrm>
                     <a:prstGeom prst="rect"/>
                   </pic:spPr>
@@ -5701,7 +5731,7 @@
     </w:p>
     <w:p>
       <w:r>
-        <w:t>The same chart as Finding 1 on the Overview, for the selected date range. Its takeaway adds how many expiries had a negative average basis in their last 10 days: 8 of 12 for jeera.</w:t>
+        <w:t>The same chart as Finding 1 on the Overview, for the selected date range. Its takeaway adds how many expiries had a positive average basis (futures below spot) in their last 10 days: 8 of 12 for jeera.</w:t>
       </w:r>
     </w:p>
     <w:p>
@@ -5785,7 +5815,7 @@
         <w:t>What you can infer:</w:t>
       </w:r>
       <w:r>
-        <w:t xml:space="preserve"> paths differ by a few percent, but most drift down towards and through spot.</w:t>
+        <w:t xml:space="preserve"> paths differ by a few percent, but most drift up through zero: futures start above spot (negative basis) and end below it (positive basis).</w:t>
       </w:r>
     </w:p>
     <w:p>
@@ -6159,7 +6189,7 @@
         <w:t>What you can infer:</w:t>
       </w:r>
       <w:r>
-        <w:t xml:space="preserve"> jeera's next month traded Rs 406 per quintal above the expiring one on average. A long pays this to roll; a stock holder earns it by selling the next month.</w:t>
+        <w:t xml:space="preserve"> jeera's next month traded Rs 406 per quintal above the expiring one on average (this is a spread between two futures, not the basis). A long pays this to roll; a stock holder earns it by selling the next month.</w:t>
       </w:r>
     </w:p>
     <w:p>
@@ -6484,7 +6514,7 @@
       <w:r>
         <w:drawing>
           <wp:inline xmlns:a="http://schemas.openxmlformats.org/drawingml/2006/main" xmlns:pic="http://schemas.openxmlformats.org/drawingml/2006/picture">
-            <wp:extent cx="6120000" cy="6263527"/>
+            <wp:extent cx="6120000" cy="6418537"/>
             <wp:docPr id="16" name="Picture 16"/>
             <wp:cNvGraphicFramePr>
               <a:graphicFrameLocks noChangeAspect="1"/>
@@ -6505,7 +6535,7 @@
                   <pic:spPr>
                     <a:xfrm>
                       <a:off x="0" y="0"/>
-                      <a:ext cx="6120000" cy="6263527"/>
+                      <a:ext cx="6120000" cy="6418537"/>
                     </a:xfrm>
                     <a:prstGeom prst="rect"/>
                   </pic:spPr>
@@ -6529,7 +6559,7 @@
       <w:r>
         <w:drawing>
           <wp:inline xmlns:a="http://schemas.openxmlformats.org/drawingml/2006/main" xmlns:pic="http://schemas.openxmlformats.org/drawingml/2006/picture">
-            <wp:extent cx="6120000" cy="6257786"/>
+            <wp:extent cx="6120000" cy="6418537"/>
             <wp:docPr id="17" name="Picture 17"/>
             <wp:cNvGraphicFramePr>
               <a:graphicFrameLocks noChangeAspect="1"/>
@@ -6550,7 +6580,7 @@
                   <pic:spPr>
                     <a:xfrm>
                       <a:off x="0" y="0"/>
-                      <a:ext cx="6120000" cy="6257786"/>
+                      <a:ext cx="6120000" cy="6418537"/>
                     </a:xfrm>
                     <a:prstGeom prst="rect"/>
                   </pic:spPr>
@@ -6910,7 +6940,7 @@
                 <w:b w:val="0"/>
                 <w:sz w:val="18"/>
               </w:rPr>
-              <w:t>Gross basis</w:t>
+              <w:t>Futures premium (basis is -1,077.10)</w:t>
             </w:r>
           </w:p>
         </w:tc>
@@ -7546,7 +7576,7 @@
                 <w:b w:val="0"/>
                 <w:sz w:val="18"/>
               </w:rPr>
-              <w:t>Price gap</w:t>
+              <w:t>Basis (spot - futures)</w:t>
             </w:r>
           </w:p>
         </w:tc>

--- a/docs/Dashboard_Guide.docx
+++ b/docs/Dashboard_Guide.docx
@@ -1739,6 +1739,96 @@
                 <w:b w:val="0"/>
                 <w:sz w:val="18"/>
               </w:rPr>
+              <w:t>Implied carry</w:t>
+            </w:r>
+          </w:p>
+        </w:tc>
+        <w:tc>
+          <w:tcPr>
+            <w:tcW w:type="dxa" w:w="4819"/>
+          </w:tcPr>
+          <w:p>
+            <w:r>
+              <w:rPr>
+                <w:b w:val="0"/>
+                <w:sz w:val="18"/>
+              </w:rPr>
+              <w:t>ln(futures / spot) x 365 / days to expiry x 100: the annual rate the futures price implies. Compared with the cost of carry (funding plus storage).</w:t>
+            </w:r>
+          </w:p>
+        </w:tc>
+      </w:tr>
+      <w:tr>
+        <w:tc>
+          <w:tcPr>
+            <w:tcW w:type="dxa" w:w="4819"/>
+          </w:tcPr>
+          <w:p>
+            <w:r>
+              <w:rPr>
+                <w:b w:val="0"/>
+                <w:sz w:val="18"/>
+              </w:rPr>
+              <w:t>Before funding / after funding</w:t>
+            </w:r>
+          </w:p>
+        </w:tc>
+        <w:tc>
+          <w:tcPr>
+            <w:tcW w:type="dxa" w:w="4819"/>
+          </w:tcPr>
+          <w:p>
+            <w:r>
+              <w:rPr>
+                <w:b w:val="0"/>
+                <w:sz w:val="18"/>
+              </w:rPr>
+              <w:t>Before funding leaves interest out and is the return compared with the T-bill. After funding deducts interest at T-bill plus the spread (or, for reverse arb, includes the interest saved).</w:t>
+            </w:r>
+          </w:p>
+        </w:tc>
+      </w:tr>
+      <w:tr>
+        <w:tc>
+          <w:tcPr>
+            <w:tcW w:type="dxa" w:w="4819"/>
+          </w:tcPr>
+          <w:p>
+            <w:r>
+              <w:rPr>
+                <w:b w:val="0"/>
+                <w:sz w:val="18"/>
+              </w:rPr>
+              <w:t>Quoted yield</w:t>
+            </w:r>
+          </w:p>
+        </w:tc>
+        <w:tc>
+          <w:tcPr>
+            <w:tcW w:type="dxa" w:w="4819"/>
+          </w:tcPr>
+          <w:p>
+            <w:r>
+              <w:rPr>
+                <w:b w:val="0"/>
+                <w:sz w:val="18"/>
+              </w:rPr>
+              <w:t>The annualised before-funding return a signal shows on the day. Not the same as the return earned on capital over a year.</w:t>
+            </w:r>
+          </w:p>
+        </w:tc>
+      </w:tr>
+      <w:tr>
+        <w:tc>
+          <w:tcPr>
+            <w:tcW w:type="dxa" w:w="4819"/>
+          </w:tcPr>
+          <w:p>
+            <w:r>
+              <w:rPr>
+                <w:b w:val="0"/>
+                <w:sz w:val="18"/>
+              </w:rPr>
               <w:t>Calendar spread</w:t>
             </w:r>
           </w:p>
@@ -3093,7 +3183,7 @@
       <w:r>
         <w:drawing>
           <wp:inline xmlns:a="http://schemas.openxmlformats.org/drawingml/2006/main" xmlns:pic="http://schemas.openxmlformats.org/drawingml/2006/picture">
-            <wp:extent cx="6120000" cy="4604353"/>
+            <wp:extent cx="6120000" cy="4684728"/>
             <wp:docPr id="1" name="Picture 1"/>
             <wp:cNvGraphicFramePr>
               <a:graphicFrameLocks noChangeAspect="1"/>
@@ -3114,7 +3204,7 @@
                   <pic:spPr>
                     <a:xfrm>
                       <a:off x="0" y="0"/>
-                      <a:ext cx="6120000" cy="4604353"/>
+                      <a:ext cx="6120000" cy="4684728"/>
                     </a:xfrm>
                     <a:prstGeom prst="rect"/>
                   </pic:spPr>
@@ -3138,7 +3228,7 @@
       <w:r>
         <w:drawing>
           <wp:inline xmlns:a="http://schemas.openxmlformats.org/drawingml/2006/main" xmlns:pic="http://schemas.openxmlformats.org/drawingml/2006/picture">
-            <wp:extent cx="6120000" cy="4604353"/>
+            <wp:extent cx="6120000" cy="4684728"/>
             <wp:docPr id="2" name="Picture 2"/>
             <wp:cNvGraphicFramePr>
               <a:graphicFrameLocks noChangeAspect="1"/>
@@ -3159,7 +3249,7 @@
                   <pic:spPr>
                     <a:xfrm>
                       <a:off x="0" y="0"/>
-                      <a:ext cx="6120000" cy="4604353"/>
+                      <a:ext cx="6120000" cy="4684728"/>
                     </a:xfrm>
                     <a:prstGeom prst="rect"/>
                   </pic:spPr>
@@ -3570,7 +3660,7 @@
       <w:r>
         <w:drawing>
           <wp:inline xmlns:a="http://schemas.openxmlformats.org/drawingml/2006/main" xmlns:pic="http://schemas.openxmlformats.org/drawingml/2006/picture">
-            <wp:extent cx="6120000" cy="5873133"/>
+            <wp:extent cx="6120000" cy="6091295"/>
             <wp:docPr id="3" name="Picture 3"/>
             <wp:cNvGraphicFramePr>
               <a:graphicFrameLocks noChangeAspect="1"/>
@@ -3591,7 +3681,7 @@
                   <pic:spPr>
                     <a:xfrm>
                       <a:off x="0" y="0"/>
-                      <a:ext cx="6120000" cy="5873133"/>
+                      <a:ext cx="6120000" cy="6091295"/>
                     </a:xfrm>
                     <a:prstGeom prst="rect"/>
                   </pic:spPr>
@@ -3615,7 +3705,7 @@
       <w:r>
         <w:drawing>
           <wp:inline xmlns:a="http://schemas.openxmlformats.org/drawingml/2006/main" xmlns:pic="http://schemas.openxmlformats.org/drawingml/2006/picture">
-            <wp:extent cx="6120000" cy="5873133"/>
+            <wp:extent cx="6120000" cy="6091295"/>
             <wp:docPr id="4" name="Picture 4"/>
             <wp:cNvGraphicFramePr>
               <a:graphicFrameLocks noChangeAspect="1"/>
@@ -3636,7 +3726,7 @@
                   <pic:spPr>
                     <a:xfrm>
                       <a:off x="0" y="0"/>
-                      <a:ext cx="6120000" cy="5873133"/>
+                      <a:ext cx="6120000" cy="6091295"/>
                     </a:xfrm>
                     <a:prstGeom prst="rect"/>
                   </pic:spPr>
@@ -3660,7 +3750,7 @@
       <w:r>
         <w:drawing>
           <wp:inline xmlns:a="http://schemas.openxmlformats.org/drawingml/2006/main" xmlns:pic="http://schemas.openxmlformats.org/drawingml/2006/picture">
-            <wp:extent cx="6120000" cy="5867392"/>
+            <wp:extent cx="6120000" cy="6079812"/>
             <wp:docPr id="5" name="Picture 5"/>
             <wp:cNvGraphicFramePr>
               <a:graphicFrameLocks noChangeAspect="1"/>
@@ -3681,7 +3771,7 @@
                   <pic:spPr>
                     <a:xfrm>
                       <a:off x="0" y="0"/>
-                      <a:ext cx="6120000" cy="5867392"/>
+                      <a:ext cx="6120000" cy="6079812"/>
                     </a:xfrm>
                     <a:prstGeom prst="rect"/>
                   </pic:spPr>
@@ -3803,10 +3893,24 @@
         <w:rPr>
           <w:b/>
         </w:rPr>
+        <w:t>Also shown:</w:t>
+      </w:r>
+      <w:r>
+        <w:t xml:space="preserve"> implied carry against the cost of carry, each return labelled before or after funding, and net profit per lot (Rs per quintal x quintals per lot).</w:t>
+      </w:r>
+    </w:p>
+    <w:p>
+      <w:pPr>
+        <w:pStyle w:val="ListBullet"/>
+      </w:pPr>
+      <w:r>
+        <w:rPr>
+          <w:b/>
+        </w:rPr>
         <w:t>Caveats:</w:t>
       </w:r>
       <w:r>
-        <w:t xml:space="preserve"> closing prices; a real entry would be at intraday prices. Funding is kept out of the return (but inside net profit) so the T-bill comparison does not count interest twice.</w:t>
+        <w:t xml:space="preserve"> closing prices; a real entry would be at intraday prices. Funding is kept out of the before-funding return (but inside net profit) so the T-bill comparison does not count interest twice.</w:t>
       </w:r>
     </w:p>
     <w:p>
@@ -4137,14 +4241,14 @@
         <w:pStyle w:val="Heading2"/>
       </w:pPr>
       <w:r>
-        <w:t>5.3 Cash vs Futures</w:t>
+        <w:t>5.3 Historical Backtest</w:t>
       </w:r>
     </w:p>
     <w:p>
       <w:r>
         <w:drawing>
           <wp:inline xmlns:a="http://schemas.openxmlformats.org/drawingml/2006/main" xmlns:pic="http://schemas.openxmlformats.org/drawingml/2006/picture">
-            <wp:extent cx="6120000" cy="4753621"/>
+            <wp:extent cx="6120000" cy="6062589"/>
             <wp:docPr id="6" name="Picture 6"/>
             <wp:cNvGraphicFramePr>
               <a:graphicFrameLocks noChangeAspect="1"/>
@@ -4165,7 +4269,7 @@
                   <pic:spPr>
                     <a:xfrm>
                       <a:off x="0" y="0"/>
-                      <a:ext cx="6120000" cy="4753621"/>
+                      <a:ext cx="6120000" cy="6062589"/>
                     </a:xfrm>
                     <a:prstGeom prst="rect"/>
                   </pic:spPr>
@@ -4182,14 +4286,14 @@
           <w:i/>
           <w:sz w:val="17"/>
         </w:rPr>
-        <w:t>Cash vs Futures tab (part 1 of 2)</w:t>
+        <w:t>Historical Backtest tab (part 1 of 4)</w:t>
       </w:r>
     </w:p>
     <w:p>
       <w:r>
         <w:drawing>
           <wp:inline xmlns:a="http://schemas.openxmlformats.org/drawingml/2006/main" xmlns:pic="http://schemas.openxmlformats.org/drawingml/2006/picture">
-            <wp:extent cx="6120000" cy="4753621"/>
+            <wp:extent cx="6120000" cy="6062589"/>
             <wp:docPr id="7" name="Picture 7"/>
             <wp:cNvGraphicFramePr>
               <a:graphicFrameLocks noChangeAspect="1"/>
@@ -4210,7 +4314,7 @@
                   <pic:spPr>
                     <a:xfrm>
                       <a:off x="0" y="0"/>
-                      <a:ext cx="6120000" cy="4753621"/>
+                      <a:ext cx="6120000" cy="6062589"/>
                     </a:xfrm>
                     <a:prstGeom prst="rect"/>
                   </pic:spPr>
@@ -4227,269 +4331,14 @@
           <w:i/>
           <w:sz w:val="17"/>
         </w:rPr>
-        <w:t>Cash vs Futures tab (part 2 of 2)</w:t>
-      </w:r>
-    </w:p>
-    <w:p>
-      <w:pPr>
-        <w:pStyle w:val="Heading3"/>
-      </w:pPr>
-      <w:r>
-        <w:t>Spot, futures and basis chart</w:t>
-      </w:r>
-    </w:p>
-    <w:p>
-      <w:pPr>
-        <w:pStyle w:val="ListBullet"/>
-      </w:pPr>
-      <w:r>
-        <w:rPr>
-          <w:b/>
-        </w:rPr>
-        <w:t>What it shows:</w:t>
-      </w:r>
-      <w:r>
-        <w:t xml:space="preserve"> spot and the active futures on top; basis in Rs (bars) and basis in % (line) below, on one time axis. Dotted lines mark expiries; diamonds mark rolls. Two tick boxes add the next and far months.</w:t>
-      </w:r>
-    </w:p>
-    <w:p>
-      <w:pPr>
-        <w:pStyle w:val="ListBullet"/>
-      </w:pPr>
-      <w:r>
-        <w:rPr>
-          <w:b/>
-        </w:rPr>
-        <w:t>Inputs:</w:t>
-      </w:r>
-      <w:r>
-        <w:t xml:space="preserve"> </w:t>
-      </w:r>
-      <w:r>
-        <w:rPr>
-          <w:rFonts w:ascii="Consolas" w:hAnsi="Consolas"/>
-          <w:sz w:val="19"/>
-        </w:rPr>
-        <w:t>spot</w:t>
-      </w:r>
-      <w:r>
-        <w:t xml:space="preserve">, </w:t>
-      </w:r>
-      <w:r>
-        <w:rPr>
-          <w:rFonts w:ascii="Consolas" w:hAnsi="Consolas"/>
-          <w:sz w:val="19"/>
-        </w:rPr>
-        <w:t>settlement_price</w:t>
-      </w:r>
-      <w:r>
-        <w:t xml:space="preserve">, </w:t>
-      </w:r>
-      <w:r>
-        <w:rPr>
-          <w:rFonts w:ascii="Consolas" w:hAnsi="Consolas"/>
-          <w:sz w:val="19"/>
-        </w:rPr>
-        <w:t>basis</w:t>
-      </w:r>
-      <w:r>
-        <w:t xml:space="preserve">, </w:t>
-      </w:r>
-      <w:r>
-        <w:rPr>
-          <w:rFonts w:ascii="Consolas" w:hAnsi="Consolas"/>
-          <w:sz w:val="19"/>
-        </w:rPr>
-        <w:t>basis_pct</w:t>
-      </w:r>
-      <w:r>
-        <w:t>; the roll threshold; open interest for the optional lines.</w:t>
-      </w:r>
-    </w:p>
-    <w:p>
-      <w:pPr>
-        <w:pStyle w:val="ListBullet"/>
-      </w:pPr>
-      <w:r>
-        <w:rPr>
-          <w:b/>
-        </w:rPr>
-        <w:t>How calculated:</w:t>
-      </w:r>
-      <w:r>
-        <w:t xml:space="preserve"> basis = spot - futures; basis % = basis / spot x 100. Negative means futures above spot.</w:t>
-      </w:r>
-    </w:p>
-    <w:p>
-      <w:pPr>
-        <w:pStyle w:val="ListBullet"/>
-      </w:pPr>
-      <w:r>
-        <w:rPr>
-          <w:b/>
-        </w:rPr>
-        <w:t>What you can infer:</w:t>
-      </w:r>
-      <w:r>
-        <w:t xml:space="preserve"> futures closed above spot on 61% of days for jeera; the basis ranged from -6.86% to +3.70% and averaged -0.45%.</w:t>
-      </w:r>
-    </w:p>
-    <w:p>
-      <w:pPr>
-        <w:pStyle w:val="ListBullet"/>
-      </w:pPr>
-      <w:r>
-        <w:rPr>
-          <w:b/>
-        </w:rPr>
-        <w:t>Caveats:</w:t>
-      </w:r>
-      <w:r>
-        <w:t xml:space="preserve"> the futures line changes contract at each diamond, so a jump there is a roll, not a price move.</w:t>
-      </w:r>
-    </w:p>
-    <w:p>
-      <w:pPr>
-        <w:pStyle w:val="ListBullet"/>
-      </w:pPr>
-      <w:r>
-        <w:rPr>
-          <w:b/>
-        </w:rPr>
-        <w:t>Likely question:</w:t>
-      </w:r>
-      <w:r>
-        <w:t xml:space="preserve"> "Why three panels and not two axes on one chart?" Two y-axes on one chart invite misreading; separate panels keep each scale honest.</w:t>
-      </w:r>
-    </w:p>
-    <w:p>
-      <w:pPr>
-        <w:pStyle w:val="Heading3"/>
-      </w:pPr>
-      <w:r>
-        <w:t>Basis distribution</w:t>
-      </w:r>
-    </w:p>
-    <w:p>
-      <w:pPr>
-        <w:pStyle w:val="ListBullet"/>
-      </w:pPr>
-      <w:r>
-        <w:rPr>
-          <w:b/>
-        </w:rPr>
-        <w:t>What it shows:</w:t>
-      </w:r>
-      <w:r>
-        <w:t xml:space="preserve"> a histogram of daily basis % with the latest value marked.</w:t>
-      </w:r>
-    </w:p>
-    <w:p>
-      <w:pPr>
-        <w:pStyle w:val="ListBullet"/>
-      </w:pPr>
-      <w:r>
-        <w:rPr>
-          <w:b/>
-        </w:rPr>
-        <w:t>Inputs:</w:t>
-      </w:r>
-      <w:r>
-        <w:t xml:space="preserve"> </w:t>
-      </w:r>
-      <w:r>
-        <w:rPr>
-          <w:rFonts w:ascii="Consolas" w:hAnsi="Consolas"/>
-          <w:sz w:val="19"/>
-        </w:rPr>
-        <w:t>basis_pct</w:t>
-      </w:r>
-      <w:r>
-        <w:t xml:space="preserve"> for the period shown.</w:t>
-      </w:r>
-    </w:p>
-    <w:p>
-      <w:pPr>
-        <w:pStyle w:val="ListBullet"/>
-      </w:pPr>
-      <w:r>
-        <w:rPr>
-          <w:b/>
-        </w:rPr>
-        <w:t>How calculated:</w:t>
-      </w:r>
-      <w:r>
-        <w:t xml:space="preserve"> counts of days per basis bucket; percentile of the latest value.</w:t>
-      </w:r>
-    </w:p>
-    <w:p>
-      <w:pPr>
-        <w:pStyle w:val="ListBullet"/>
-      </w:pPr>
-      <w:r>
-        <w:rPr>
-          <w:b/>
-        </w:rPr>
-        <w:t>What you can infer:</w:t>
-      </w:r>
-      <w:r>
-        <w:t xml:space="preserve"> the latest jeera basis, -0.83%, is higher than on 41% of days. Half of all days fell between -1.40% and +0.51%. It is ordinary, not extreme. Left of zero, futures are above spot; right of zero, below.</w:t>
-      </w:r>
-    </w:p>
-    <w:p>
-      <w:pPr>
-        <w:pStyle w:val="ListBullet"/>
-      </w:pPr>
-      <w:r>
-        <w:rPr>
-          <w:b/>
-        </w:rPr>
-        <w:t>Caveats:</w:t>
-      </w:r>
-      <w:r>
-        <w:t xml:space="preserve"> mixes days with very different days to expiry; basis naturally shrinks near expiry.</w:t>
-      </w:r>
-    </w:p>
-    <w:p>
-      <w:pPr>
-        <w:pStyle w:val="ListBullet"/>
-      </w:pPr>
-      <w:r>
-        <w:rPr>
-          <w:b/>
-        </w:rPr>
-        <w:t>Likely question:</w:t>
-      </w:r>
-      <w:r>
-        <w:t xml:space="preserve"> "Is a basis of -0.83% attractive?" On its own, no. It has to be compared with the cost of carry for the days left, which is what the next tab does.</w:t>
-      </w:r>
-    </w:p>
-    <w:p>
-      <w:pPr>
-        <w:pStyle w:val="Heading3"/>
-      </w:pPr>
-      <w:r>
-        <w:t>Stat cards</w:t>
-      </w:r>
-    </w:p>
-    <w:p>
-      <w:r>
-        <w:t>Average, lowest, highest, latest against average, and the share of days futures were above spot.</w:t>
-      </w:r>
-    </w:p>
-    <w:p>
-      <w:pPr>
-        <w:pStyle w:val="Heading2"/>
-      </w:pPr>
-      <w:r>
-        <w:t>5.4 Arb Economics</w:t>
+        <w:t>Historical Backtest tab (part 2 of 4)</w:t>
       </w:r>
     </w:p>
     <w:p>
       <w:r>
         <w:drawing>
           <wp:inline xmlns:a="http://schemas.openxmlformats.org/drawingml/2006/main" xmlns:pic="http://schemas.openxmlformats.org/drawingml/2006/picture">
-            <wp:extent cx="6120000" cy="6952457"/>
+            <wp:extent cx="6120000" cy="6062589"/>
             <wp:docPr id="8" name="Picture 8"/>
             <wp:cNvGraphicFramePr>
               <a:graphicFrameLocks noChangeAspect="1"/>
@@ -4510,7 +4359,7 @@
                   <pic:spPr>
                     <a:xfrm>
                       <a:off x="0" y="0"/>
-                      <a:ext cx="6120000" cy="6952457"/>
+                      <a:ext cx="6120000" cy="6062589"/>
                     </a:xfrm>
                     <a:prstGeom prst="rect"/>
                   </pic:spPr>
@@ -4527,14 +4376,14 @@
           <w:i/>
           <w:sz w:val="17"/>
         </w:rPr>
-        <w:t>Arb Economics tab (part 1 of 2)</w:t>
+        <w:t>Historical Backtest tab (part 3 of 4)</w:t>
       </w:r>
     </w:p>
     <w:p>
       <w:r>
         <w:drawing>
           <wp:inline xmlns:a="http://schemas.openxmlformats.org/drawingml/2006/main" xmlns:pic="http://schemas.openxmlformats.org/drawingml/2006/picture">
-            <wp:extent cx="6120000" cy="6946717"/>
+            <wp:extent cx="6120000" cy="6062589"/>
             <wp:docPr id="9" name="Picture 9"/>
             <wp:cNvGraphicFramePr>
               <a:graphicFrameLocks noChangeAspect="1"/>
@@ -4555,7 +4404,7 @@
                   <pic:spPr>
                     <a:xfrm>
                       <a:off x="0" y="0"/>
-                      <a:ext cx="6120000" cy="6946717"/>
+                      <a:ext cx="6120000" cy="6062589"/>
                     </a:xfrm>
                     <a:prstGeom prst="rect"/>
                   </pic:spPr>
@@ -4572,7 +4421,12 @@
           <w:i/>
           <w:sz w:val="17"/>
         </w:rPr>
-        <w:t>Arb Economics tab (part 2 of 2)</w:t>
+        <w:t>Historical Backtest tab (part 4 of 4)</w:t>
+      </w:r>
+    </w:p>
+    <w:p>
+      <w:r>
+        <w:t>This tab answers one question: over the past year, on which dates was the arbitrage worth doing, how many separate trades could realistically have been made, how much capital they needed, what was left after every cost, and what that capital actually earned in a year. It always runs on the full history; the sidebar date range does not apply.</w:t>
       </w:r>
     </w:p>
     <w:p>
@@ -4580,7 +4434,1275 @@
         <w:pStyle w:val="Heading3"/>
       </w:pPr>
       <w:r>
-        <w:t>Cash-and-carry return against the T-bill †</w:t>
+        <w:t>How the backtest works</w:t>
+      </w:r>
+    </w:p>
+    <w:p>
+      <w:pPr>
+        <w:pStyle w:val="ListBullet"/>
+      </w:pPr>
+      <w:r>
+        <w:rPr>
+          <w:b/>
+        </w:rPr>
+        <w:t>Walks forward one day at a time.</w:t>
+      </w:r>
+      <w:r>
+        <w:t xml:space="preserve"> Every decision uses only that day's data and earlier. There is no look-ahead; a test rewrites future prices and checks that past decisions do not change.</w:t>
+      </w:r>
+    </w:p>
+    <w:p>
+      <w:pPr>
+        <w:pStyle w:val="ListBullet"/>
+      </w:pPr>
+      <w:r>
+        <w:rPr>
+          <w:b/>
+        </w:rPr>
+        <w:t>Entry.</w:t>
+      </w:r>
+      <w:r>
+        <w:t xml:space="preserve"> A contract qualifies on a day when its quoted annualised return (before funding) is at or above the threshold, it has 15 or more days to expiry, it traded that day and has open interest, and the trade is profitable after all costs.</w:t>
+      </w:r>
+    </w:p>
+    <w:p>
+      <w:pPr>
+        <w:pStyle w:val="ListBullet"/>
+      </w:pPr>
+      <w:r>
+        <w:rPr>
+          <w:b/>
+        </w:rPr>
+        <w:t>One opportunity, one trade.</w:t>
+      </w:r>
+      <w:r>
+        <w:t xml:space="preserve"> Consecutive qualifying days on the same contract are one opportunity, not several trades. Only one position is held in a contract at a time, and each contract is traded at most once per side.</w:t>
+      </w:r>
+    </w:p>
+    <w:p>
+      <w:pPr>
+        <w:pStyle w:val="ListBullet"/>
+      </w:pPr>
+      <w:r>
+        <w:rPr>
+          <w:b/>
+        </w:rPr>
+        <w:t>Size.</w:t>
+      </w:r>
+      <w:r>
+        <w:t xml:space="preserve"> Lots are limited by free capital, the maximum allocation per trade, and 10% of the contract's own 20-day average volume.</w:t>
+      </w:r>
+    </w:p>
+    <w:p>
+      <w:pPr>
+        <w:pStyle w:val="ListBullet"/>
+      </w:pPr>
+      <w:r>
+        <w:rPr>
+          <w:b/>
+        </w:rPr>
+        <w:t>Exit.</w:t>
+      </w:r>
+      <w:r>
+        <w:t xml:space="preserve"> Either hold to expiry and deliver at the final settlement price, or close both legs a set number of days before expiry at that day's settlement and spot.</w:t>
+      </w:r>
+    </w:p>
+    <w:p>
+      <w:pPr>
+        <w:pStyle w:val="ListBullet"/>
+      </w:pPr>
+      <w:r>
+        <w:rPr>
+          <w:b/>
+        </w:rPr>
+        <w:t>Capital is locked</w:t>
+      </w:r>
+      <w:r>
+        <w:t xml:space="preserve"> from entry to exit and cannot be reused while the trade is open.</w:t>
+      </w:r>
+    </w:p>
+    <w:p>
+      <w:pPr>
+        <w:pStyle w:val="Heading3"/>
+      </w:pPr>
+      <w:r>
+        <w:t>What is actual and what is modelled</w:t>
+      </w:r>
+    </w:p>
+    <w:tbl>
+      <w:tblPr>
+        <w:tblStyle w:val="TableGrid"/>
+        <w:tblW w:type="auto" w:w="0"/>
+        <w:jc w:val="center"/>
+        <w:tblLook w:firstColumn="1" w:firstRow="1" w:lastColumn="0" w:lastRow="0" w:noHBand="0" w:noVBand="1" w:val="04A0"/>
+      </w:tblPr>
+      <w:tblGrid>
+        <w:gridCol w:w="4819"/>
+        <w:gridCol w:w="4819"/>
+      </w:tblGrid>
+      <w:tr>
+        <w:tc>
+          <w:tcPr>
+            <w:tcW w:type="dxa" w:w="4819"/>
+            <w:shd w:val="clear" w:color="auto" w:fill="DCE8F7"/>
+          </w:tcPr>
+          <w:p>
+            <w:r>
+              <w:rPr>
+                <w:b/>
+                <w:sz w:val="18"/>
+              </w:rPr>
+              <w:t>Actual (from exchange data)</w:t>
+            </w:r>
+          </w:p>
+        </w:tc>
+        <w:tc>
+          <w:tcPr>
+            <w:tcW w:type="dxa" w:w="4819"/>
+            <w:shd w:val="clear" w:color="auto" w:fill="DCE8F7"/>
+          </w:tcPr>
+          <w:p>
+            <w:r>
+              <w:rPr>
+                <w:b/>
+                <w:sz w:val="18"/>
+              </w:rPr>
+              <w:t>Modelled (assumptions)</w:t>
+            </w:r>
+          </w:p>
+        </w:tc>
+      </w:tr>
+      <w:tr>
+        <w:tc>
+          <w:tcPr>
+            <w:tcW w:type="dxa" w:w="4819"/>
+          </w:tcPr>
+          <w:p>
+            <w:r>
+              <w:rPr>
+                <w:b w:val="0"/>
+                <w:sz w:val="18"/>
+              </w:rPr>
+              <w:t>Futures entry and exit prices: NCDEX daily settlement prices</w:t>
+            </w:r>
+          </w:p>
+        </w:tc>
+        <w:tc>
+          <w:tcPr>
+            <w:tcW w:type="dxa" w:w="4819"/>
+          </w:tcPr>
+          <w:p>
+            <w:r>
+              <w:rPr>
+                <w:b w:val="0"/>
+                <w:sz w:val="18"/>
+              </w:rPr>
+              <w:t>Buying or selling physical goods at the polled spot price</w:t>
+            </w:r>
+          </w:p>
+        </w:tc>
+      </w:tr>
+      <w:tr>
+        <w:tc>
+          <w:tcPr>
+            <w:tcW w:type="dxa" w:w="4819"/>
+          </w:tcPr>
+          <w:p>
+            <w:r>
+              <w:rPr>
+                <w:b w:val="0"/>
+                <w:sz w:val="18"/>
+              </w:rPr>
+              <w:t>Final settlement price at expiry</w:t>
+            </w:r>
+          </w:p>
+        </w:tc>
+        <w:tc>
+          <w:tcPr>
+            <w:tcW w:type="dxa" w:w="4819"/>
+          </w:tcPr>
+          <w:p>
+            <w:r>
+              <w:rPr>
+                <w:b w:val="0"/>
+                <w:sz w:val="18"/>
+              </w:rPr>
+              <w:t>Trading at the day's close</w:t>
+            </w:r>
+          </w:p>
+        </w:tc>
+      </w:tr>
+      <w:tr>
+        <w:tc>
+          <w:tcPr>
+            <w:tcW w:type="dxa" w:w="4819"/>
+          </w:tcPr>
+          <w:p>
+            <w:r>
+              <w:rPr>
+                <w:b w:val="0"/>
+                <w:sz w:val="18"/>
+              </w:rPr>
+              <w:t>Polled spot price</w:t>
+            </w:r>
+          </w:p>
+        </w:tc>
+        <w:tc>
+          <w:tcPr>
+            <w:tcW w:type="dxa" w:w="4819"/>
+          </w:tcPr>
+          <w:p>
+            <w:r>
+              <w:rPr>
+                <w:b w:val="0"/>
+                <w:sz w:val="18"/>
+              </w:rPr>
+              <w:t>Every cost line, from the cost model</w:t>
+            </w:r>
+          </w:p>
+        </w:tc>
+      </w:tr>
+      <w:tr>
+        <w:tc>
+          <w:tcPr>
+            <w:tcW w:type="dxa" w:w="4819"/>
+          </w:tcPr>
+          <w:p>
+            <w:r>
+              <w:rPr>
+                <w:b w:val="0"/>
+                <w:sz w:val="18"/>
+              </w:rPr>
+              <w:t>Volume and open interest</w:t>
+            </w:r>
+          </w:p>
+        </w:tc>
+        <w:tc>
+          <w:tcPr>
+            <w:tcW w:type="dxa" w:w="4819"/>
+          </w:tcPr>
+          <w:p>
+            <w:r>
+              <w:rPr>
+                <w:b w:val="0"/>
+                <w:sz w:val="18"/>
+              </w:rPr>
+              <w:t>Futures margin (15%), cash buffer (2%), slippage (0), transport (0)</w:t>
+            </w:r>
+          </w:p>
+        </w:tc>
+      </w:tr>
+    </w:tbl>
+    <w:p/>
+    <w:p>
+      <w:pPr>
+        <w:pStyle w:val="Heading3"/>
+      </w:pPr>
+      <w:r>
+        <w:t>Formulas</w:t>
+      </w:r>
+    </w:p>
+    <w:tbl>
+      <w:tblPr>
+        <w:tblStyle w:val="TableGrid"/>
+        <w:tblW w:type="auto" w:w="0"/>
+        <w:jc w:val="center"/>
+        <w:tblLook w:firstColumn="1" w:firstRow="1" w:lastColumn="0" w:lastRow="0" w:noHBand="0" w:noVBand="1" w:val="04A0"/>
+      </w:tblPr>
+      <w:tblGrid>
+        <w:gridCol w:w="4819"/>
+        <w:gridCol w:w="4819"/>
+      </w:tblGrid>
+      <w:tr>
+        <w:tc>
+          <w:tcPr>
+            <w:tcW w:type="dxa" w:w="4819"/>
+            <w:shd w:val="clear" w:color="auto" w:fill="DCE8F7"/>
+          </w:tcPr>
+          <w:p>
+            <w:r>
+              <w:rPr>
+                <w:b/>
+                <w:sz w:val="18"/>
+              </w:rPr>
+              <w:t>Item</w:t>
+            </w:r>
+          </w:p>
+        </w:tc>
+        <w:tc>
+          <w:tcPr>
+            <w:tcW w:type="dxa" w:w="4819"/>
+            <w:shd w:val="clear" w:color="auto" w:fill="DCE8F7"/>
+          </w:tcPr>
+          <w:p>
+            <w:r>
+              <w:rPr>
+                <w:b/>
+                <w:sz w:val="18"/>
+              </w:rPr>
+              <w:t>Formula</w:t>
+            </w:r>
+          </w:p>
+        </w:tc>
+      </w:tr>
+      <w:tr>
+        <w:tc>
+          <w:tcPr>
+            <w:tcW w:type="dxa" w:w="4819"/>
+          </w:tcPr>
+          <w:p>
+            <w:r>
+              <w:rPr>
+                <w:b w:val="0"/>
+                <w:sz w:val="18"/>
+              </w:rPr>
+              <w:t>Implied carry</w:t>
+            </w:r>
+          </w:p>
+        </w:tc>
+        <w:tc>
+          <w:tcPr>
+            <w:tcW w:type="dxa" w:w="4819"/>
+          </w:tcPr>
+          <w:p>
+            <w:r>
+              <w:rPr>
+                <w:b w:val="0"/>
+                <w:sz w:val="18"/>
+              </w:rPr>
+              <w:t>ln(futures / spot) x 365 / days to expiry x 100</w:t>
+            </w:r>
+          </w:p>
+        </w:tc>
+      </w:tr>
+      <w:tr>
+        <w:tc>
+          <w:tcPr>
+            <w:tcW w:type="dxa" w:w="4819"/>
+          </w:tcPr>
+          <w:p>
+            <w:r>
+              <w:rPr>
+                <w:b w:val="0"/>
+                <w:sz w:val="18"/>
+              </w:rPr>
+              <w:t>Cost of carry</w:t>
+            </w:r>
+          </w:p>
+        </w:tc>
+        <w:tc>
+          <w:tcPr>
+            <w:tcW w:type="dxa" w:w="4819"/>
+          </w:tcPr>
+          <w:p>
+            <w:r>
+              <w:rPr>
+                <w:b w:val="0"/>
+                <w:sz w:val="18"/>
+              </w:rPr>
+              <w:t>(funding + storage to expiry) / spot x 365 / days x 100</w:t>
+            </w:r>
+          </w:p>
+        </w:tc>
+      </w:tr>
+      <w:tr>
+        <w:tc>
+          <w:tcPr>
+            <w:tcW w:type="dxa" w:w="4819"/>
+          </w:tcPr>
+          <w:p>
+            <w:r>
+              <w:rPr>
+                <w:b w:val="0"/>
+                <w:sz w:val="18"/>
+              </w:rPr>
+              <w:t>Quoted yield (entry test)</w:t>
+            </w:r>
+          </w:p>
+        </w:tc>
+        <w:tc>
+          <w:tcPr>
+            <w:tcW w:type="dxa" w:w="4819"/>
+          </w:tcPr>
+          <w:p>
+            <w:r>
+              <w:rPr>
+                <w:b w:val="0"/>
+                <w:sz w:val="18"/>
+              </w:rPr>
+              <w:t>cash-and-carry: (futures - spot - storage - assaying - handling - fees) / spot x 365 / days. Reverse arb: return excluding avoided funding. Both before funding.</w:t>
+            </w:r>
+          </w:p>
+        </w:tc>
+      </w:tr>
+      <w:tr>
+        <w:tc>
+          <w:tcPr>
+            <w:tcW w:type="dxa" w:w="4819"/>
+          </w:tcPr>
+          <w:p>
+            <w:r>
+              <w:rPr>
+                <w:b w:val="0"/>
+                <w:sz w:val="18"/>
+              </w:rPr>
+              <w:t>Capital per quintal, cash-and-carry</w:t>
+            </w:r>
+          </w:p>
+        </w:tc>
+        <w:tc>
+          <w:tcPr>
+            <w:tcW w:type="dxa" w:w="4819"/>
+          </w:tcPr>
+          <w:p>
+            <w:r>
+              <w:rPr>
+                <w:b w:val="0"/>
+                <w:sz w:val="18"/>
+              </w:rPr>
+              <w:t>spot + assaying + handling + transport + margin % x futures + buffer % x spot</w:t>
+            </w:r>
+          </w:p>
+        </w:tc>
+      </w:tr>
+      <w:tr>
+        <w:tc>
+          <w:tcPr>
+            <w:tcW w:type="dxa" w:w="4819"/>
+          </w:tcPr>
+          <w:p>
+            <w:r>
+              <w:rPr>
+                <w:b w:val="0"/>
+                <w:sz w:val="18"/>
+              </w:rPr>
+              <w:t>Capital, reverse arb</w:t>
+            </w:r>
+          </w:p>
+        </w:tc>
+        <w:tc>
+          <w:tcPr>
+            <w:tcW w:type="dxa" w:w="4819"/>
+          </w:tcPr>
+          <w:p>
+            <w:r>
+              <w:rPr>
+                <w:b w:val="0"/>
+                <w:sz w:val="18"/>
+              </w:rPr>
+              <w:t>inventory value released = spot x quantity. No cash is used.</w:t>
+            </w:r>
+          </w:p>
+        </w:tc>
+      </w:tr>
+      <w:tr>
+        <w:tc>
+          <w:tcPr>
+            <w:tcW w:type="dxa" w:w="4819"/>
+          </w:tcPr>
+          <w:p>
+            <w:r>
+              <w:rPr>
+                <w:b w:val="0"/>
+                <w:sz w:val="18"/>
+              </w:rPr>
+              <w:t>Gross P&amp;L, delivered cash-and-carry</w:t>
+            </w:r>
+          </w:p>
+        </w:tc>
+        <w:tc>
+          <w:tcPr>
+            <w:tcW w:type="dxa" w:w="4819"/>
+          </w:tcPr>
+          <w:p>
+            <w:r>
+              <w:rPr>
+                <w:b w:val="0"/>
+                <w:sz w:val="18"/>
+              </w:rPr>
+              <w:t>(entry futures - final settlement) + (final settlement - entry spot) = entry futures - entry spot</w:t>
+            </w:r>
+          </w:p>
+        </w:tc>
+      </w:tr>
+      <w:tr>
+        <w:tc>
+          <w:tcPr>
+            <w:tcW w:type="dxa" w:w="4819"/>
+          </w:tcPr>
+          <w:p>
+            <w:r>
+              <w:rPr>
+                <w:b w:val="0"/>
+                <w:sz w:val="18"/>
+              </w:rPr>
+              <w:t>Gross P&amp;L, early exit</w:t>
+            </w:r>
+          </w:p>
+        </w:tc>
+        <w:tc>
+          <w:tcPr>
+            <w:tcW w:type="dxa" w:w="4819"/>
+          </w:tcPr>
+          <w:p>
+            <w:r>
+              <w:rPr>
+                <w:b w:val="0"/>
+                <w:sz w:val="18"/>
+              </w:rPr>
+              <w:t>(entry futures - exit futures) + (exit spot - entry spot)</w:t>
+            </w:r>
+          </w:p>
+        </w:tc>
+      </w:tr>
+      <w:tr>
+        <w:tc>
+          <w:tcPr>
+            <w:tcW w:type="dxa" w:w="4819"/>
+          </w:tcPr>
+          <w:p>
+            <w:r>
+              <w:rPr>
+                <w:b w:val="0"/>
+                <w:sz w:val="18"/>
+              </w:rPr>
+              <w:t>Funding</w:t>
+            </w:r>
+          </w:p>
+        </w:tc>
+        <w:tc>
+          <w:tcPr>
+            <w:tcW w:type="dxa" w:w="4819"/>
+          </w:tcPr>
+          <w:p>
+            <w:r>
+              <w:rPr>
+                <w:b w:val="0"/>
+                <w:sz w:val="18"/>
+              </w:rPr>
+              <w:t>capital used x (T-bill at entry + spread) x days held / 365</w:t>
+            </w:r>
+          </w:p>
+        </w:tc>
+      </w:tr>
+      <w:tr>
+        <w:tc>
+          <w:tcPr>
+            <w:tcW w:type="dxa" w:w="4819"/>
+          </w:tcPr>
+          <w:p>
+            <w:r>
+              <w:rPr>
+                <w:b w:val="0"/>
+                <w:sz w:val="18"/>
+              </w:rPr>
+              <w:t>Storage</w:t>
+            </w:r>
+          </w:p>
+        </w:tc>
+        <w:tc>
+          <w:tcPr>
+            <w:tcW w:type="dxa" w:w="4819"/>
+          </w:tcPr>
+          <w:p>
+            <w:r>
+              <w:rPr>
+                <w:b w:val="0"/>
+                <w:sz w:val="18"/>
+              </w:rPr>
+              <w:t>rate x days actually held</w:t>
+            </w:r>
+          </w:p>
+        </w:tc>
+      </w:tr>
+      <w:tr>
+        <w:tc>
+          <w:tcPr>
+            <w:tcW w:type="dxa" w:w="4819"/>
+          </w:tcPr>
+          <w:p>
+            <w:r>
+              <w:rPr>
+                <w:b w:val="0"/>
+                <w:sz w:val="18"/>
+              </w:rPr>
+              <w:t>Net P&amp;L</w:t>
+            </w:r>
+          </w:p>
+        </w:tc>
+        <w:tc>
+          <w:tcPr>
+            <w:tcW w:type="dxa" w:w="4819"/>
+          </w:tcPr>
+          <w:p>
+            <w:r>
+              <w:rPr>
+                <w:b w:val="0"/>
+                <w:sz w:val="18"/>
+              </w:rPr>
+              <w:t>gross - all costs (cash-and-carry); gross + storage saved + interest saved - transaction costs (reverse arb)</w:t>
+            </w:r>
+          </w:p>
+        </w:tc>
+      </w:tr>
+      <w:tr>
+        <w:tc>
+          <w:tcPr>
+            <w:tcW w:type="dxa" w:w="4819"/>
+          </w:tcPr>
+          <w:p>
+            <w:r>
+              <w:rPr>
+                <w:b w:val="0"/>
+                <w:sz w:val="18"/>
+              </w:rPr>
+              <w:t>Net profit per lot</w:t>
+            </w:r>
+          </w:p>
+        </w:tc>
+        <w:tc>
+          <w:tcPr>
+            <w:tcW w:type="dxa" w:w="4819"/>
+          </w:tcPr>
+          <w:p>
+            <w:r>
+              <w:rPr>
+                <w:b w:val="0"/>
+                <w:sz w:val="18"/>
+              </w:rPr>
+              <w:t>Rs per quintal x quintals per lot (30 for jeera, 50 for guar seed)</w:t>
+            </w:r>
+          </w:p>
+        </w:tc>
+      </w:tr>
+      <w:tr>
+        <w:tc>
+          <w:tcPr>
+            <w:tcW w:type="dxa" w:w="4819"/>
+          </w:tcPr>
+          <w:p>
+            <w:r>
+              <w:rPr>
+                <w:b w:val="0"/>
+                <w:sz w:val="18"/>
+              </w:rPr>
+              <w:t>Realised annualised return, per trade</w:t>
+            </w:r>
+          </w:p>
+        </w:tc>
+        <w:tc>
+          <w:tcPr>
+            <w:tcW w:type="dxa" w:w="4819"/>
+          </w:tcPr>
+          <w:p>
+            <w:r>
+              <w:rPr>
+                <w:b w:val="0"/>
+                <w:sz w:val="18"/>
+              </w:rPr>
+              <w:t>net P&amp;L / capital used x 365 / days held</w:t>
+            </w:r>
+          </w:p>
+        </w:tc>
+      </w:tr>
+      <w:tr>
+        <w:tc>
+          <w:tcPr>
+            <w:tcW w:type="dxa" w:w="4819"/>
+          </w:tcPr>
+          <w:p>
+            <w:r>
+              <w:rPr>
+                <w:b w:val="0"/>
+                <w:sz w:val="18"/>
+              </w:rPr>
+              <w:t>Return on capital in use</w:t>
+            </w:r>
+          </w:p>
+        </w:tc>
+        <w:tc>
+          <w:tcPr>
+            <w:tcW w:type="dxa" w:w="4819"/>
+          </w:tcPr>
+          <w:p>
+            <w:r>
+              <w:rPr>
+                <w:b w:val="0"/>
+                <w:sz w:val="18"/>
+              </w:rPr>
+              <w:t>total net profit / capital-days in use x 365</w:t>
+            </w:r>
+          </w:p>
+        </w:tc>
+      </w:tr>
+      <w:tr>
+        <w:tc>
+          <w:tcPr>
+            <w:tcW w:type="dxa" w:w="4819"/>
+          </w:tcPr>
+          <w:p>
+            <w:r>
+              <w:rPr>
+                <w:b w:val="0"/>
+                <w:sz w:val="18"/>
+              </w:rPr>
+              <w:t>Return on total capital</w:t>
+            </w:r>
+          </w:p>
+        </w:tc>
+        <w:tc>
+          <w:tcPr>
+            <w:tcW w:type="dxa" w:w="4819"/>
+          </w:tcPr>
+          <w:p>
+            <w:r>
+              <w:rPr>
+                <w:b w:val="0"/>
+                <w:sz w:val="18"/>
+              </w:rPr>
+              <w:t>total net profit / capital base, annualised over the period</w:t>
+            </w:r>
+          </w:p>
+        </w:tc>
+      </w:tr>
+      <w:tr>
+        <w:tc>
+          <w:tcPr>
+            <w:tcW w:type="dxa" w:w="4819"/>
+          </w:tcPr>
+          <w:p>
+            <w:r>
+              <w:rPr>
+                <w:b w:val="0"/>
+                <w:sz w:val="18"/>
+              </w:rPr>
+              <w:t>Capital utilisation</w:t>
+            </w:r>
+          </w:p>
+        </w:tc>
+        <w:tc>
+          <w:tcPr>
+            <w:tcW w:type="dxa" w:w="4819"/>
+          </w:tcPr>
+          <w:p>
+            <w:r>
+              <w:rPr>
+                <w:b w:val="0"/>
+                <w:sz w:val="18"/>
+              </w:rPr>
+              <w:t>capital-days in use / (capital base x days in the period)</w:t>
+            </w:r>
+          </w:p>
+        </w:tc>
+      </w:tr>
+      <w:tr>
+        <w:tc>
+          <w:tcPr>
+            <w:tcW w:type="dxa" w:w="4819"/>
+          </w:tcPr>
+          <w:p>
+            <w:r>
+              <w:rPr>
+                <w:b w:val="0"/>
+                <w:sz w:val="18"/>
+              </w:rPr>
+              <w:t>Max drawdown</w:t>
+            </w:r>
+          </w:p>
+        </w:tc>
+        <w:tc>
+          <w:tcPr>
+            <w:tcW w:type="dxa" w:w="4819"/>
+          </w:tcPr>
+          <w:p>
+            <w:r>
+              <w:rPr>
+                <w:b w:val="0"/>
+                <w:sz w:val="18"/>
+              </w:rPr>
+              <w:t>largest fall of daily mark-to-market equity from an earlier peak</w:t>
+            </w:r>
+          </w:p>
+        </w:tc>
+      </w:tr>
+    </w:tbl>
+    <w:p/>
+    <w:p>
+      <w:r>
+        <w:t>Portfolio return is always worked out from rupees and capital. Daily annualised yields are never added or averaged to get it.</w:t>
+      </w:r>
+    </w:p>
+    <w:p>
+      <w:pPr>
+        <w:pStyle w:val="Heading3"/>
+      </w:pPr>
+      <w:r>
+        <w:t>Settings</w:t>
+      </w:r>
+    </w:p>
+    <w:tbl>
+      <w:tblPr>
+        <w:tblStyle w:val="TableGrid"/>
+        <w:tblW w:type="auto" w:w="0"/>
+        <w:jc w:val="center"/>
+        <w:tblLook w:firstColumn="1" w:firstRow="1" w:lastColumn="0" w:lastRow="0" w:noHBand="0" w:noVBand="1" w:val="04A0"/>
+      </w:tblPr>
+      <w:tblGrid>
+        <w:gridCol w:w="3213"/>
+        <w:gridCol w:w="3213"/>
+        <w:gridCol w:w="3213"/>
+      </w:tblGrid>
+      <w:tr>
+        <w:tc>
+          <w:tcPr>
+            <w:tcW w:type="dxa" w:w="3213"/>
+            <w:shd w:val="clear" w:color="auto" w:fill="DCE8F7"/>
+          </w:tcPr>
+          <w:p>
+            <w:r>
+              <w:rPr>
+                <w:b/>
+                <w:sz w:val="18"/>
+              </w:rPr>
+              <w:t>Control</w:t>
+            </w:r>
+          </w:p>
+        </w:tc>
+        <w:tc>
+          <w:tcPr>
+            <w:tcW w:type="dxa" w:w="3213"/>
+            <w:shd w:val="clear" w:color="auto" w:fill="DCE8F7"/>
+          </w:tcPr>
+          <w:p>
+            <w:r>
+              <w:rPr>
+                <w:b/>
+                <w:sz w:val="18"/>
+              </w:rPr>
+              <w:t>Default</w:t>
+            </w:r>
+          </w:p>
+        </w:tc>
+        <w:tc>
+          <w:tcPr>
+            <w:tcW w:type="dxa" w:w="3213"/>
+            <w:shd w:val="clear" w:color="auto" w:fill="DCE8F7"/>
+          </w:tcPr>
+          <w:p>
+            <w:r>
+              <w:rPr>
+                <w:b/>
+                <w:sz w:val="18"/>
+              </w:rPr>
+              <w:t>Meaning</w:t>
+            </w:r>
+          </w:p>
+        </w:tc>
+      </w:tr>
+      <w:tr>
+        <w:tc>
+          <w:tcPr>
+            <w:tcW w:type="dxa" w:w="3213"/>
+          </w:tcPr>
+          <w:p>
+            <w:r>
+              <w:rPr>
+                <w:b w:val="0"/>
+                <w:sz w:val="18"/>
+              </w:rPr>
+              <w:t>Strategy</w:t>
+            </w:r>
+          </w:p>
+        </w:tc>
+        <w:tc>
+          <w:tcPr>
+            <w:tcW w:type="dxa" w:w="3213"/>
+          </w:tcPr>
+          <w:p>
+            <w:r>
+              <w:rPr>
+                <w:b w:val="0"/>
+                <w:sz w:val="18"/>
+              </w:rPr>
+              <w:t>Cash-and-carry</w:t>
+            </w:r>
+          </w:p>
+        </w:tc>
+        <w:tc>
+          <w:tcPr>
+            <w:tcW w:type="dxa" w:w="3213"/>
+          </w:tcPr>
+          <w:p>
+            <w:r>
+              <w:rPr>
+                <w:b w:val="0"/>
+                <w:sz w:val="18"/>
+              </w:rPr>
+              <w:t>Cash-and-carry only, reverse arb on inventory only, or both</w:t>
+            </w:r>
+          </w:p>
+        </w:tc>
+      </w:tr>
+      <w:tr>
+        <w:tc>
+          <w:tcPr>
+            <w:tcW w:type="dxa" w:w="3213"/>
+          </w:tcPr>
+          <w:p>
+            <w:r>
+              <w:rPr>
+                <w:b w:val="0"/>
+                <w:sz w:val="18"/>
+              </w:rPr>
+              <w:t>Entry threshold</w:t>
+            </w:r>
+          </w:p>
+        </w:tc>
+        <w:tc>
+          <w:tcPr>
+            <w:tcW w:type="dxa" w:w="3213"/>
+          </w:tcPr>
+          <w:p>
+            <w:r>
+              <w:rPr>
+                <w:b w:val="0"/>
+                <w:sz w:val="18"/>
+              </w:rPr>
+              <w:t>12% a year</w:t>
+            </w:r>
+          </w:p>
+        </w:tc>
+        <w:tc>
+          <w:tcPr>
+            <w:tcW w:type="dxa" w:w="3213"/>
+          </w:tcPr>
+          <w:p>
+            <w:r>
+              <w:rPr>
+                <w:b w:val="0"/>
+                <w:sz w:val="18"/>
+              </w:rPr>
+              <w:t>Presets 8, 12, 15, 20%, or a custom value</w:t>
+            </w:r>
+          </w:p>
+        </w:tc>
+      </w:tr>
+      <w:tr>
+        <w:tc>
+          <w:tcPr>
+            <w:tcW w:type="dxa" w:w="3213"/>
+          </w:tcPr>
+          <w:p>
+            <w:r>
+              <w:rPr>
+                <w:b w:val="0"/>
+                <w:sz w:val="18"/>
+              </w:rPr>
+              <w:t>Exit</w:t>
+            </w:r>
+          </w:p>
+        </w:tc>
+        <w:tc>
+          <w:tcPr>
+            <w:tcW w:type="dxa" w:w="3213"/>
+          </w:tcPr>
+          <w:p>
+            <w:r>
+              <w:rPr>
+                <w:b w:val="0"/>
+                <w:sz w:val="18"/>
+              </w:rPr>
+              <w:t>Hold to expiry and deliver</w:t>
+            </w:r>
+          </w:p>
+        </w:tc>
+        <w:tc>
+          <w:tcPr>
+            <w:tcW w:type="dxa" w:w="3213"/>
+          </w:tcPr>
+          <w:p>
+            <w:r>
+              <w:rPr>
+                <w:b w:val="0"/>
+                <w:sz w:val="18"/>
+              </w:rPr>
+              <w:t>Or close a chosen number of days before expiry</w:t>
+            </w:r>
+          </w:p>
+        </w:tc>
+      </w:tr>
+      <w:tr>
+        <w:tc>
+          <w:tcPr>
+            <w:tcW w:type="dxa" w:w="3213"/>
+          </w:tcPr>
+          <w:p>
+            <w:r>
+              <w:rPr>
+                <w:b w:val="0"/>
+                <w:sz w:val="18"/>
+              </w:rPr>
+              <w:t>Starting capital</w:t>
+            </w:r>
+          </w:p>
+        </w:tc>
+        <w:tc>
+          <w:tcPr>
+            <w:tcW w:type="dxa" w:w="3213"/>
+          </w:tcPr>
+          <w:p>
+            <w:r>
+              <w:rPr>
+                <w:b w:val="0"/>
+                <w:sz w:val="18"/>
+              </w:rPr>
+              <w:t>Rs 200 lakh (Rs 2 crore)</w:t>
+            </w:r>
+          </w:p>
+        </w:tc>
+        <w:tc>
+          <w:tcPr>
+            <w:tcW w:type="dxa" w:w="3213"/>
+          </w:tcPr>
+          <w:p>
+            <w:r>
+              <w:rPr>
+                <w:b w:val="0"/>
+                <w:sz w:val="18"/>
+              </w:rPr>
+              <w:t>Cash available for cash-and-carry</w:t>
+            </w:r>
+          </w:p>
+        </w:tc>
+      </w:tr>
+      <w:tr>
+        <w:tc>
+          <w:tcPr>
+            <w:tcW w:type="dxa" w:w="3213"/>
+          </w:tcPr>
+          <w:p>
+            <w:r>
+              <w:rPr>
+                <w:b w:val="0"/>
+                <w:sz w:val="18"/>
+              </w:rPr>
+              <w:t>Max allocation per trade</w:t>
+            </w:r>
+          </w:p>
+        </w:tc>
+        <w:tc>
+          <w:tcPr>
+            <w:tcW w:type="dxa" w:w="3213"/>
+          </w:tcPr>
+          <w:p>
+            <w:r>
+              <w:rPr>
+                <w:b w:val="0"/>
+                <w:sz w:val="18"/>
+              </w:rPr>
+              <w:t>25%</w:t>
+            </w:r>
+          </w:p>
+        </w:tc>
+        <w:tc>
+          <w:tcPr>
+            <w:tcW w:type="dxa" w:w="3213"/>
+          </w:tcPr>
+          <w:p>
+            <w:r>
+              <w:rPr>
+                <w:b w:val="0"/>
+                <w:sz w:val="18"/>
+              </w:rPr>
+              <w:t>Of starting capital</w:t>
+            </w:r>
+          </w:p>
+        </w:tc>
+      </w:tr>
+      <w:tr>
+        <w:tc>
+          <w:tcPr>
+            <w:tcW w:type="dxa" w:w="3213"/>
+          </w:tcPr>
+          <w:p>
+            <w:r>
+              <w:rPr>
+                <w:b w:val="0"/>
+                <w:sz w:val="18"/>
+              </w:rPr>
+              <w:t>Max simultaneous positions</w:t>
+            </w:r>
+          </w:p>
+        </w:tc>
+        <w:tc>
+          <w:tcPr>
+            <w:tcW w:type="dxa" w:w="3213"/>
+          </w:tcPr>
+          <w:p>
+            <w:r>
+              <w:rPr>
+                <w:b w:val="0"/>
+                <w:sz w:val="18"/>
+              </w:rPr>
+              <w:t>4</w:t>
+            </w:r>
+          </w:p>
+        </w:tc>
+        <w:tc>
+          <w:tcPr>
+            <w:tcW w:type="dxa" w:w="3213"/>
+          </w:tcPr>
+          <w:p>
+            <w:r>
+              <w:rPr>
+                <w:b w:val="0"/>
+                <w:sz w:val="18"/>
+              </w:rPr>
+              <w:t>Across both sides</w:t>
+            </w:r>
+          </w:p>
+        </w:tc>
+      </w:tr>
+      <w:tr>
+        <w:tc>
+          <w:tcPr>
+            <w:tcW w:type="dxa" w:w="3213"/>
+          </w:tcPr>
+          <w:p>
+            <w:r>
+              <w:rPr>
+                <w:b w:val="0"/>
+                <w:sz w:val="18"/>
+              </w:rPr>
+              <w:t>Futures margin</w:t>
+            </w:r>
+          </w:p>
+        </w:tc>
+        <w:tc>
+          <w:tcPr>
+            <w:tcW w:type="dxa" w:w="3213"/>
+          </w:tcPr>
+          <w:p>
+            <w:r>
+              <w:rPr>
+                <w:b w:val="0"/>
+                <w:sz w:val="18"/>
+              </w:rPr>
+              <w:t>15% (assumption)</w:t>
+            </w:r>
+          </w:p>
+        </w:tc>
+        <w:tc>
+          <w:tcPr>
+            <w:tcW w:type="dxa" w:w="3213"/>
+          </w:tcPr>
+          <w:p>
+            <w:r>
+              <w:rPr>
+                <w:b w:val="0"/>
+                <w:sz w:val="18"/>
+              </w:rPr>
+              <w:t>Cash set aside against the short futures</w:t>
+            </w:r>
+          </w:p>
+        </w:tc>
+      </w:tr>
+      <w:tr>
+        <w:tc>
+          <w:tcPr>
+            <w:tcW w:type="dxa" w:w="3213"/>
+          </w:tcPr>
+          <w:p>
+            <w:r>
+              <w:rPr>
+                <w:b w:val="0"/>
+                <w:sz w:val="18"/>
+              </w:rPr>
+              <w:t>Inventory held</w:t>
+            </w:r>
+          </w:p>
+        </w:tc>
+        <w:tc>
+          <w:tcPr>
+            <w:tcW w:type="dxa" w:w="3213"/>
+          </w:tcPr>
+          <w:p>
+            <w:r>
+              <w:rPr>
+                <w:b w:val="0"/>
+                <w:sz w:val="18"/>
+              </w:rPr>
+              <w:t>30 lots</w:t>
+            </w:r>
+          </w:p>
+        </w:tc>
+        <w:tc>
+          <w:tcPr>
+            <w:tcW w:type="dxa" w:w="3213"/>
+          </w:tcPr>
+          <w:p>
+            <w:r>
+              <w:rPr>
+                <w:b w:val="0"/>
+                <w:sz w:val="18"/>
+              </w:rPr>
+              <w:t>Stock already owned; used only by reverse arb</w:t>
+            </w:r>
+          </w:p>
+        </w:tc>
+      </w:tr>
+      <w:tr>
+        <w:tc>
+          <w:tcPr>
+            <w:tcW w:type="dxa" w:w="3213"/>
+          </w:tcPr>
+          <w:p>
+            <w:r>
+              <w:rPr>
+                <w:b w:val="0"/>
+                <w:sz w:val="18"/>
+              </w:rPr>
+              <w:t>Slippage, transport</w:t>
+            </w:r>
+          </w:p>
+        </w:tc>
+        <w:tc>
+          <w:tcPr>
+            <w:tcW w:type="dxa" w:w="3213"/>
+          </w:tcPr>
+          <w:p>
+            <w:r>
+              <w:rPr>
+                <w:b w:val="0"/>
+                <w:sz w:val="18"/>
+              </w:rPr>
+              <w:t>0 (assumptions)</w:t>
+            </w:r>
+          </w:p>
+        </w:tc>
+        <w:tc>
+          <w:tcPr>
+            <w:tcW w:type="dxa" w:w="3213"/>
+          </w:tcPr>
+          <w:p>
+            <w:r>
+              <w:rPr>
+                <w:b w:val="0"/>
+                <w:sz w:val="18"/>
+              </w:rPr>
+              <w:t>Per leg and per quintal</w:t>
+            </w:r>
+          </w:p>
+        </w:tc>
+      </w:tr>
+    </w:tbl>
+    <w:p/>
+    <w:p>
+      <w:pPr>
+        <w:pStyle w:val="Heading3"/>
+      </w:pPr>
+      <w:r>
+        <w:t>KPI row</w:t>
       </w:r>
     </w:p>
     <w:p>
@@ -4594,7 +5716,7 @@
         <w:t>What it shows:</w:t>
       </w:r>
       <w:r>
-        <w:t xml:space="preserve"> annualised carry return over time against the 91-day T-bill (dashed). Shaded bands are tradeable days. Grey stretches are short-dated.</w:t>
+        <w:t xml:space="preserve"> trading days, opportunity days, independent opportunities, trades executed (and how many are still open), wins and losses, total net profit, portfolio return a year, max drawdown, capital utilisation and total costs.</w:t>
       </w:r>
     </w:p>
     <w:p>
@@ -4608,37 +5730,85 @@
         <w:t>Inputs:</w:t>
       </w:r>
       <w:r>
-        <w:t xml:space="preserve"> </w:t>
-      </w:r>
+        <w:t xml:space="preserve"> the trade list and the daily equity table from the engine.</w:t>
+      </w:r>
+    </w:p>
+    <w:p>
+      <w:pPr>
+        <w:pStyle w:val="ListBullet"/>
+      </w:pPr>
       <w:r>
         <w:rPr>
-          <w:rFonts w:ascii="Consolas" w:hAnsi="Consolas"/>
-          <w:sz w:val="19"/>
+          <w:b/>
         </w:rPr>
-        <w:t>cc_carry_return_pct</w:t>
-      </w:r>
-      <w:r>
-        <w:t xml:space="preserve">, </w:t>
-      </w:r>
+        <w:t>Current reading (jeera, cash-and-carry, defaults) †:</w:t>
+      </w:r>
+      <w:r>
+        <w:t xml:space="preserve"> 246 trading days; 124 opportunity days; 58 independent opportunities across 13 contracts; 9 completed trades with 3 more still open; 9 wins, 0 losses; net profit +Rs 2.09 lakh after funding (+Rs 3.80 lakh before); portfolio return 1.91% a year before funding and 1.05% after, on Rs 2 crore; max drawdown 1.01%; utilisation 14.25%; costs Rs 2.70 lakh of Rs 4.80 lakh gross.</w:t>
+      </w:r>
+    </w:p>
+    <w:p>
+      <w:pPr>
+        <w:pStyle w:val="ListBullet"/>
+      </w:pPr>
       <w:r>
         <w:rPr>
-          <w:rFonts w:ascii="Consolas" w:hAnsi="Consolas"/>
-          <w:sz w:val="19"/>
+          <w:b/>
         </w:rPr>
-        <w:t>tbill_pct</w:t>
-      </w:r>
-      <w:r>
-        <w:t xml:space="preserve">, </w:t>
-      </w:r>
+        <w:t>What you can infer:</w:t>
+      </w:r>
+      <w:r>
+        <w:t xml:space="preserve"> the trade is real and repeatable but small. Nine trades in a year, with at most Rs 93.7 lakh of Rs 2 crore in use at once.</w:t>
+      </w:r>
+    </w:p>
+    <w:p>
+      <w:pPr>
+        <w:pStyle w:val="ListBullet"/>
+      </w:pPr>
       <w:r>
         <w:rPr>
-          <w:rFonts w:ascii="Consolas" w:hAnsi="Consolas"/>
-          <w:sz w:val="19"/>
+          <w:b/>
         </w:rPr>
-        <w:t>tradeable_signal</w:t>
-      </w:r>
-      <w:r>
-        <w:t>; all cost inputs.</w:t>
+        <w:t>Caveats:</w:t>
+      </w:r>
+      <w:r>
+        <w:t xml:space="preserve"> every delivered trade wins, by construction: the spread is locked at entry and the engine only enters when it exceeds the costs. Real losses come from things outside the model: failed quality checks, delivery problems, buying above the polled spot price.</w:t>
+      </w:r>
+    </w:p>
+    <w:p>
+      <w:pPr>
+        <w:pStyle w:val="ListBullet"/>
+      </w:pPr>
+      <w:r>
+        <w:rPr>
+          <w:b/>
+        </w:rPr>
+        <w:t>Likely question:</w:t>
+      </w:r>
+      <w:r>
+        <w:t xml:space="preserve"> "Only 9 trades from 58 opportunities?" 24 were repeat signals on a contract already traded, 22 were on contracts too thin to trade one lot at 10% of volume, and 3 trades are still open.</w:t>
+      </w:r>
+    </w:p>
+    <w:p>
+      <w:pPr>
+        <w:pStyle w:val="Heading3"/>
+      </w:pPr>
+      <w:r>
+        <w:t>Quoted yield against actual return</w:t>
+      </w:r>
+    </w:p>
+    <w:p>
+      <w:pPr>
+        <w:pStyle w:val="ListBullet"/>
+      </w:pPr>
+      <w:r>
+        <w:rPr>
+          <w:b/>
+        </w:rPr>
+        <w:t>What it shows:</w:t>
+      </w:r>
+      <w:r>
+        <w:t xml:space="preserve"> two numbers side by side: the average quoted opportunity yield and the actual annualised return on capital, both before funding, with a sentence explaining the gap.</w:t>
       </w:r>
     </w:p>
     <w:p>
@@ -4652,7 +5822,21 @@
         <w:t>How calculated:</w:t>
       </w:r>
       <w:r>
-        <w:t xml:space="preserve"> (gross - storage - assaying - handling - fees) / spot x 365 / days. Funding is not deducted here.</w:t>
+        <w:t xml:space="preserve"> quoted = the average of the quoted annualised yield over every qualifying contract-day. Actual = net profit before funding / capital base, annualised.</w:t>
+      </w:r>
+    </w:p>
+    <w:p>
+      <w:pPr>
+        <w:pStyle w:val="ListBullet"/>
+      </w:pPr>
+      <w:r>
+        <w:rPr>
+          <w:b/>
+        </w:rPr>
+        <w:t>Current reading (jeera) †:</w:t>
+      </w:r>
+      <w:r>
+        <w:t xml:space="preserve"> quoted 21.28%, actual 1.91%. While it was in use, capital earned 13.39% a year before funding.</w:t>
       </w:r>
     </w:p>
     <w:p>
@@ -4666,7 +5850,7 @@
         <w:t>What you can infer:</w:t>
       </w:r>
       <w:r>
-        <w:t xml:space="preserve"> jeera was tradeable on 106 of 246 days; on those days the median locked return was 16.34% a year against a T-bill near 5.33%.</w:t>
+        <w:t xml:space="preserve"> the headline yield of a signal is not what a desk earns. Capital was in use 14.25% of the time; each rupee of goods needed Rs 1.18 of capital; and most opportunities could not be traded.</w:t>
       </w:r>
     </w:p>
     <w:p>
@@ -4680,7 +5864,7 @@
         <w:t>Caveats:</w:t>
       </w:r>
       <w:r>
-        <w:t xml:space="preserve"> the axis is clipped at -60% and +90%. Short-dated values are greyed because annualising exaggerates them.</w:t>
+        <w:t xml:space="preserve"> idle cash is assumed to earn nothing. In practice it would sit in T-bills, which would add about 5% on the idle part.</w:t>
       </w:r>
     </w:p>
     <w:p>
@@ -4694,7 +5878,7 @@
         <w:t>Likely question:</w:t>
       </w:r>
       <w:r>
-        <w:t xml:space="preserve"> "Why is the return quoted before funding?" So it can be compared with the T-bill without counting interest twice. Net profit, shown elsewhere, does deduct funding.</w:t>
+        <w:t xml:space="preserve"> "So what does the strategy really return?" About 13% a year on capital while it is deployed, before funding, against a T-bill near 5.3%. On the whole capital base it adds about 1.9 points, because the capital is idle most of the year.</w:t>
       </w:r>
     </w:p>
     <w:p>
@@ -4702,7 +5886,296 @@
         <w:pStyle w:val="Heading3"/>
       </w:pPr>
       <w:r>
-        <w:t>Reverse-arb return †</w:t>
+        <w:t>Charts</w:t>
+      </w:r>
+    </w:p>
+    <w:tbl>
+      <w:tblPr>
+        <w:tblStyle w:val="TableGrid"/>
+        <w:tblW w:type="auto" w:w="0"/>
+        <w:jc w:val="center"/>
+        <w:tblLook w:firstColumn="1" w:firstRow="1" w:lastColumn="0" w:lastRow="0" w:noHBand="0" w:noVBand="1" w:val="04A0"/>
+      </w:tblPr>
+      <w:tblGrid>
+        <w:gridCol w:w="3213"/>
+        <w:gridCol w:w="3213"/>
+        <w:gridCol w:w="3213"/>
+      </w:tblGrid>
+      <w:tr>
+        <w:tc>
+          <w:tcPr>
+            <w:tcW w:type="dxa" w:w="3213"/>
+            <w:shd w:val="clear" w:color="auto" w:fill="DCE8F7"/>
+          </w:tcPr>
+          <w:p>
+            <w:r>
+              <w:rPr>
+                <w:b/>
+                <w:sz w:val="18"/>
+              </w:rPr>
+              <w:t>Chart</w:t>
+            </w:r>
+          </w:p>
+        </w:tc>
+        <w:tc>
+          <w:tcPr>
+            <w:tcW w:type="dxa" w:w="3213"/>
+            <w:shd w:val="clear" w:color="auto" w:fill="DCE8F7"/>
+          </w:tcPr>
+          <w:p>
+            <w:r>
+              <w:rPr>
+                <w:b/>
+                <w:sz w:val="18"/>
+              </w:rPr>
+              <w:t>What it shows</w:t>
+            </w:r>
+          </w:p>
+        </w:tc>
+        <w:tc>
+          <w:tcPr>
+            <w:tcW w:type="dxa" w:w="3213"/>
+            <w:shd w:val="clear" w:color="auto" w:fill="DCE8F7"/>
+          </w:tcPr>
+          <w:p>
+            <w:r>
+              <w:rPr>
+                <w:b/>
+                <w:sz w:val="18"/>
+              </w:rPr>
+              <w:t>What to read from it</w:t>
+            </w:r>
+          </w:p>
+        </w:tc>
+      </w:tr>
+      <w:tr>
+        <w:tc>
+          <w:tcPr>
+            <w:tcW w:type="dxa" w:w="3213"/>
+          </w:tcPr>
+          <w:p>
+            <w:r>
+              <w:rPr>
+                <w:b w:val="0"/>
+                <w:sz w:val="18"/>
+              </w:rPr>
+              <w:t>Entries and exits on price</w:t>
+            </w:r>
+          </w:p>
+        </w:tc>
+        <w:tc>
+          <w:tcPr>
+            <w:tcW w:type="dxa" w:w="3213"/>
+          </w:tcPr>
+          <w:p>
+            <w:r>
+              <w:rPr>
+                <w:b w:val="0"/>
+                <w:sz w:val="18"/>
+              </w:rPr>
+              <w:t>Spot and active futures, with a triangle at each entry and a cross at each exit</w:t>
+            </w:r>
+          </w:p>
+        </w:tc>
+        <w:tc>
+          <w:tcPr>
+            <w:tcW w:type="dxa" w:w="3213"/>
+          </w:tcPr>
+          <w:p>
+            <w:r>
+              <w:rPr>
+                <w:b w:val="0"/>
+                <w:sz w:val="18"/>
+              </w:rPr>
+              <w:t>Trades cluster after futures run ahead of spot; average holding period 59 days</w:t>
+            </w:r>
+          </w:p>
+        </w:tc>
+      </w:tr>
+      <w:tr>
+        <w:tc>
+          <w:tcPr>
+            <w:tcW w:type="dxa" w:w="3213"/>
+          </w:tcPr>
+          <w:p>
+            <w:r>
+              <w:rPr>
+                <w:b w:val="0"/>
+                <w:sz w:val="18"/>
+              </w:rPr>
+              <w:t>Equity and capital in use</w:t>
+            </w:r>
+          </w:p>
+        </w:tc>
+        <w:tc>
+          <w:tcPr>
+            <w:tcW w:type="dxa" w:w="3213"/>
+          </w:tcPr>
+          <w:p>
+            <w:r>
+              <w:rPr>
+                <w:b w:val="0"/>
+                <w:sz w:val="18"/>
+              </w:rPr>
+              <w:t>Daily mark-to-market equity above; cash deployed (and inventory released) below, on separate scales</w:t>
+            </w:r>
+          </w:p>
+        </w:tc>
+        <w:tc>
+          <w:tcPr>
+            <w:tcW w:type="dxa" w:w="3213"/>
+          </w:tcPr>
+          <w:p>
+            <w:r>
+              <w:rPr>
+                <w:b w:val="0"/>
+                <w:sz w:val="18"/>
+              </w:rPr>
+              <w:t>Equity dips while a trade is open even though the delivered profit is locked; capital is idle for long stretches</w:t>
+            </w:r>
+          </w:p>
+        </w:tc>
+      </w:tr>
+      <w:tr>
+        <w:tc>
+          <w:tcPr>
+            <w:tcW w:type="dxa" w:w="3213"/>
+          </w:tcPr>
+          <w:p>
+            <w:r>
+              <w:rPr>
+                <w:b w:val="0"/>
+                <w:sz w:val="18"/>
+              </w:rPr>
+              <w:t>Cumulative realised P&amp;L</w:t>
+            </w:r>
+          </w:p>
+        </w:tc>
+        <w:tc>
+          <w:tcPr>
+            <w:tcW w:type="dxa" w:w="3213"/>
+          </w:tcPr>
+          <w:p>
+            <w:r>
+              <w:rPr>
+                <w:b w:val="0"/>
+                <w:sz w:val="18"/>
+              </w:rPr>
+              <w:t>A step line that rises each time a trade closes</w:t>
+            </w:r>
+          </w:p>
+        </w:tc>
+        <w:tc>
+          <w:tcPr>
+            <w:tcW w:type="dxa" w:w="3213"/>
+          </w:tcPr>
+          <w:p>
+            <w:r>
+              <w:rPr>
+                <w:b w:val="0"/>
+                <w:sz w:val="18"/>
+              </w:rPr>
+              <w:t>Profit arrives in steps at expiries, not smoothly</w:t>
+            </w:r>
+          </w:p>
+        </w:tc>
+      </w:tr>
+      <w:tr>
+        <w:tc>
+          <w:tcPr>
+            <w:tcW w:type="dxa" w:w="3213"/>
+          </w:tcPr>
+          <w:p>
+            <w:r>
+              <w:rPr>
+                <w:b w:val="0"/>
+                <w:sz w:val="18"/>
+              </w:rPr>
+              <w:t>Monthly P&amp;L</w:t>
+            </w:r>
+          </w:p>
+        </w:tc>
+        <w:tc>
+          <w:tcPr>
+            <w:tcW w:type="dxa" w:w="3213"/>
+          </w:tcPr>
+          <w:p>
+            <w:r>
+              <w:rPr>
+                <w:b w:val="0"/>
+                <w:sz w:val="18"/>
+              </w:rPr>
+              <w:t>Net P&amp;L by the month each trade closed</w:t>
+            </w:r>
+          </w:p>
+        </w:tc>
+        <w:tc>
+          <w:tcPr>
+            <w:tcW w:type="dxa" w:w="3213"/>
+          </w:tcPr>
+          <w:p>
+            <w:r>
+              <w:rPr>
+                <w:b w:val="0"/>
+                <w:sz w:val="18"/>
+              </w:rPr>
+              <w:t>Which expiries paid</w:t>
+            </w:r>
+          </w:p>
+        </w:tc>
+      </w:tr>
+      <w:tr>
+        <w:tc>
+          <w:tcPr>
+            <w:tcW w:type="dxa" w:w="3213"/>
+          </w:tcPr>
+          <w:p>
+            <w:r>
+              <w:rPr>
+                <w:b w:val="0"/>
+                <w:sz w:val="18"/>
+              </w:rPr>
+              <w:t>Cost breakdown</w:t>
+            </w:r>
+          </w:p>
+        </w:tc>
+        <w:tc>
+          <w:tcPr>
+            <w:tcW w:type="dxa" w:w="3213"/>
+          </w:tcPr>
+          <w:p>
+            <w:r>
+              <w:rPr>
+                <w:b w:val="0"/>
+                <w:sz w:val="18"/>
+              </w:rPr>
+              <w:t>Total of each cost line</w:t>
+            </w:r>
+          </w:p>
+        </w:tc>
+        <w:tc>
+          <w:tcPr>
+            <w:tcW w:type="dxa" w:w="3213"/>
+          </w:tcPr>
+          <w:p>
+            <w:r>
+              <w:rPr>
+                <w:b w:val="0"/>
+                <w:sz w:val="18"/>
+              </w:rPr>
+              <w:t>For jeera, funding is the largest (Rs 1.71 lakh), then assaying (Rs 0.45 lakh) and storage (Rs 0.28 lakh)</w:t>
+            </w:r>
+          </w:p>
+        </w:tc>
+      </w:tr>
+    </w:tbl>
+    <w:p/>
+    <w:p>
+      <w:pPr>
+        <w:pStyle w:val="Heading3"/>
+      </w:pPr>
+      <w:r>
+        <w:t>Trade history</w:t>
       </w:r>
     </w:p>
     <w:p>
@@ -4716,16 +6189,21 @@
         <w:t>What it shows:</w:t>
       </w:r>
       <w:r>
-        <w:t xml:space="preserve"> the same chart for a stock holder selling spot and buying futures. Because it sits beside the T-bill line, the line drawn is the return </w:t>
-      </w:r>
+        <w:t xml:space="preserve"> one row per completed trade: entry and exit dates and prices, lots, days held, capital used, every cost line, gross and net P&amp;L, the quoted yield at entry, and the realised annualised return before and after funding. A column states which prices are actual and which are assumed. Downloadable as CSV.</w:t>
+      </w:r>
+    </w:p>
+    <w:p>
+      <w:pPr>
+        <w:pStyle w:val="ListBullet"/>
+      </w:pPr>
       <w:r>
         <w:rPr>
           <w:b/>
         </w:rPr>
-        <w:t>excluding avoided funding</w:t>
-      </w:r>
-      <w:r>
-        <w:t>.</w:t>
+        <w:t>Current reading:</w:t>
+      </w:r>
+      <w:r>
+        <w:t xml:space="preserve"> the first jeera trade was 7 lots of JEERAUNJHA20NOV2025 entered on 13 Oct 2025 at a quoted 14.97%; it realised 12.72% a year before funding on the capital used, and 6.30% after.</w:t>
       </w:r>
     </w:p>
     <w:p>
@@ -4736,40 +6214,18 @@
         <w:rPr>
           <w:b/>
         </w:rPr>
-        <w:t>Inputs:</w:t>
-      </w:r>
-      <w:r>
-        <w:t xml:space="preserve"> </w:t>
-      </w:r>
-      <w:r>
-        <w:rPr>
-          <w:rFonts w:ascii="Consolas" w:hAnsi="Consolas"/>
-          <w:sz w:val="19"/>
-        </w:rPr>
-        <w:t>rev_return_ex_funding_pct</w:t>
-      </w:r>
-      <w:r>
-        <w:t xml:space="preserve">, </w:t>
-      </w:r>
-      <w:r>
-        <w:rPr>
-          <w:rFonts w:ascii="Consolas" w:hAnsi="Consolas"/>
-          <w:sz w:val="19"/>
-        </w:rPr>
-        <w:t>rev_return_pct</w:t>
-      </w:r>
-      <w:r>
-        <w:t xml:space="preserve">, </w:t>
-      </w:r>
-      <w:r>
-        <w:rPr>
-          <w:rFonts w:ascii="Consolas" w:hAnsi="Consolas"/>
-          <w:sz w:val="19"/>
-        </w:rPr>
-        <w:t>tradeable_signal</w:t>
-      </w:r>
-      <w:r>
-        <w:t>.</w:t>
+        <w:t>Caveats:</w:t>
+      </w:r>
+      <w:r>
+        <w:t xml:space="preserve"> positions still open on the last day are not listed; their value is in the equity curve.</w:t>
+      </w:r>
+    </w:p>
+    <w:p>
+      <w:pPr>
+        <w:pStyle w:val="Heading3"/>
+      </w:pPr>
+      <w:r>
+        <w:t>Strategy comparison</w:t>
       </w:r>
     </w:p>
     <w:p>
@@ -4780,12 +6236,495 @@
         <w:rPr>
           <w:b/>
         </w:rPr>
-        <w:t>How calculated:</w:t>
-      </w:r>
-      <w:r>
-        <w:t xml:space="preserve"> full return = (spot - futures + avoided funding + avoided storage - transaction costs) / spot x 365 / days. The line drawn leaves out the avoided funding.</w:t>
-      </w:r>
-    </w:p>
+        <w:t>What it shows:</w:t>
+      </w:r>
+      <w:r>
+        <w:t xml:space="preserve"> the same settings run three ways.</w:t>
+      </w:r>
+    </w:p>
+    <w:tbl>
+      <w:tblPr>
+        <w:tblStyle w:val="TableGrid"/>
+        <w:tblW w:type="auto" w:w="0"/>
+        <w:jc w:val="center"/>
+        <w:tblLook w:firstColumn="1" w:firstRow="1" w:lastColumn="0" w:lastRow="0" w:noHBand="0" w:noVBand="1" w:val="04A0"/>
+      </w:tblPr>
+      <w:tblGrid>
+        <w:gridCol w:w="1205"/>
+        <w:gridCol w:w="1205"/>
+        <w:gridCol w:w="1205"/>
+        <w:gridCol w:w="1205"/>
+        <w:gridCol w:w="1205"/>
+        <w:gridCol w:w="1205"/>
+        <w:gridCol w:w="1205"/>
+        <w:gridCol w:w="1205"/>
+      </w:tblGrid>
+      <w:tr>
+        <w:tc>
+          <w:tcPr>
+            <w:tcW w:type="dxa" w:w="1205"/>
+            <w:shd w:val="clear" w:color="auto" w:fill="DCE8F7"/>
+          </w:tcPr>
+          <w:p>
+            <w:r>
+              <w:rPr>
+                <w:b/>
+                <w:sz w:val="18"/>
+              </w:rPr>
+              <w:t>Strategy (jeera, defaults) †</w:t>
+            </w:r>
+          </w:p>
+        </w:tc>
+        <w:tc>
+          <w:tcPr>
+            <w:tcW w:type="dxa" w:w="1205"/>
+            <w:shd w:val="clear" w:color="auto" w:fill="DCE8F7"/>
+          </w:tcPr>
+          <w:p>
+            <w:r>
+              <w:rPr>
+                <w:b/>
+                <w:sz w:val="18"/>
+              </w:rPr>
+              <w:t>Opportunities</w:t>
+            </w:r>
+          </w:p>
+        </w:tc>
+        <w:tc>
+          <w:tcPr>
+            <w:tcW w:type="dxa" w:w="1205"/>
+            <w:shd w:val="clear" w:color="auto" w:fill="DCE8F7"/>
+          </w:tcPr>
+          <w:p>
+            <w:r>
+              <w:rPr>
+                <w:b/>
+                <w:sz w:val="18"/>
+              </w:rPr>
+              <w:t>Trades</w:t>
+            </w:r>
+          </w:p>
+        </w:tc>
+        <w:tc>
+          <w:tcPr>
+            <w:tcW w:type="dxa" w:w="1205"/>
+            <w:shd w:val="clear" w:color="auto" w:fill="DCE8F7"/>
+          </w:tcPr>
+          <w:p>
+            <w:r>
+              <w:rPr>
+                <w:b/>
+                <w:sz w:val="18"/>
+              </w:rPr>
+              <w:t>Capital base</w:t>
+            </w:r>
+          </w:p>
+        </w:tc>
+        <w:tc>
+          <w:tcPr>
+            <w:tcW w:type="dxa" w:w="1205"/>
+            <w:shd w:val="clear" w:color="auto" w:fill="DCE8F7"/>
+          </w:tcPr>
+          <w:p>
+            <w:r>
+              <w:rPr>
+                <w:b/>
+                <w:sz w:val="18"/>
+              </w:rPr>
+              <w:t>Net profit</w:t>
+            </w:r>
+          </w:p>
+        </w:tc>
+        <w:tc>
+          <w:tcPr>
+            <w:tcW w:type="dxa" w:w="1205"/>
+            <w:shd w:val="clear" w:color="auto" w:fill="DCE8F7"/>
+          </w:tcPr>
+          <w:p>
+            <w:r>
+              <w:rPr>
+                <w:b/>
+                <w:sz w:val="18"/>
+              </w:rPr>
+              <w:t>Return a year before funding</w:t>
+            </w:r>
+          </w:p>
+        </w:tc>
+        <w:tc>
+          <w:tcPr>
+            <w:tcW w:type="dxa" w:w="1205"/>
+            <w:shd w:val="clear" w:color="auto" w:fill="DCE8F7"/>
+          </w:tcPr>
+          <w:p>
+            <w:r>
+              <w:rPr>
+                <w:b/>
+                <w:sz w:val="18"/>
+              </w:rPr>
+              <w:t>After funding</w:t>
+            </w:r>
+          </w:p>
+        </w:tc>
+        <w:tc>
+          <w:tcPr>
+            <w:tcW w:type="dxa" w:w="1205"/>
+            <w:shd w:val="clear" w:color="auto" w:fill="DCE8F7"/>
+          </w:tcPr>
+          <w:p>
+            <w:r>
+              <w:rPr>
+                <w:b/>
+                <w:sz w:val="18"/>
+              </w:rPr>
+              <w:t>Max drawdown</w:t>
+            </w:r>
+          </w:p>
+        </w:tc>
+      </w:tr>
+      <w:tr>
+        <w:tc>
+          <w:tcPr>
+            <w:tcW w:type="dxa" w:w="1205"/>
+          </w:tcPr>
+          <w:p>
+            <w:r>
+              <w:rPr>
+                <w:b w:val="0"/>
+                <w:sz w:val="18"/>
+              </w:rPr>
+              <w:t>Cash-and-carry</w:t>
+            </w:r>
+          </w:p>
+        </w:tc>
+        <w:tc>
+          <w:tcPr>
+            <w:tcW w:type="dxa" w:w="1205"/>
+          </w:tcPr>
+          <w:p>
+            <w:r>
+              <w:rPr>
+                <w:b w:val="0"/>
+                <w:sz w:val="18"/>
+              </w:rPr>
+              <w:t>58</w:t>
+            </w:r>
+          </w:p>
+        </w:tc>
+        <w:tc>
+          <w:tcPr>
+            <w:tcW w:type="dxa" w:w="1205"/>
+          </w:tcPr>
+          <w:p>
+            <w:r>
+              <w:rPr>
+                <w:b w:val="0"/>
+                <w:sz w:val="18"/>
+              </w:rPr>
+              <w:t>9</w:t>
+            </w:r>
+          </w:p>
+        </w:tc>
+        <w:tc>
+          <w:tcPr>
+            <w:tcW w:type="dxa" w:w="1205"/>
+          </w:tcPr>
+          <w:p>
+            <w:r>
+              <w:rPr>
+                <w:b w:val="0"/>
+                <w:sz w:val="18"/>
+              </w:rPr>
+              <w:t>Rs 2.00 crore cash</w:t>
+            </w:r>
+          </w:p>
+        </w:tc>
+        <w:tc>
+          <w:tcPr>
+            <w:tcW w:type="dxa" w:w="1205"/>
+          </w:tcPr>
+          <w:p>
+            <w:r>
+              <w:rPr>
+                <w:b w:val="0"/>
+                <w:sz w:val="18"/>
+              </w:rPr>
+              <w:t>+Rs 2.09 lakh</w:t>
+            </w:r>
+          </w:p>
+        </w:tc>
+        <w:tc>
+          <w:tcPr>
+            <w:tcW w:type="dxa" w:w="1205"/>
+          </w:tcPr>
+          <w:p>
+            <w:r>
+              <w:rPr>
+                <w:b w:val="0"/>
+                <w:sz w:val="18"/>
+              </w:rPr>
+              <w:t>1.91%</w:t>
+            </w:r>
+          </w:p>
+        </w:tc>
+        <w:tc>
+          <w:tcPr>
+            <w:tcW w:type="dxa" w:w="1205"/>
+          </w:tcPr>
+          <w:p>
+            <w:r>
+              <w:rPr>
+                <w:b w:val="0"/>
+                <w:sz w:val="18"/>
+              </w:rPr>
+              <w:t>1.05%</w:t>
+            </w:r>
+          </w:p>
+        </w:tc>
+        <w:tc>
+          <w:tcPr>
+            <w:tcW w:type="dxa" w:w="1205"/>
+          </w:tcPr>
+          <w:p>
+            <w:r>
+              <w:rPr>
+                <w:b w:val="0"/>
+                <w:sz w:val="18"/>
+              </w:rPr>
+              <w:t>1.01%</w:t>
+            </w:r>
+          </w:p>
+        </w:tc>
+      </w:tr>
+      <w:tr>
+        <w:tc>
+          <w:tcPr>
+            <w:tcW w:type="dxa" w:w="1205"/>
+          </w:tcPr>
+          <w:p>
+            <w:r>
+              <w:rPr>
+                <w:b w:val="0"/>
+                <w:sz w:val="18"/>
+              </w:rPr>
+              <w:t>Reverse arb (inventory)</w:t>
+            </w:r>
+          </w:p>
+        </w:tc>
+        <w:tc>
+          <w:tcPr>
+            <w:tcW w:type="dxa" w:w="1205"/>
+          </w:tcPr>
+          <w:p>
+            <w:r>
+              <w:rPr>
+                <w:b w:val="0"/>
+                <w:sz w:val="18"/>
+              </w:rPr>
+              <w:t>10</w:t>
+            </w:r>
+          </w:p>
+        </w:tc>
+        <w:tc>
+          <w:tcPr>
+            <w:tcW w:type="dxa" w:w="1205"/>
+          </w:tcPr>
+          <w:p>
+            <w:r>
+              <w:rPr>
+                <w:b w:val="0"/>
+                <w:sz w:val="18"/>
+              </w:rPr>
+              <w:t>4</w:t>
+            </w:r>
+          </w:p>
+        </w:tc>
+        <w:tc>
+          <w:tcPr>
+            <w:tcW w:type="dxa" w:w="1205"/>
+          </w:tcPr>
+          <w:p>
+            <w:r>
+              <w:rPr>
+                <w:b w:val="0"/>
+                <w:sz w:val="18"/>
+              </w:rPr>
+              <w:t>Rs 1.71 crore of stock</w:t>
+            </w:r>
+          </w:p>
+        </w:tc>
+        <w:tc>
+          <w:tcPr>
+            <w:tcW w:type="dxa" w:w="1205"/>
+          </w:tcPr>
+          <w:p>
+            <w:r>
+              <w:rPr>
+                <w:b w:val="0"/>
+                <w:sz w:val="18"/>
+              </w:rPr>
+              <w:t>+Rs 15.60 lakh</w:t>
+            </w:r>
+          </w:p>
+        </w:tc>
+        <w:tc>
+          <w:tcPr>
+            <w:tcW w:type="dxa" w:w="1205"/>
+          </w:tcPr>
+          <w:p>
+            <w:r>
+              <w:rPr>
+                <w:b w:val="0"/>
+                <w:sz w:val="18"/>
+              </w:rPr>
+              <w:t>6.95%</w:t>
+            </w:r>
+          </w:p>
+        </w:tc>
+        <w:tc>
+          <w:tcPr>
+            <w:tcW w:type="dxa" w:w="1205"/>
+          </w:tcPr>
+          <w:p>
+            <w:r>
+              <w:rPr>
+                <w:b w:val="0"/>
+                <w:sz w:val="18"/>
+              </w:rPr>
+              <w:t>9.17%</w:t>
+            </w:r>
+          </w:p>
+        </w:tc>
+        <w:tc>
+          <w:tcPr>
+            <w:tcW w:type="dxa" w:w="1205"/>
+          </w:tcPr>
+          <w:p>
+            <w:r>
+              <w:rPr>
+                <w:b w:val="0"/>
+                <w:sz w:val="18"/>
+              </w:rPr>
+              <w:t>3.57%</w:t>
+            </w:r>
+          </w:p>
+        </w:tc>
+      </w:tr>
+      <w:tr>
+        <w:tc>
+          <w:tcPr>
+            <w:tcW w:type="dxa" w:w="1205"/>
+          </w:tcPr>
+          <w:p>
+            <w:r>
+              <w:rPr>
+                <w:b w:val="0"/>
+                <w:sz w:val="18"/>
+              </w:rPr>
+              <w:t>Combined</w:t>
+            </w:r>
+          </w:p>
+        </w:tc>
+        <w:tc>
+          <w:tcPr>
+            <w:tcW w:type="dxa" w:w="1205"/>
+          </w:tcPr>
+          <w:p>
+            <w:r>
+              <w:rPr>
+                <w:b w:val="0"/>
+                <w:sz w:val="18"/>
+              </w:rPr>
+              <w:t>68</w:t>
+            </w:r>
+          </w:p>
+        </w:tc>
+        <w:tc>
+          <w:tcPr>
+            <w:tcW w:type="dxa" w:w="1205"/>
+          </w:tcPr>
+          <w:p>
+            <w:r>
+              <w:rPr>
+                <w:b w:val="0"/>
+                <w:sz w:val="18"/>
+              </w:rPr>
+              <w:t>10</w:t>
+            </w:r>
+          </w:p>
+        </w:tc>
+        <w:tc>
+          <w:tcPr>
+            <w:tcW w:type="dxa" w:w="1205"/>
+          </w:tcPr>
+          <w:p>
+            <w:r>
+              <w:rPr>
+                <w:b w:val="0"/>
+                <w:sz w:val="18"/>
+              </w:rPr>
+              <w:t>Rs 3.71 crore</w:t>
+            </w:r>
+          </w:p>
+        </w:tc>
+        <w:tc>
+          <w:tcPr>
+            <w:tcW w:type="dxa" w:w="1205"/>
+          </w:tcPr>
+          <w:p>
+            <w:r>
+              <w:rPr>
+                <w:b w:val="0"/>
+                <w:sz w:val="18"/>
+              </w:rPr>
+              <w:t>+Rs 5.55 lakh</w:t>
+            </w:r>
+          </w:p>
+        </w:tc>
+        <w:tc>
+          <w:tcPr>
+            <w:tcW w:type="dxa" w:w="1205"/>
+          </w:tcPr>
+          <w:p>
+            <w:r>
+              <w:rPr>
+                <w:b w:val="0"/>
+                <w:sz w:val="18"/>
+              </w:rPr>
+              <w:t>1.62%</w:t>
+            </w:r>
+          </w:p>
+        </w:tc>
+        <w:tc>
+          <w:tcPr>
+            <w:tcW w:type="dxa" w:w="1205"/>
+          </w:tcPr>
+          <w:p>
+            <w:r>
+              <w:rPr>
+                <w:b w:val="0"/>
+                <w:sz w:val="18"/>
+              </w:rPr>
+              <w:t>1.50%</w:t>
+            </w:r>
+          </w:p>
+        </w:tc>
+        <w:tc>
+          <w:tcPr>
+            <w:tcW w:type="dxa" w:w="1205"/>
+          </w:tcPr>
+          <w:p>
+            <w:r>
+              <w:rPr>
+                <w:b w:val="0"/>
+                <w:sz w:val="18"/>
+              </w:rPr>
+              <w:t>0.64%</w:t>
+            </w:r>
+          </w:p>
+        </w:tc>
+      </w:tr>
+    </w:tbl>
+    <w:p/>
     <w:p>
       <w:pPr>
         <w:pStyle w:val="ListBullet"/>
@@ -4797,7 +6736,7 @@
         <w:t>What you can infer:</w:t>
       </w:r>
       <w:r>
-        <w:t xml:space="preserve"> jeera reverse arb was tradeable on 108 days. The median gain was 25.76% a year including interest saved and 19.39% excluding it. Guar seed: 157 days, 20.52% and 14.08%.</w:t>
+        <w:t xml:space="preserve"> for someone who already holds jeera, selling spot and buying futures when futures are cheap earned far more than cash-and-carry did for a cash investor.</w:t>
       </w:r>
     </w:p>
     <w:p>
@@ -4811,7 +6750,7 @@
         <w:t>Caveats:</w:t>
       </w:r>
       <w:r>
-        <w:t xml:space="preserve"> only available to someone holding stock. The interest saved is earned at about the T-bill rate, so it is left out of the T-bill comparison to avoid counting it twice.</w:t>
+        <w:t xml:space="preserve"> the bases differ: cash for cash-and-carry, the value of 30 lots of stock for reverse arb. Reverse arb's after-funding figure includes interest earned on the cash released. Combined earns less than reverse arb alone because only one position is allowed per contract, so a cash-and-carry held to expiry blocks a later reverse trade in that contract.</w:t>
       </w:r>
     </w:p>
     <w:p>
@@ -4825,7 +6764,7 @@
         <w:t>Likely question:</w:t>
       </w:r>
       <w:r>
-        <w:t xml:space="preserve"> "Why give reverse arb equal space?" In guar seed it is the dominant state of the market: 64% of days.</w:t>
+        <w:t xml:space="preserve"> "Why is reverse arb better?" It has no one-off assaying or handling cost, ties up no cash, and the futures discount was often large. But it is only open to someone who already owns the stock.</w:t>
       </w:r>
     </w:p>
     <w:p>
@@ -4833,7 +6772,7 @@
         <w:pStyle w:val="Heading3"/>
       </w:pPr>
       <w:r>
-        <w:t>Cost waterfall †</w:t>
+        <w:t>Sensitivity grid</w:t>
       </w:r>
     </w:p>
     <w:p>
@@ -4847,7 +6786,7 @@
         <w:t>What it shows:</w:t>
       </w:r>
       <w:r>
-        <w:t xml:space="preserve"> the latest day's cash-and-carry per quintal: the futures premium (futures minus spot), then each cost, then net profit.</w:t>
+        <w:t xml:space="preserve"> entry threshold (8, 12, 15, 20%) against futures margin (10, 15, 25%): trades, net profit after funding, and annualised return on total capital before funding.</w:t>
       </w:r>
     </w:p>
     <w:p>
@@ -4858,38 +6797,10 @@
         <w:rPr>
           <w:b/>
         </w:rPr>
-        <w:t>Inputs:</w:t>
-      </w:r>
-      <w:r>
-        <w:t xml:space="preserve"> the latest day's row; all cost inputs.</w:t>
-      </w:r>
-    </w:p>
-    <w:p>
-      <w:pPr>
-        <w:pStyle w:val="ListBullet"/>
-      </w:pPr>
-      <w:r>
-        <w:rPr>
-          <w:b/>
-        </w:rPr>
-        <w:t>How calculated:</w:t>
-      </w:r>
-      <w:r>
-        <w:t xml:space="preserve"> each bar is one line of the cost model; storage and assaying are shown before GST, with all GST in its own bar.</w:t>
-      </w:r>
-    </w:p>
-    <w:p>
-      <w:pPr>
-        <w:pStyle w:val="ListBullet"/>
-      </w:pPr>
-      <w:r>
-        <w:rPr>
-          <w:b/>
-        </w:rPr>
-        <w:t>What you can infer:</w:t>
-      </w:r>
-      <w:r>
-        <w:t xml:space="preserve"> on 9 Oct 2026 jeera's +Rs 204.00 futures premium loses Rs 126.25 to costs. Assaying (Rs 50.00 before GST) is the largest, then funding (Rs 44.36). Net +Rs 77.75 per quintal, or +Rs 2,332 per 3 MT lot.</w:t>
+        <w:t>Current reading (jeera, cash-and-carry) †:</w:t>
+      </w:r>
+      <w:r>
+        <w:t xml:space="preserve"> at 15% margin, raising the threshold from 8% to 20% cuts trades from 10 to 7 and lifts net profit from Rs 1.37 lakh to Rs 3.52 lakh. Waiting for a wider spread paid more than trading early.</w:t>
       </w:r>
     </w:p>
     <w:p>
@@ -4903,7 +6814,15 @@
         <w:t>Caveats:</w:t>
       </w:r>
       <w:r>
-        <w:t xml:space="preserve"> one day only. On a longer-dated trade funding and storage would be larger and assaying relatively smaller.</w:t>
+        <w:t xml:space="preserve"> twelve runs on one year; a higher threshold in a quieter year could mean no trades at all.</w:t>
+      </w:r>
+    </w:p>
+    <w:p>
+      <w:pPr>
+        <w:pStyle w:val="Heading3"/>
+      </w:pPr>
+      <w:r>
+        <w:t>Limitations of the backtest</w:t>
       </w:r>
     </w:p>
     <w:p>
@@ -4911,21 +6830,7 @@
         <w:pStyle w:val="ListBullet"/>
       </w:pPr>
       <w:r>
-        <w:rPr>
-          <w:b/>
-        </w:rPr>
-        <w:t>Likely question:</w:t>
-      </w:r>
-      <w:r>
-        <w:t xml:space="preserve"> "What is the biggest cost?" For a short trade, the one-off assaying charge. For a long one, funding.</w:t>
-      </w:r>
-    </w:p>
-    <w:p>
-      <w:pPr>
-        <w:pStyle w:val="Heading3"/>
-      </w:pPr>
-      <w:r>
-        <w:t>Break-even storage against actual storage †</w:t>
+        <w:t>One year of data, 9 to 13 trades per strategy: far too few to estimate a distribution.</w:t>
       </w:r>
     </w:p>
     <w:p>
@@ -4933,13 +6838,7 @@
         <w:pStyle w:val="ListBullet"/>
       </w:pPr>
       <w:r>
-        <w:rPr>
-          <w:b/>
-        </w:rPr>
-        <w:t>What it shows:</w:t>
-      </w:r>
-      <w:r>
-        <w:t xml:space="preserve"> the storage rate at which cash-and-carry would make zero, over time, against the actual NCCL rate.</w:t>
+        <w:t>Spot is the polled reference price. A desk's real purchase price, mandi fees and transport are not in the default run.</w:t>
       </w:r>
     </w:p>
     <w:p>
@@ -4947,23 +6846,7 @@
         <w:pStyle w:val="ListBullet"/>
       </w:pPr>
       <w:r>
-        <w:rPr>
-          <w:b/>
-        </w:rPr>
-        <w:t>Inputs:</w:t>
-      </w:r>
-      <w:r>
-        <w:t xml:space="preserve"> </w:t>
-      </w:r>
-      <w:r>
-        <w:rPr>
-          <w:rFonts w:ascii="Consolas" w:hAnsi="Consolas"/>
-          <w:sz w:val="19"/>
-        </w:rPr>
-        <w:t>break_even_storage</w:t>
-      </w:r>
-      <w:r>
-        <w:t>, the NCCL storage rate.</w:t>
+        <w:t>The 15% margin and 2% buffer are assumptions; margins change and rise near expiry.</w:t>
       </w:r>
     </w:p>
     <w:p>
@@ -4971,13 +6854,7 @@
         <w:pStyle w:val="ListBullet"/>
       </w:pPr>
       <w:r>
-        <w:rPr>
-          <w:b/>
-        </w:rPr>
-        <w:t>How calculated:</w:t>
-      </w:r>
-      <w:r>
-        <w:t xml:space="preserve"> (futures premium - all costs other than storage) / (days x GST multiplier).</w:t>
+        <w:t>Trades are entered at the close in whole lots, with no market impact beyond the 10% volume cap.</w:t>
       </w:r>
     </w:p>
     <w:p>
@@ -4985,13 +6862,7 @@
         <w:pStyle w:val="ListBullet"/>
       </w:pPr>
       <w:r>
-        <w:rPr>
-          <w:b/>
-        </w:rPr>
-        <w:t>What you can infer:</w:t>
-      </w:r>
-      <w:r>
-        <w:t xml:space="preserve"> jeera's break-even was above the actual Rs 0.70 on 43% of days. On 9 Oct 2026 it was Rs 7.29: storage could be ten times dearer and the trade would still pay.</w:t>
+        <w:t>Idle cash earns nothing in the model.</w:t>
       </w:r>
     </w:p>
     <w:p>
@@ -4999,13 +6870,7 @@
         <w:pStyle w:val="ListBullet"/>
       </w:pPr>
       <w:r>
-        <w:rPr>
-          <w:b/>
-        </w:rPr>
-        <w:t>Caveats:</w:t>
-      </w:r>
-      <w:r>
-        <w:t xml:space="preserve"> axis clipped at -15 and 25. Below zero means futures do not even cover funding and one-off costs.</w:t>
+        <w:t>Delivery is assumed to work: goods pass assay and are accepted. The 3-day average spot rule for final settlement is inferred from the data; the backtest uses the actual settlement price and does not rely on it.</w:t>
       </w:r>
     </w:p>
     <w:p>
@@ -5013,210 +6878,7 @@
         <w:pStyle w:val="ListBullet"/>
       </w:pPr>
       <w:r>
-        <w:rPr>
-          <w:b/>
-        </w:rPr>
-        <w:t>Likely question:</w:t>
-      </w:r>
-      <w:r>
-        <w:t xml:space="preserve"> "How sensitive is the trade to warehouse rent?" Hardly at all. Rent is Rs 0.70 a day on a Rs 24,600 commodity. The futures premium and the one-off costs decide the trade.</w:t>
-      </w:r>
-    </w:p>
-    <w:p>
-      <w:pPr>
-        <w:pStyle w:val="Heading3"/>
-      </w:pPr>
-      <w:r>
-        <w:t>Side summary cards †</w:t>
-      </w:r>
-    </w:p>
-    <w:p>
-      <w:r>
-        <w:t>Days each side was tradeable, its share of days, the median annualised return and the average Rs per quintal. Jeera: cash-and-carry 106 days, average Rs 208.77; reverse arb 108 days, average Rs 278.23.</w:t>
-      </w:r>
-    </w:p>
-    <w:p>
-      <w:pPr>
-        <w:pStyle w:val="Heading3"/>
-      </w:pPr>
-      <w:r>
-        <w:t>GST what-if †</w:t>
-      </w:r>
-    </w:p>
-    <w:p>
-      <w:pPr>
-        <w:pStyle w:val="ListBullet"/>
-      </w:pPr>
-      <w:r>
-        <w:rPr>
-          <w:b/>
-        </w:rPr>
-        <w:t>What it shows:</w:t>
-      </w:r>
-      <w:r>
-        <w:t xml:space="preserve"> two cards: the share of days each side was tradeable with and without 18% GST on storage and assaying.</w:t>
-      </w:r>
-    </w:p>
-    <w:p>
-      <w:pPr>
-        <w:pStyle w:val="ListBullet"/>
-      </w:pPr>
-      <w:r>
-        <w:rPr>
-          <w:b/>
-        </w:rPr>
-        <w:t>Inputs:</w:t>
-      </w:r>
-      <w:r>
-        <w:t xml:space="preserve"> the same year re-run with the GST switch on and off.</w:t>
-      </w:r>
-    </w:p>
-    <w:p>
-      <w:pPr>
-        <w:pStyle w:val="ListBullet"/>
-      </w:pPr>
-      <w:r>
-        <w:rPr>
-          <w:b/>
-        </w:rPr>
-        <w:t>How calculated:</w:t>
-      </w:r>
-      <w:r>
-        <w:t xml:space="preserve"> runs the cost model twice.</w:t>
-      </w:r>
-    </w:p>
-    <w:p>
-      <w:pPr>
-        <w:pStyle w:val="ListBullet"/>
-      </w:pPr>
-      <w:r>
-        <w:rPr>
-          <w:b/>
-        </w:rPr>
-        <w:t>What you can infer:</w:t>
-      </w:r>
-      <w:r>
-        <w:t xml:space="preserve"> jeera cash-and-carry days move from 43.09% to 44.31%; guar seed from 14.23% to 14.63%. The unverified GST treatment does not change the conclusion.</w:t>
-      </w:r>
-    </w:p>
-    <w:p>
-      <w:pPr>
-        <w:pStyle w:val="ListBullet"/>
-      </w:pPr>
-      <w:r>
-        <w:rPr>
-          <w:b/>
-        </w:rPr>
-        <w:t>Caveats:</w:t>
-      </w:r>
-      <w:r>
-        <w:t xml:space="preserve"> covers only this one assumption.</w:t>
-      </w:r>
-    </w:p>
-    <w:p>
-      <w:pPr>
-        <w:pStyle w:val="ListBullet"/>
-      </w:pPr>
-      <w:r>
-        <w:rPr>
-          <w:b/>
-        </w:rPr>
-        <w:t>Likely question:</w:t>
-      </w:r>
-      <w:r>
-        <w:t xml:space="preserve"> "What if your GST assumption is wrong?" It moves the answer by about one percentage point.</w:t>
-      </w:r>
-    </w:p>
-    <w:p>
-      <w:pPr>
-        <w:pStyle w:val="Heading3"/>
-      </w:pPr>
-      <w:r>
-        <w:t>Opportunity log †</w:t>
-      </w:r>
-    </w:p>
-    <w:p>
-      <w:pPr>
-        <w:pStyle w:val="ListBullet"/>
-      </w:pPr>
-      <w:r>
-        <w:rPr>
-          <w:b/>
-        </w:rPr>
-        <w:t>What it shows:</w:t>
-      </w:r>
-      <w:r>
-        <w:t xml:space="preserve"> every tradeable day: date, contract, side, net profit, net return, days to expiry, prices, and how the contract finally settled. Sortable, with a CSV download.</w:t>
-      </w:r>
-    </w:p>
-    <w:p>
-      <w:pPr>
-        <w:pStyle w:val="ListBullet"/>
-      </w:pPr>
-      <w:r>
-        <w:rPr>
-          <w:b/>
-        </w:rPr>
-        <w:t>Inputs:</w:t>
-      </w:r>
-      <w:r>
-        <w:t xml:space="preserve"> the daily table and expiry settlements.</w:t>
-      </w:r>
-    </w:p>
-    <w:p>
-      <w:pPr>
-        <w:pStyle w:val="ListBullet"/>
-      </w:pPr>
-      <w:r>
-        <w:rPr>
-          <w:b/>
-        </w:rPr>
-        <w:t>How calculated:</w:t>
-      </w:r>
-      <w:r>
-        <w:t xml:space="preserve"> one row per day with a tradeable signal; the first four columns stay pinned.</w:t>
-      </w:r>
-    </w:p>
-    <w:p>
-      <w:pPr>
-        <w:pStyle w:val="ListBullet"/>
-      </w:pPr>
-      <w:r>
-        <w:rPr>
-          <w:b/>
-        </w:rPr>
-        <w:t>What you can infer:</w:t>
-      </w:r>
-      <w:r>
-        <w:t xml:space="preserve"> the full list behind every count on this tab.</w:t>
-      </w:r>
-    </w:p>
-    <w:p>
-      <w:pPr>
-        <w:pStyle w:val="ListBullet"/>
-      </w:pPr>
-      <w:r>
-        <w:rPr>
-          <w:b/>
-        </w:rPr>
-        <w:t>Caveats:</w:t>
-      </w:r>
-      <w:r>
-        <w:t xml:space="preserve"> assumes entry at the close and holding to expiry.</w:t>
-      </w:r>
-    </w:p>
-    <w:p>
-      <w:pPr>
-        <w:pStyle w:val="ListBullet"/>
-      </w:pPr>
-      <w:r>
-        <w:rPr>
-          <w:b/>
-        </w:rPr>
-        <w:t>Likely question:</w:t>
-      </w:r>
-      <w:r>
-        <w:t xml:space="preserve"> "How many trades is that?" Not 106 trades. Days cluster into windows; a desk would enter once per window, in size limited by capacity.</w:t>
+        <w:t>Guar seed assaying uses Rs 15 per quintal; a single 5 MT lot would pay Rs 30.</w:t>
       </w:r>
     </w:p>
     <w:p>
@@ -5224,14 +6886,14 @@
         <w:pStyle w:val="Heading2"/>
       </w:pPr>
       <w:r>
-        <w:t>5.5 Term Structure</w:t>
+        <w:t>5.4 Cash vs Futures</w:t>
       </w:r>
     </w:p>
     <w:p>
       <w:r>
         <w:drawing>
           <wp:inline xmlns:a="http://schemas.openxmlformats.org/drawingml/2006/main" xmlns:pic="http://schemas.openxmlformats.org/drawingml/2006/picture">
-            <wp:extent cx="6120000" cy="4713433"/>
+            <wp:extent cx="6120000" cy="4753621"/>
             <wp:docPr id="10" name="Picture 10"/>
             <wp:cNvGraphicFramePr>
               <a:graphicFrameLocks noChangeAspect="1"/>
@@ -5252,7 +6914,7 @@
                   <pic:spPr>
                     <a:xfrm>
                       <a:off x="0" y="0"/>
-                      <a:ext cx="6120000" cy="4713433"/>
+                      <a:ext cx="6120000" cy="4753621"/>
                     </a:xfrm>
                     <a:prstGeom prst="rect"/>
                   </pic:spPr>
@@ -5269,14 +6931,14 @@
           <w:i/>
           <w:sz w:val="17"/>
         </w:rPr>
-        <w:t>Term Structure tab (part 1 of 2)</w:t>
+        <w:t>Cash vs Futures tab (part 1 of 2)</w:t>
       </w:r>
     </w:p>
     <w:p>
       <w:r>
         <w:drawing>
           <wp:inline xmlns:a="http://schemas.openxmlformats.org/drawingml/2006/main" xmlns:pic="http://schemas.openxmlformats.org/drawingml/2006/picture">
-            <wp:extent cx="6120000" cy="4713433"/>
+            <wp:extent cx="6120000" cy="4753621"/>
             <wp:docPr id="11" name="Picture 11"/>
             <wp:cNvGraphicFramePr>
               <a:graphicFrameLocks noChangeAspect="1"/>
@@ -5297,7 +6959,7 @@
                   <pic:spPr>
                     <a:xfrm>
                       <a:off x="0" y="0"/>
-                      <a:ext cx="6120000" cy="4713433"/>
+                      <a:ext cx="6120000" cy="4753621"/>
                     </a:xfrm>
                     <a:prstGeom prst="rect"/>
                   </pic:spPr>
@@ -5314,7 +6976,7 @@
           <w:i/>
           <w:sz w:val="17"/>
         </w:rPr>
-        <w:t>Term Structure tab (part 2 of 2)</w:t>
+        <w:t>Cash vs Futures tab (part 2 of 2)</w:t>
       </w:r>
     </w:p>
     <w:p>
@@ -5322,7 +6984,7 @@
         <w:pStyle w:val="Heading3"/>
       </w:pPr>
       <w:r>
-        <w:t>Futures curve on a chosen date</w:t>
+        <w:t>Spot, futures and basis chart</w:t>
       </w:r>
     </w:p>
     <w:p>
@@ -5336,7 +6998,7 @@
         <w:t>What it shows:</w:t>
       </w:r>
       <w:r>
-        <w:t xml:space="preserve"> each contract with open interest, plotted by expiry, as % above spot. A slider picks the date.</w:t>
+        <w:t xml:space="preserve"> spot and the active futures on top; basis in Rs (bars) and basis in % (line) below, on one time axis. Dotted lines mark expiries; diamonds mark rolls. Two tick boxes add the next and far months.</w:t>
       </w:r>
     </w:p>
     <w:p>
@@ -5351,6 +7013,16 @@
       </w:r>
       <w:r>
         <w:t xml:space="preserve"> </w:t>
+      </w:r>
+      <w:r>
+        <w:rPr>
+          <w:rFonts w:ascii="Consolas" w:hAnsi="Consolas"/>
+          <w:sz w:val="19"/>
+        </w:rPr>
+        <w:t>spot</w:t>
+      </w:r>
+      <w:r>
+        <w:t xml:space="preserve">, </w:t>
       </w:r>
       <w:r>
         <w:rPr>
@@ -5367,7 +7039,7 @@
           <w:rFonts w:ascii="Consolas" w:hAnsi="Consolas"/>
           <w:sz w:val="19"/>
         </w:rPr>
-        <w:t>spot</w:t>
+        <w:t>basis</w:t>
       </w:r>
       <w:r>
         <w:t xml:space="preserve">, </w:t>
@@ -5377,10 +7049,10 @@
           <w:rFonts w:ascii="Consolas" w:hAnsi="Consolas"/>
           <w:sz w:val="19"/>
         </w:rPr>
-        <w:t>open_interest</w:t>
-      </w:r>
-      <w:r>
-        <w:t xml:space="preserve"> (contracts with none are left out).</w:t>
+        <w:t>basis_pct</w:t>
+      </w:r>
+      <w:r>
+        <w:t>; the roll threshold; open interest for the optional lines.</w:t>
       </w:r>
     </w:p>
     <w:p>
@@ -5394,7 +7066,7 @@
         <w:t>How calculated:</w:t>
       </w:r>
       <w:r>
-        <w:t xml:space="preserve"> (futures / spot - 1) x 100 for each contract.</w:t>
+        <w:t xml:space="preserve"> basis = spot - futures; basis % = basis / spot x 100. Negative means futures above spot.</w:t>
       </w:r>
     </w:p>
     <w:p>
@@ -5408,7 +7080,7 @@
         <w:t>What you can infer:</w:t>
       </w:r>
       <w:r>
-        <w:t xml:space="preserve"> on 9 Oct 2026 jeera had three held contracts (Rs 24,830, 25,200 and 25,715), rising 1.81% a month: contango.</w:t>
+        <w:t xml:space="preserve"> futures closed above spot on 61% of days for jeera; the basis ranged from -6.86% to +3.70% and averaged -0.45%.</w:t>
       </w:r>
     </w:p>
     <w:p>
@@ -5422,7 +7094,7 @@
         <w:t>Caveats:</w:t>
       </w:r>
       <w:r>
-        <w:t xml:space="preserve"> far contracts trade thinly; contracts with no open interest carry theoretical prices and are excluded.</w:t>
+        <w:t xml:space="preserve"> the futures line changes contract at each diamond, so a jump there is a roll, not a price move.</w:t>
       </w:r>
     </w:p>
     <w:p>
@@ -5436,7 +7108,7 @@
         <w:t>Likely question:</w:t>
       </w:r>
       <w:r>
-        <w:t xml:space="preserve"> "Why drop contracts with no open interest?" Their settlement price is computed by the exchange, not traded, so it says nothing about what the market will pay.</w:t>
+        <w:t xml:space="preserve"> "Why three panels and not two axes on one chart?" Two y-axes on one chart invite misreading; separate panels keep each scale honest.</w:t>
       </w:r>
     </w:p>
     <w:p>
@@ -5444,7 +7116,7 @@
         <w:pStyle w:val="Heading3"/>
       </w:pPr>
       <w:r>
-        <w:t>Curve slope over time</w:t>
+        <w:t>Basis distribution</w:t>
       </w:r>
     </w:p>
     <w:p>
@@ -5458,7 +7130,7 @@
         <w:t>What it shows:</w:t>
       </w:r>
       <w:r>
-        <w:t xml:space="preserve"> the slope of the curve in % per month; orange bands mark backwardation.</w:t>
+        <w:t xml:space="preserve"> a histogram of daily basis % with the latest value marked.</w:t>
       </w:r>
     </w:p>
     <w:p>
@@ -5472,7 +7144,17 @@
         <w:t>Inputs:</w:t>
       </w:r>
       <w:r>
-        <w:t xml:space="preserve"> nearest and farthest held contract each day.</w:t>
+        <w:t xml:space="preserve"> </w:t>
+      </w:r>
+      <w:r>
+        <w:rPr>
+          <w:rFonts w:ascii="Consolas" w:hAnsi="Consolas"/>
+          <w:sz w:val="19"/>
+        </w:rPr>
+        <w:t>basis_pct</w:t>
+      </w:r>
+      <w:r>
+        <w:t xml:space="preserve"> for the period shown.</w:t>
       </w:r>
     </w:p>
     <w:p>
@@ -5486,7 +7168,7 @@
         <w:t>How calculated:</w:t>
       </w:r>
       <w:r>
-        <w:t xml:space="preserve"> (far / near - 1) x 100 / months between their expiries.</w:t>
+        <w:t xml:space="preserve"> counts of days per basis bucket; percentile of the latest value.</w:t>
       </w:r>
     </w:p>
     <w:p>
@@ -5500,7 +7182,7 @@
         <w:t>What you can infer:</w:t>
       </w:r>
       <w:r>
-        <w:t xml:space="preserve"> jeera was in contango on 91.9% of days, averaging 1.39% a month (about 17% a year). Guar seed: 99.6% and 1.47%. The market pays well above financing to carry stock forward.</w:t>
+        <w:t xml:space="preserve"> the latest jeera basis, -0.83%, is higher than on 41% of days. Half of all days fell between -1.40% and +0.51%. It is ordinary, not extreme. Left of zero, futures are above spot; right of zero, below.</w:t>
       </w:r>
     </w:p>
     <w:p>
@@ -5514,7 +7196,7 @@
         <w:t>Caveats:</w:t>
       </w:r>
       <w:r>
-        <w:t xml:space="preserve"> uses two points on the curve; a kinked curve would be summarised poorly.</w:t>
+        <w:t xml:space="preserve"> mixes days with very different days to expiry; basis naturally shrinks near expiry.</w:t>
       </w:r>
     </w:p>
     <w:p>
@@ -5528,7 +7210,7 @@
         <w:t>Likely question:</w:t>
       </w:r>
       <w:r>
-        <w:t xml:space="preserve"> "If the curve pays 17% a year, why is cash-and-carry not always profitable?" Because the near contract trades at or below spot. The premium sits between contracts, not between spot and the near month.</w:t>
+        <w:t xml:space="preserve"> "Is a basis of -0.83% attractive?" On its own, no. It has to be compared with the cost of carry for the days left, which is what the next tab does.</w:t>
       </w:r>
     </w:p>
     <w:p>
@@ -5536,91 +7218,12 @@
         <w:pStyle w:val="Heading3"/>
       </w:pPr>
       <w:r>
-        <w:t>Monthly average slope</w:t>
-      </w:r>
-    </w:p>
-    <w:p>
-      <w:pPr>
-        <w:pStyle w:val="ListBullet"/>
-      </w:pPr>
-      <w:r>
-        <w:rPr>
-          <w:b/>
-        </w:rPr>
-        <w:t>What it shows:</w:t>
-      </w:r>
-      <w:r>
-        <w:t xml:space="preserve"> the average slope by calendar month.</w:t>
-      </w:r>
-    </w:p>
-    <w:p>
-      <w:pPr>
-        <w:pStyle w:val="ListBullet"/>
-      </w:pPr>
-      <w:r>
-        <w:rPr>
-          <w:b/>
-        </w:rPr>
-        <w:t>Inputs:</w:t>
-      </w:r>
-      <w:r>
-        <w:t xml:space="preserve"> the daily slope.</w:t>
-      </w:r>
-    </w:p>
-    <w:p>
-      <w:pPr>
-        <w:pStyle w:val="ListBullet"/>
-      </w:pPr>
-      <w:r>
-        <w:rPr>
-          <w:b/>
-        </w:rPr>
-        <w:t>How calculated:</w:t>
-      </w:r>
-      <w:r>
-        <w:t xml:space="preserve"> mean of the daily slope within each month.</w:t>
-      </w:r>
-    </w:p>
-    <w:p>
-      <w:pPr>
-        <w:pStyle w:val="ListBullet"/>
-      </w:pPr>
-      <w:r>
-        <w:rPr>
-          <w:b/>
-        </w:rPr>
-        <w:t>What you can infer:</w:t>
-      </w:r>
-      <w:r>
-        <w:t xml:space="preserve"> jeera's curve was steepest in September 2026 (2.21% a month) and flattest in March 2026 (0.09%). March falls in jeera's typical arrival season (general market knowledge, not from exchange data).</w:t>
-      </w:r>
-    </w:p>
-    <w:p>
-      <w:pPr>
-        <w:pStyle w:val="ListBullet"/>
-      </w:pPr>
-      <w:r>
-        <w:rPr>
-          <w:b/>
-        </w:rPr>
-        <w:t>Caveats:</w:t>
-      </w:r>
-      <w:r>
-        <w:t xml:space="preserve"> one year is one crop cycle. The chart shows when the slope changed, not why.</w:t>
-      </w:r>
-    </w:p>
-    <w:p>
-      <w:pPr>
-        <w:pStyle w:val="ListBullet"/>
-      </w:pPr>
-      <w:r>
-        <w:rPr>
-          <w:b/>
-        </w:rPr>
-        <w:t>Likely question:</w:t>
-      </w:r>
-      <w:r>
-        <w:t xml:space="preserve"> "Is that seasonality?" It may be. The flattest month falls in the typical arrival season, but that is an observation from one cycle, and the arrival months are general market knowledge, not exchange data. I would need several years to call it seasonal.</w:t>
+        <w:t>Stat cards</w:t>
+      </w:r>
+    </w:p>
+    <w:p>
+      <w:r>
+        <w:t>Average, lowest, highest, latest against average, and the share of days futures were above spot.</w:t>
       </w:r>
     </w:p>
     <w:p>
@@ -5628,14 +7231,14 @@
         <w:pStyle w:val="Heading2"/>
       </w:pPr>
       <w:r>
-        <w:t>5.6 Convergence &amp; Entry Timing</w:t>
+        <w:t>5.5 Arb Economics</w:t>
       </w:r>
     </w:p>
     <w:p>
       <w:r>
         <w:drawing>
           <wp:inline xmlns:a="http://schemas.openxmlformats.org/drawingml/2006/main" xmlns:pic="http://schemas.openxmlformats.org/drawingml/2006/picture">
-            <wp:extent cx="6120000" cy="4868443"/>
+            <wp:extent cx="6120000" cy="6952457"/>
             <wp:docPr id="12" name="Picture 12"/>
             <wp:cNvGraphicFramePr>
               <a:graphicFrameLocks noChangeAspect="1"/>
@@ -5656,7 +7259,7 @@
                   <pic:spPr>
                     <a:xfrm>
                       <a:off x="0" y="0"/>
-                      <a:ext cx="6120000" cy="4868443"/>
+                      <a:ext cx="6120000" cy="6952457"/>
                     </a:xfrm>
                     <a:prstGeom prst="rect"/>
                   </pic:spPr>
@@ -5673,14 +7276,14 @@
           <w:i/>
           <w:sz w:val="17"/>
         </w:rPr>
-        <w:t>Convergence tab (part 1 of 2)</w:t>
+        <w:t>Arb Economics tab (part 1 of 2)</w:t>
       </w:r>
     </w:p>
     <w:p>
       <w:r>
         <w:drawing>
           <wp:inline xmlns:a="http://schemas.openxmlformats.org/drawingml/2006/main" xmlns:pic="http://schemas.openxmlformats.org/drawingml/2006/picture">
-            <wp:extent cx="6120000" cy="4862702"/>
+            <wp:extent cx="6120000" cy="6946717"/>
             <wp:docPr id="13" name="Picture 13"/>
             <wp:cNvGraphicFramePr>
               <a:graphicFrameLocks noChangeAspect="1"/>
@@ -5701,7 +7304,7 @@
                   <pic:spPr>
                     <a:xfrm>
                       <a:off x="0" y="0"/>
-                      <a:ext cx="6120000" cy="4862702"/>
+                      <a:ext cx="6120000" cy="6946717"/>
                     </a:xfrm>
                     <a:prstGeom prst="rect"/>
                   </pic:spPr>
@@ -5718,7 +7321,7 @@
           <w:i/>
           <w:sz w:val="17"/>
         </w:rPr>
-        <w:t>Convergence tab (part 2 of 2)</w:t>
+        <w:t>Arb Economics tab (part 2 of 2)</w:t>
       </w:r>
     </w:p>
     <w:p>
@@ -5726,20 +7329,7 @@
         <w:pStyle w:val="Heading3"/>
       </w:pPr>
       <w:r>
-        <w:t>Basis by days to expiry</w:t>
-      </w:r>
-    </w:p>
-    <w:p>
-      <w:r>
-        <w:t>The same chart as Finding 1 on the Overview, for the selected date range. Its takeaway adds how many expiries had a positive average basis (futures below spot) in their last 10 days: 8 of 12 for jeera.</w:t>
-      </w:r>
-    </w:p>
-    <w:p>
-      <w:pPr>
-        <w:pStyle w:val="Heading3"/>
-      </w:pPr>
-      <w:r>
-        <w:t>Per-contract convergence paths</w:t>
+        <w:t>Cash-and-carry return against the T-bill †</w:t>
       </w:r>
     </w:p>
     <w:p>
@@ -5753,7 +7343,7 @@
         <w:t>What it shows:</w:t>
       </w:r>
       <w:r>
-        <w:t xml:space="preserve"> each contract's basis % over its last 60 days as a thin line, with the average in bold.</w:t>
+        <w:t xml:space="preserve"> annualised carry return over time against the 91-day T-bill (dashed). Shaded bands are tradeable days. Grey stretches are short-dated.</w:t>
       </w:r>
     </w:p>
     <w:p>
@@ -5774,20 +7364,30 @@
           <w:rFonts w:ascii="Consolas" w:hAnsi="Consolas"/>
           <w:sz w:val="19"/>
         </w:rPr>
-        <w:t>basis_pct</w:t>
-      </w:r>
-      <w:r>
-        <w:t xml:space="preserve"> and </w:t>
+        <w:t>cc_carry_return_pct</w:t>
+      </w:r>
+      <w:r>
+        <w:t xml:space="preserve">, </w:t>
       </w:r>
       <w:r>
         <w:rPr>
           <w:rFonts w:ascii="Consolas" w:hAnsi="Consolas"/>
           <w:sz w:val="19"/>
         </w:rPr>
-        <w:t>days_to_expiry</w:t>
-      </w:r>
-      <w:r>
-        <w:t xml:space="preserve"> per contract, on days with open interest.</w:t>
+        <w:t>tbill_pct</w:t>
+      </w:r>
+      <w:r>
+        <w:t xml:space="preserve">, </w:t>
+      </w:r>
+      <w:r>
+        <w:rPr>
+          <w:rFonts w:ascii="Consolas" w:hAnsi="Consolas"/>
+          <w:sz w:val="19"/>
+        </w:rPr>
+        <w:t>tradeable_signal</w:t>
+      </w:r>
+      <w:r>
+        <w:t>; all cost inputs.</w:t>
       </w:r>
     </w:p>
     <w:p>
@@ -5801,7 +7401,7 @@
         <w:t>How calculated:</w:t>
       </w:r>
       <w:r>
-        <w:t xml:space="preserve"> the bold line is the mean across contracts by days to expiry, smoothed over 5 days.</w:t>
+        <w:t xml:space="preserve"> (gross - storage - assaying - handling - fees) / spot x 365 / days. Funding is not deducted here.</w:t>
       </w:r>
     </w:p>
     <w:p>
@@ -5815,7 +7415,7 @@
         <w:t>What you can infer:</w:t>
       </w:r>
       <w:r>
-        <w:t xml:space="preserve"> paths differ by a few percent, but most drift up through zero: futures start above spot (negative basis) and end below it (positive basis).</w:t>
+        <w:t xml:space="preserve"> jeera was tradeable on 106 of 246 days; on those days the median locked return was 16.34% a year against a T-bill near 5.33%.</w:t>
       </w:r>
     </w:p>
     <w:p>
@@ -5829,7 +7429,7 @@
         <w:t>Caveats:</w:t>
       </w:r>
       <w:r>
-        <w:t xml:space="preserve"> 13 contracts; the average hides the spread.</w:t>
+        <w:t xml:space="preserve"> the axis is clipped at -60% and +90%. Short-dated values are greyed because annualising exaggerates them.</w:t>
       </w:r>
     </w:p>
     <w:p>
@@ -5843,7 +7443,7 @@
         <w:t>Likely question:</w:t>
       </w:r>
       <w:r>
-        <w:t xml:space="preserve"> "How reliable is the decay?" It is the common pattern, not a certainty. Individual expiries have stayed above spot to the end.</w:t>
+        <w:t xml:space="preserve"> "Why is the return quoted before funding?" So it can be compared with the T-bill without counting interest twice. Net profit, shown elsewhere, does deduct funding.</w:t>
       </w:r>
     </w:p>
     <w:p>
@@ -5851,7 +7451,7 @@
         <w:pStyle w:val="Heading3"/>
       </w:pPr>
       <w:r>
-        <w:t>Entry timing †</w:t>
+        <w:t>Reverse-arb return †</w:t>
       </w:r>
     </w:p>
     <w:p>
@@ -5865,7 +7465,16 @@
         <w:t>What it shows:</w:t>
       </w:r>
       <w:r>
-        <w:t xml:space="preserve"> average cash-and-carry net profit per quintal by how many days before expiry the trade was entered, with the one-off costs as a dashed line.</w:t>
+        <w:t xml:space="preserve"> the same chart for a stock holder selling spot and buying futures. Because it sits beside the T-bill line, the line drawn is the return </w:t>
+      </w:r>
+      <w:r>
+        <w:rPr>
+          <w:b/>
+        </w:rPr>
+        <w:t>excluding avoided funding</w:t>
+      </w:r>
+      <w:r>
+        <w:t>.</w:t>
       </w:r>
     </w:p>
     <w:p>
@@ -5879,7 +7488,37 @@
         <w:t>Inputs:</w:t>
       </w:r>
       <w:r>
-        <w:t xml:space="preserve"> every held contract on every day (not just the active one); all cost inputs.</w:t>
+        <w:t xml:space="preserve"> </w:t>
+      </w:r>
+      <w:r>
+        <w:rPr>
+          <w:rFonts w:ascii="Consolas" w:hAnsi="Consolas"/>
+          <w:sz w:val="19"/>
+        </w:rPr>
+        <w:t>rev_return_ex_funding_pct</w:t>
+      </w:r>
+      <w:r>
+        <w:t xml:space="preserve">, </w:t>
+      </w:r>
+      <w:r>
+        <w:rPr>
+          <w:rFonts w:ascii="Consolas" w:hAnsi="Consolas"/>
+          <w:sz w:val="19"/>
+        </w:rPr>
+        <w:t>rev_return_pct</w:t>
+      </w:r>
+      <w:r>
+        <w:t xml:space="preserve">, </w:t>
+      </w:r>
+      <w:r>
+        <w:rPr>
+          <w:rFonts w:ascii="Consolas" w:hAnsi="Consolas"/>
+          <w:sz w:val="19"/>
+        </w:rPr>
+        <w:t>tradeable_signal</w:t>
+      </w:r>
+      <w:r>
+        <w:t>.</w:t>
       </w:r>
     </w:p>
     <w:p>
@@ -5893,7 +7532,7 @@
         <w:t>How calculated:</w:t>
       </w:r>
       <w:r>
-        <w:t xml:space="preserve"> runs the cost model for every contract-day with 1 to 60 days to expiry, then averages by bucket.</w:t>
+        <w:t xml:space="preserve"> full return = (spot - futures + avoided funding + avoided storage - transaction costs) / spot x 365 / days. The line drawn leaves out the avoided funding.</w:t>
       </w:r>
     </w:p>
     <w:p>
@@ -5907,7 +7546,7 @@
         <w:t>What you can infer:</w:t>
       </w:r>
       <w:r>
-        <w:t xml:space="preserve"> jeera entered 46-60 days out averaged +Rs 119 and paid on 64% of days; entered 6-10 days out it averaged -Rs 215 and paid on 18%. One-off costs of about Rs 69 are paid whatever the holding period.</w:t>
+        <w:t xml:space="preserve"> jeera reverse arb was tradeable on 108 days. The median gain was 25.76% a year including interest saved and 19.39% excluding it. Guar seed: 157 days, 20.52% and 14.08%.</w:t>
       </w:r>
     </w:p>
     <w:p>
@@ -5921,7 +7560,7 @@
         <w:t>Caveats:</w:t>
       </w:r>
       <w:r>
-        <w:t xml:space="preserve"> averages over one year; assumes any contract with open interest could be traded at the close.</w:t>
+        <w:t xml:space="preserve"> only available to someone holding stock. The interest saved is earned at about the T-bill rate, so it is left out of the T-bill comparison to avoid counting it twice.</w:t>
       </w:r>
     </w:p>
     <w:p>
@@ -5935,7 +7574,7 @@
         <w:t>Likely question:</w:t>
       </w:r>
       <w:r>
-        <w:t xml:space="preserve"> "When would you put the trade on?" Thirty to sixty days before expiry, when the premium is still there and the fixed costs are spread over a longer hold.</w:t>
+        <w:t xml:space="preserve"> "Why give reverse arb equal space?" In guar seed it is the dominant state of the market: 64% of days.</w:t>
       </w:r>
     </w:p>
     <w:p>
@@ -5943,7 +7582,7 @@
         <w:pStyle w:val="Heading3"/>
       </w:pPr>
       <w:r>
-        <w:t>Convergence error at expiry</w:t>
+        <w:t>Cost waterfall †</w:t>
       </w:r>
     </w:p>
     <w:p>
@@ -5957,7 +7596,7 @@
         <w:t>What it shows:</w:t>
       </w:r>
       <w:r>
-        <w:t xml:space="preserve"> for each expired contract, the gap between final settlement and the 3-day average spot (bars) and same-day spot (circles).</w:t>
+        <w:t xml:space="preserve"> the latest day's cash-and-carry per quintal: the futures premium (futures minus spot), then each cost, then net profit.</w:t>
       </w:r>
     </w:p>
     <w:p>
@@ -5971,7 +7610,7 @@
         <w:t>Inputs:</w:t>
       </w:r>
       <w:r>
-        <w:t xml:space="preserve"> settlement price on expiry day; spot on that day and the two before.</w:t>
+        <w:t xml:space="preserve"> the latest day's row; all cost inputs.</w:t>
       </w:r>
     </w:p>
     <w:p>
@@ -5985,7 +7624,7 @@
         <w:t>How calculated:</w:t>
       </w:r>
       <w:r>
-        <w:t xml:space="preserve"> final settlement / reference spot - 1.</w:t>
+        <w:t xml:space="preserve"> each bar is one line of the cost model; storage and assaying are shown before GST, with all GST in its own bar.</w:t>
       </w:r>
     </w:p>
     <w:p>
@@ -5999,7 +7638,7 @@
         <w:t>What you can infer:</w:t>
       </w:r>
       <w:r>
-        <w:t xml:space="preserve"> jeera contracts settled within 0.084% of the 3-day average, against 0.57% for same-day spot. The spot series is the right one and the 3-day rule fits.</w:t>
+        <w:t xml:space="preserve"> on 9 Oct 2026 jeera's +Rs 204.00 futures premium loses Rs 126.25 to costs. Assaying (Rs 50.00 before GST) is the largest, then funding (Rs 44.36). Net +Rs 77.75 per quintal, or +Rs 2,332 per 3 MT lot.</w:t>
       </w:r>
     </w:p>
     <w:p>
@@ -6013,7 +7652,7 @@
         <w:t>Caveats:</w:t>
       </w:r>
       <w:r>
-        <w:t xml:space="preserve"> the rule is inferred, not read from the specification.</w:t>
+        <w:t xml:space="preserve"> one day only. On a longer-dated trade funding and storage would be larger and assaying relatively smaller.</w:t>
       </w:r>
     </w:p>
     <w:p>
@@ -6027,7 +7666,306 @@
         <w:t>Likely question:</w:t>
       </w:r>
       <w:r>
-        <w:t xml:space="preserve"> "What risk is left if you hold to expiry?" Price risk is close to nil. What remains is quality, delivery logistics and the 3-day averaging window.</w:t>
+        <w:t xml:space="preserve"> "What is the biggest cost?" For a short trade, the one-off assaying charge. For a long one, funding.</w:t>
+      </w:r>
+    </w:p>
+    <w:p>
+      <w:pPr>
+        <w:pStyle w:val="Heading3"/>
+      </w:pPr>
+      <w:r>
+        <w:t>Break-even storage against actual storage †</w:t>
+      </w:r>
+    </w:p>
+    <w:p>
+      <w:pPr>
+        <w:pStyle w:val="ListBullet"/>
+      </w:pPr>
+      <w:r>
+        <w:rPr>
+          <w:b/>
+        </w:rPr>
+        <w:t>What it shows:</w:t>
+      </w:r>
+      <w:r>
+        <w:t xml:space="preserve"> the storage rate at which cash-and-carry would make zero, over time, against the actual NCCL rate.</w:t>
+      </w:r>
+    </w:p>
+    <w:p>
+      <w:pPr>
+        <w:pStyle w:val="ListBullet"/>
+      </w:pPr>
+      <w:r>
+        <w:rPr>
+          <w:b/>
+        </w:rPr>
+        <w:t>Inputs:</w:t>
+      </w:r>
+      <w:r>
+        <w:t xml:space="preserve"> </w:t>
+      </w:r>
+      <w:r>
+        <w:rPr>
+          <w:rFonts w:ascii="Consolas" w:hAnsi="Consolas"/>
+          <w:sz w:val="19"/>
+        </w:rPr>
+        <w:t>break_even_storage</w:t>
+      </w:r>
+      <w:r>
+        <w:t>, the NCCL storage rate.</w:t>
+      </w:r>
+    </w:p>
+    <w:p>
+      <w:pPr>
+        <w:pStyle w:val="ListBullet"/>
+      </w:pPr>
+      <w:r>
+        <w:rPr>
+          <w:b/>
+        </w:rPr>
+        <w:t>How calculated:</w:t>
+      </w:r>
+      <w:r>
+        <w:t xml:space="preserve"> (futures premium - all costs other than storage) / (days x GST multiplier).</w:t>
+      </w:r>
+    </w:p>
+    <w:p>
+      <w:pPr>
+        <w:pStyle w:val="ListBullet"/>
+      </w:pPr>
+      <w:r>
+        <w:rPr>
+          <w:b/>
+        </w:rPr>
+        <w:t>What you can infer:</w:t>
+      </w:r>
+      <w:r>
+        <w:t xml:space="preserve"> jeera's break-even was above the actual Rs 0.70 on 43% of days. On 9 Oct 2026 it was Rs 7.29: storage could be ten times dearer and the trade would still pay.</w:t>
+      </w:r>
+    </w:p>
+    <w:p>
+      <w:pPr>
+        <w:pStyle w:val="ListBullet"/>
+      </w:pPr>
+      <w:r>
+        <w:rPr>
+          <w:b/>
+        </w:rPr>
+        <w:t>Caveats:</w:t>
+      </w:r>
+      <w:r>
+        <w:t xml:space="preserve"> axis clipped at -15 and 25. Below zero means futures do not even cover funding and one-off costs.</w:t>
+      </w:r>
+    </w:p>
+    <w:p>
+      <w:pPr>
+        <w:pStyle w:val="ListBullet"/>
+      </w:pPr>
+      <w:r>
+        <w:rPr>
+          <w:b/>
+        </w:rPr>
+        <w:t>Likely question:</w:t>
+      </w:r>
+      <w:r>
+        <w:t xml:space="preserve"> "How sensitive is the trade to warehouse rent?" Hardly at all. Rent is Rs 0.70 a day on a Rs 24,600 commodity. The futures premium and the one-off costs decide the trade.</w:t>
+      </w:r>
+    </w:p>
+    <w:p>
+      <w:pPr>
+        <w:pStyle w:val="Heading3"/>
+      </w:pPr>
+      <w:r>
+        <w:t>Side summary cards †</w:t>
+      </w:r>
+    </w:p>
+    <w:p>
+      <w:r>
+        <w:t>Days each side was tradeable, its share of days, the median annualised return and the average Rs per quintal. Jeera: cash-and-carry 106 days, average Rs 208.77; reverse arb 108 days, average Rs 278.23.</w:t>
+      </w:r>
+    </w:p>
+    <w:p>
+      <w:pPr>
+        <w:pStyle w:val="Heading3"/>
+      </w:pPr>
+      <w:r>
+        <w:t>GST what-if †</w:t>
+      </w:r>
+    </w:p>
+    <w:p>
+      <w:pPr>
+        <w:pStyle w:val="ListBullet"/>
+      </w:pPr>
+      <w:r>
+        <w:rPr>
+          <w:b/>
+        </w:rPr>
+        <w:t>What it shows:</w:t>
+      </w:r>
+      <w:r>
+        <w:t xml:space="preserve"> two cards: the share of days each side was tradeable with and without 18% GST on storage and assaying.</w:t>
+      </w:r>
+    </w:p>
+    <w:p>
+      <w:pPr>
+        <w:pStyle w:val="ListBullet"/>
+      </w:pPr>
+      <w:r>
+        <w:rPr>
+          <w:b/>
+        </w:rPr>
+        <w:t>Inputs:</w:t>
+      </w:r>
+      <w:r>
+        <w:t xml:space="preserve"> the same year re-run with the GST switch on and off.</w:t>
+      </w:r>
+    </w:p>
+    <w:p>
+      <w:pPr>
+        <w:pStyle w:val="ListBullet"/>
+      </w:pPr>
+      <w:r>
+        <w:rPr>
+          <w:b/>
+        </w:rPr>
+        <w:t>How calculated:</w:t>
+      </w:r>
+      <w:r>
+        <w:t xml:space="preserve"> runs the cost model twice.</w:t>
+      </w:r>
+    </w:p>
+    <w:p>
+      <w:pPr>
+        <w:pStyle w:val="ListBullet"/>
+      </w:pPr>
+      <w:r>
+        <w:rPr>
+          <w:b/>
+        </w:rPr>
+        <w:t>What you can infer:</w:t>
+      </w:r>
+      <w:r>
+        <w:t xml:space="preserve"> jeera cash-and-carry days move from 43.09% to 44.31%; guar seed from 14.23% to 14.63%. The unverified GST treatment does not change the conclusion.</w:t>
+      </w:r>
+    </w:p>
+    <w:p>
+      <w:pPr>
+        <w:pStyle w:val="ListBullet"/>
+      </w:pPr>
+      <w:r>
+        <w:rPr>
+          <w:b/>
+        </w:rPr>
+        <w:t>Caveats:</w:t>
+      </w:r>
+      <w:r>
+        <w:t xml:space="preserve"> covers only this one assumption.</w:t>
+      </w:r>
+    </w:p>
+    <w:p>
+      <w:pPr>
+        <w:pStyle w:val="ListBullet"/>
+      </w:pPr>
+      <w:r>
+        <w:rPr>
+          <w:b/>
+        </w:rPr>
+        <w:t>Likely question:</w:t>
+      </w:r>
+      <w:r>
+        <w:t xml:space="preserve"> "What if your GST assumption is wrong?" It moves the answer by about one percentage point.</w:t>
+      </w:r>
+    </w:p>
+    <w:p>
+      <w:pPr>
+        <w:pStyle w:val="Heading3"/>
+      </w:pPr>
+      <w:r>
+        <w:t>Opportunity log †</w:t>
+      </w:r>
+    </w:p>
+    <w:p>
+      <w:pPr>
+        <w:pStyle w:val="ListBullet"/>
+      </w:pPr>
+      <w:r>
+        <w:rPr>
+          <w:b/>
+        </w:rPr>
+        <w:t>What it shows:</w:t>
+      </w:r>
+      <w:r>
+        <w:t xml:space="preserve"> every tradeable day: date, contract, side, net profit, net return, days to expiry, prices, and how the contract finally settled. Sortable, with a CSV download.</w:t>
+      </w:r>
+    </w:p>
+    <w:p>
+      <w:pPr>
+        <w:pStyle w:val="ListBullet"/>
+      </w:pPr>
+      <w:r>
+        <w:rPr>
+          <w:b/>
+        </w:rPr>
+        <w:t>Inputs:</w:t>
+      </w:r>
+      <w:r>
+        <w:t xml:space="preserve"> the daily table and expiry settlements.</w:t>
+      </w:r>
+    </w:p>
+    <w:p>
+      <w:pPr>
+        <w:pStyle w:val="ListBullet"/>
+      </w:pPr>
+      <w:r>
+        <w:rPr>
+          <w:b/>
+        </w:rPr>
+        <w:t>How calculated:</w:t>
+      </w:r>
+      <w:r>
+        <w:t xml:space="preserve"> one row per day with a tradeable signal; the first four columns stay pinned.</w:t>
+      </w:r>
+    </w:p>
+    <w:p>
+      <w:pPr>
+        <w:pStyle w:val="ListBullet"/>
+      </w:pPr>
+      <w:r>
+        <w:rPr>
+          <w:b/>
+        </w:rPr>
+        <w:t>What you can infer:</w:t>
+      </w:r>
+      <w:r>
+        <w:t xml:space="preserve"> the full list behind every count on this tab.</w:t>
+      </w:r>
+    </w:p>
+    <w:p>
+      <w:pPr>
+        <w:pStyle w:val="ListBullet"/>
+      </w:pPr>
+      <w:r>
+        <w:rPr>
+          <w:b/>
+        </w:rPr>
+        <w:t>Caveats:</w:t>
+      </w:r>
+      <w:r>
+        <w:t xml:space="preserve"> assumes entry at the close and holding to expiry.</w:t>
+      </w:r>
+    </w:p>
+    <w:p>
+      <w:pPr>
+        <w:pStyle w:val="ListBullet"/>
+      </w:pPr>
+      <w:r>
+        <w:rPr>
+          <w:b/>
+        </w:rPr>
+        <w:t>Likely question:</w:t>
+      </w:r>
+      <w:r>
+        <w:t xml:space="preserve"> "How many trades is that?" Not 106 trades. Days cluster into windows; a desk would enter once per window, in size limited by capacity.</w:t>
       </w:r>
     </w:p>
     <w:p>
@@ -6035,14 +7973,14 @@
         <w:pStyle w:val="Heading2"/>
       </w:pPr>
       <w:r>
-        <w:t>5.7 Rollover &amp; Capacity</w:t>
+        <w:t>5.6 Term Structure</w:t>
       </w:r>
     </w:p>
     <w:p>
       <w:r>
         <w:drawing>
           <wp:inline xmlns:a="http://schemas.openxmlformats.org/drawingml/2006/main" xmlns:pic="http://schemas.openxmlformats.org/drawingml/2006/picture">
-            <wp:extent cx="6120000" cy="5132533"/>
+            <wp:extent cx="6120000" cy="4713433"/>
             <wp:docPr id="14" name="Picture 14"/>
             <wp:cNvGraphicFramePr>
               <a:graphicFrameLocks noChangeAspect="1"/>
@@ -6063,7 +8001,7 @@
                   <pic:spPr>
                     <a:xfrm>
                       <a:off x="0" y="0"/>
-                      <a:ext cx="6120000" cy="5132533"/>
+                      <a:ext cx="6120000" cy="4713433"/>
                     </a:xfrm>
                     <a:prstGeom prst="rect"/>
                   </pic:spPr>
@@ -6080,14 +8018,14 @@
           <w:i/>
           <w:sz w:val="17"/>
         </w:rPr>
-        <w:t>Rollover tab (part 1 of 2)</w:t>
+        <w:t>Term Structure tab (part 1 of 2)</w:t>
       </w:r>
     </w:p>
     <w:p>
       <w:r>
         <w:drawing>
           <wp:inline xmlns:a="http://schemas.openxmlformats.org/drawingml/2006/main" xmlns:pic="http://schemas.openxmlformats.org/drawingml/2006/picture">
-            <wp:extent cx="6120000" cy="5126792"/>
+            <wp:extent cx="6120000" cy="4713433"/>
             <wp:docPr id="15" name="Picture 15"/>
             <wp:cNvGraphicFramePr>
               <a:graphicFrameLocks noChangeAspect="1"/>
@@ -6108,7 +8046,7 @@
                   <pic:spPr>
                     <a:xfrm>
                       <a:off x="0" y="0"/>
-                      <a:ext cx="6120000" cy="5126792"/>
+                      <a:ext cx="6120000" cy="4713433"/>
                     </a:xfrm>
                     <a:prstGeom prst="rect"/>
                   </pic:spPr>
@@ -6125,7 +8063,7 @@
           <w:i/>
           <w:sz w:val="17"/>
         </w:rPr>
-        <w:t>Rollover tab (part 2 of 2)</w:t>
+        <w:t>Term Structure tab (part 2 of 2)</w:t>
       </w:r>
     </w:p>
     <w:p>
@@ -6133,7 +8071,7 @@
         <w:pStyle w:val="Heading3"/>
       </w:pPr>
       <w:r>
-        <w:t>Calendar spread in rupees</w:t>
+        <w:t>Futures curve on a chosen date</w:t>
       </w:r>
     </w:p>
     <w:p>
@@ -6147,7 +8085,7 @@
         <w:t>What it shows:</w:t>
       </w:r>
       <w:r>
-        <w:t xml:space="preserve"> next-month minus near-month futures on each of the last five trading days before expiry, averaged across expiries.</w:t>
+        <w:t xml:space="preserve"> each contract with open interest, plotted by expiry, as % above spot. A slider picks the date.</w:t>
       </w:r>
     </w:p>
     <w:p>
@@ -6161,279 +8099,7 @@
         <w:t>Inputs:</w:t>
       </w:r>
       <w:r>
-        <w:t xml:space="preserve"> settlement prices of the near and next contracts.</w:t>
-      </w:r>
-    </w:p>
-    <w:p>
-      <w:pPr>
-        <w:pStyle w:val="ListBullet"/>
-      </w:pPr>
-      <w:r>
-        <w:rPr>
-          <w:b/>
-        </w:rPr>
-        <w:t>How calculated:</w:t>
-      </w:r>
-      <w:r>
-        <w:t xml:space="preserve"> next - near, grouped by trading days left.</w:t>
-      </w:r>
-    </w:p>
-    <w:p>
-      <w:pPr>
-        <w:pStyle w:val="ListBullet"/>
-      </w:pPr>
-      <w:r>
-        <w:rPr>
-          <w:b/>
-        </w:rPr>
-        <w:t>What you can infer:</w:t>
-      </w:r>
-      <w:r>
-        <w:t xml:space="preserve"> jeera's next month traded Rs 406 per quintal above the expiring one on average (this is a spread between two futures, not the basis). A long pays this to roll; a stock holder earns it by selling the next month.</w:t>
-      </w:r>
-    </w:p>
-    <w:p>
-      <w:pPr>
-        <w:pStyle w:val="ListBullet"/>
-      </w:pPr>
-      <w:r>
-        <w:rPr>
-          <w:b/>
-        </w:rPr>
-        <w:t>Caveats:</w:t>
-      </w:r>
-      <w:r>
-        <w:t xml:space="preserve"> 11 expiries; daily closes.</w:t>
-      </w:r>
-    </w:p>
-    <w:p>
-      <w:pPr>
-        <w:pStyle w:val="ListBullet"/>
-      </w:pPr>
-      <w:r>
-        <w:rPr>
-          <w:b/>
-        </w:rPr>
-        <w:t>Likely question:</w:t>
-      </w:r>
-      <w:r>
-        <w:t xml:space="preserve"> "What does rolling cost?" About Rs 406 per quintal in jeera and Rs 88 in guar seed.</w:t>
-      </w:r>
-    </w:p>
-    <w:p>
-      <w:pPr>
-        <w:pStyle w:val="Heading3"/>
-      </w:pPr>
-      <w:r>
-        <w:t>Calendar spread annualised</w:t>
-      </w:r>
-    </w:p>
-    <w:p>
-      <w:pPr>
-        <w:pStyle w:val="ListBullet"/>
-      </w:pPr>
-      <w:r>
-        <w:rPr>
-          <w:b/>
-        </w:rPr>
-        <w:t>What it shows:</w:t>
-      </w:r>
-      <w:r>
-        <w:t xml:space="preserve"> the same spread as a % a year.</w:t>
-      </w:r>
-    </w:p>
-    <w:p>
-      <w:pPr>
-        <w:pStyle w:val="ListBullet"/>
-      </w:pPr>
-      <w:r>
-        <w:rPr>
-          <w:b/>
-        </w:rPr>
-        <w:t>How calculated:</w:t>
-      </w:r>
-      <w:r>
-        <w:t xml:space="preserve"> spread / near price x 365 / days between the two expiries.</w:t>
-      </w:r>
-    </w:p>
-    <w:p>
-      <w:pPr>
-        <w:pStyle w:val="ListBullet"/>
-      </w:pPr>
-      <w:r>
-        <w:rPr>
-          <w:b/>
-        </w:rPr>
-        <w:t>What you can infer:</w:t>
-      </w:r>
-      <w:r>
-        <w:t xml:space="preserve"> jeera 19.9% a year, guar seed 18.9%, against a T-bill near 5.3%. The curve pays far more than financing for one more month of carry.</w:t>
-      </w:r>
-    </w:p>
-    <w:p>
-      <w:pPr>
-        <w:pStyle w:val="ListBullet"/>
-      </w:pPr>
-      <w:r>
-        <w:rPr>
-          <w:b/>
-        </w:rPr>
-        <w:t>Caveats:</w:t>
-      </w:r>
-      <w:r>
-        <w:t xml:space="preserve"> the spread is not a risk-free return by itself; it needs stock and delivery.</w:t>
-      </w:r>
-    </w:p>
-    <w:p>
-      <w:pPr>
-        <w:pStyle w:val="ListBullet"/>
-      </w:pPr>
-      <w:r>
-        <w:rPr>
-          <w:b/>
-        </w:rPr>
-        <w:t>Likely question:</w:t>
-      </w:r>
-      <w:r>
-        <w:t xml:space="preserve"> "Is that a better trade than spot versus near month?" The data says yes: hold stock and sell the next month. It is the natural next strategy to add.</w:t>
-      </w:r>
-    </w:p>
-    <w:p>
-      <w:pPr>
-        <w:pStyle w:val="Heading3"/>
-      </w:pPr>
-      <w:r>
-        <w:t>Roll %</w:t>
-      </w:r>
-    </w:p>
-    <w:p>
-      <w:pPr>
-        <w:pStyle w:val="ListBullet"/>
-      </w:pPr>
-      <w:r>
-        <w:rPr>
-          <w:b/>
-        </w:rPr>
-        <w:t>What it shows:</w:t>
-      </w:r>
-      <w:r>
-        <w:t xml:space="preserve"> the next month's share of the two contracts' open interest through expiry week; thin lines per expiry, average in bold.</w:t>
-      </w:r>
-    </w:p>
-    <w:p>
-      <w:pPr>
-        <w:pStyle w:val="ListBullet"/>
-      </w:pPr>
-      <w:r>
-        <w:rPr>
-          <w:b/>
-        </w:rPr>
-        <w:t>Inputs:</w:t>
-      </w:r>
-      <w:r>
-        <w:t xml:space="preserve"> open interest of the near and next contracts.</w:t>
-      </w:r>
-    </w:p>
-    <w:p>
-      <w:pPr>
-        <w:pStyle w:val="ListBullet"/>
-      </w:pPr>
-      <w:r>
-        <w:rPr>
-          <w:b/>
-        </w:rPr>
-        <w:t>How calculated:</w:t>
-      </w:r>
-      <w:r>
-        <w:t xml:space="preserve"> next OI / (near OI + next OI) x 100.</w:t>
-      </w:r>
-    </w:p>
-    <w:p>
-      <w:pPr>
-        <w:pStyle w:val="ListBullet"/>
-      </w:pPr>
-      <w:r>
-        <w:rPr>
-          <w:b/>
-        </w:rPr>
-        <w:t>What you can infer:</w:t>
-      </w:r>
-      <w:r>
-        <w:t xml:space="preserve"> five trading days before expiry the next month already held 72% of jeera's open interest, rising to 96% on expiry day (guar seed 87% to 100%). Liquidity leaves before expiry week.</w:t>
-      </w:r>
-    </w:p>
-    <w:p>
-      <w:pPr>
-        <w:pStyle w:val="ListBullet"/>
-      </w:pPr>
-      <w:r>
-        <w:rPr>
-          <w:b/>
-        </w:rPr>
-        <w:t>Caveats:</w:t>
-      </w:r>
-      <w:r>
-        <w:t xml:space="preserve"> open interest, not volume.</w:t>
-      </w:r>
-    </w:p>
-    <w:p>
-      <w:pPr>
-        <w:pStyle w:val="ListBullet"/>
-      </w:pPr>
-      <w:r>
-        <w:rPr>
-          <w:b/>
-        </w:rPr>
-        <w:t>Likely question:</w:t>
-      </w:r>
-      <w:r>
-        <w:t xml:space="preserve"> "Why roll the active contract five days early?" Because the market already has.</w:t>
-      </w:r>
-    </w:p>
-    <w:p>
-      <w:pPr>
-        <w:pStyle w:val="Heading3"/>
-      </w:pPr>
-      <w:r>
-        <w:t>Capacity</w:t>
-      </w:r>
-    </w:p>
-    <w:p>
-      <w:pPr>
-        <w:pStyle w:val="ListBullet"/>
-      </w:pPr>
-      <w:r>
-        <w:rPr>
-          <w:b/>
-        </w:rPr>
-        <w:t>What it shows:</w:t>
-      </w:r>
-      <w:r>
-        <w:t xml:space="preserve"> deployable Rs crore per day over time, with the median as a dashed line; four cards underneath (volume, open interest, capacity, median capacity).</w:t>
-      </w:r>
-    </w:p>
-    <w:p>
-      <w:pPr>
-        <w:pStyle w:val="ListBullet"/>
-      </w:pPr>
-      <w:r>
-        <w:rPr>
-          <w:b/>
-        </w:rPr>
-        <w:t>Inputs:</w:t>
-      </w:r>
-      <w:r>
         <w:t xml:space="preserve"> </w:t>
-      </w:r>
-      <w:r>
-        <w:rPr>
-          <w:rFonts w:ascii="Consolas" w:hAnsi="Consolas"/>
-          <w:sz w:val="19"/>
-        </w:rPr>
-        <w:t>volume</w:t>
-      </w:r>
-      <w:r>
-        <w:t xml:space="preserve"> and </w:t>
       </w:r>
       <w:r>
         <w:rPr>
@@ -6443,7 +8109,27 @@
         <w:t>settlement_price</w:t>
       </w:r>
       <w:r>
-        <w:t xml:space="preserve"> of the active contract; lot size.</w:t>
+        <w:t xml:space="preserve">, </w:t>
+      </w:r>
+      <w:r>
+        <w:rPr>
+          <w:rFonts w:ascii="Consolas" w:hAnsi="Consolas"/>
+          <w:sz w:val="19"/>
+        </w:rPr>
+        <w:t>spot</w:t>
+      </w:r>
+      <w:r>
+        <w:t xml:space="preserve">, </w:t>
+      </w:r>
+      <w:r>
+        <w:rPr>
+          <w:rFonts w:ascii="Consolas" w:hAnsi="Consolas"/>
+          <w:sz w:val="19"/>
+        </w:rPr>
+        <w:t>open_interest</w:t>
+      </w:r>
+      <w:r>
+        <w:t xml:space="preserve"> (contracts with none are left out).</w:t>
       </w:r>
     </w:p>
     <w:p>
@@ -6457,7 +8143,7 @@
         <w:t>How calculated:</w:t>
       </w:r>
       <w:r>
-        <w:t xml:space="preserve"> 10% x 20-day average volume in MT, in whole lots, x price.</w:t>
+        <w:t xml:space="preserve"> (futures / spot - 1) x 100 for each contract.</w:t>
       </w:r>
     </w:p>
     <w:p>
@@ -6471,7 +8157,7 @@
         <w:t>What you can infer:</w:t>
       </w:r>
       <w:r>
-        <w:t xml:space="preserve"> jeera took about Rs 4.4 crore a day on 9 Oct 2026 (59 lots of 3 MT) against a median of Rs 2.9 crore. Guar seed: Rs 18.2 crore against Rs 10.7 crore.</w:t>
+        <w:t xml:space="preserve"> on 9 Oct 2026 jeera had three held contracts (Rs 24,830, 25,200 and 25,715), rising 1.81% a month: contango.</w:t>
       </w:r>
     </w:p>
     <w:p>
@@ -6485,7 +8171,7 @@
         <w:t>Caveats:</w:t>
       </w:r>
       <w:r>
-        <w:t xml:space="preserve"> a rule of thumb for futures only; the spot market's depth is not measured.</w:t>
+        <w:t xml:space="preserve"> far contracts trade thinly; contracts with no open interest carry theoretical prices and are excluded.</w:t>
       </w:r>
     </w:p>
     <w:p>
@@ -6499,7 +8185,191 @@
         <w:t>Likely question:</w:t>
       </w:r>
       <w:r>
-        <w:t xml:space="preserve"> "What caps the strategy?" Liquidity, not return.</w:t>
+        <w:t xml:space="preserve"> "Why drop contracts with no open interest?" Their settlement price is computed by the exchange, not traded, so it says nothing about what the market will pay.</w:t>
+      </w:r>
+    </w:p>
+    <w:p>
+      <w:pPr>
+        <w:pStyle w:val="Heading3"/>
+      </w:pPr>
+      <w:r>
+        <w:t>Curve slope over time</w:t>
+      </w:r>
+    </w:p>
+    <w:p>
+      <w:pPr>
+        <w:pStyle w:val="ListBullet"/>
+      </w:pPr>
+      <w:r>
+        <w:rPr>
+          <w:b/>
+        </w:rPr>
+        <w:t>What it shows:</w:t>
+      </w:r>
+      <w:r>
+        <w:t xml:space="preserve"> the slope of the curve in % per month; orange bands mark backwardation.</w:t>
+      </w:r>
+    </w:p>
+    <w:p>
+      <w:pPr>
+        <w:pStyle w:val="ListBullet"/>
+      </w:pPr>
+      <w:r>
+        <w:rPr>
+          <w:b/>
+        </w:rPr>
+        <w:t>Inputs:</w:t>
+      </w:r>
+      <w:r>
+        <w:t xml:space="preserve"> nearest and farthest held contract each day.</w:t>
+      </w:r>
+    </w:p>
+    <w:p>
+      <w:pPr>
+        <w:pStyle w:val="ListBullet"/>
+      </w:pPr>
+      <w:r>
+        <w:rPr>
+          <w:b/>
+        </w:rPr>
+        <w:t>How calculated:</w:t>
+      </w:r>
+      <w:r>
+        <w:t xml:space="preserve"> (far / near - 1) x 100 / months between their expiries.</w:t>
+      </w:r>
+    </w:p>
+    <w:p>
+      <w:pPr>
+        <w:pStyle w:val="ListBullet"/>
+      </w:pPr>
+      <w:r>
+        <w:rPr>
+          <w:b/>
+        </w:rPr>
+        <w:t>What you can infer:</w:t>
+      </w:r>
+      <w:r>
+        <w:t xml:space="preserve"> jeera was in contango on 91.9% of days, averaging 1.39% a month (about 17% a year). Guar seed: 99.6% and 1.47%. The market pays well above financing to carry stock forward.</w:t>
+      </w:r>
+    </w:p>
+    <w:p>
+      <w:pPr>
+        <w:pStyle w:val="ListBullet"/>
+      </w:pPr>
+      <w:r>
+        <w:rPr>
+          <w:b/>
+        </w:rPr>
+        <w:t>Caveats:</w:t>
+      </w:r>
+      <w:r>
+        <w:t xml:space="preserve"> uses two points on the curve; a kinked curve would be summarised poorly.</w:t>
+      </w:r>
+    </w:p>
+    <w:p>
+      <w:pPr>
+        <w:pStyle w:val="ListBullet"/>
+      </w:pPr>
+      <w:r>
+        <w:rPr>
+          <w:b/>
+        </w:rPr>
+        <w:t>Likely question:</w:t>
+      </w:r>
+      <w:r>
+        <w:t xml:space="preserve"> "If the curve pays 17% a year, why is cash-and-carry not always profitable?" Because the near contract trades at or below spot. The premium sits between contracts, not between spot and the near month.</w:t>
+      </w:r>
+    </w:p>
+    <w:p>
+      <w:pPr>
+        <w:pStyle w:val="Heading3"/>
+      </w:pPr>
+      <w:r>
+        <w:t>Monthly average slope</w:t>
+      </w:r>
+    </w:p>
+    <w:p>
+      <w:pPr>
+        <w:pStyle w:val="ListBullet"/>
+      </w:pPr>
+      <w:r>
+        <w:rPr>
+          <w:b/>
+        </w:rPr>
+        <w:t>What it shows:</w:t>
+      </w:r>
+      <w:r>
+        <w:t xml:space="preserve"> the average slope by calendar month.</w:t>
+      </w:r>
+    </w:p>
+    <w:p>
+      <w:pPr>
+        <w:pStyle w:val="ListBullet"/>
+      </w:pPr>
+      <w:r>
+        <w:rPr>
+          <w:b/>
+        </w:rPr>
+        <w:t>Inputs:</w:t>
+      </w:r>
+      <w:r>
+        <w:t xml:space="preserve"> the daily slope.</w:t>
+      </w:r>
+    </w:p>
+    <w:p>
+      <w:pPr>
+        <w:pStyle w:val="ListBullet"/>
+      </w:pPr>
+      <w:r>
+        <w:rPr>
+          <w:b/>
+        </w:rPr>
+        <w:t>How calculated:</w:t>
+      </w:r>
+      <w:r>
+        <w:t xml:space="preserve"> mean of the daily slope within each month.</w:t>
+      </w:r>
+    </w:p>
+    <w:p>
+      <w:pPr>
+        <w:pStyle w:val="ListBullet"/>
+      </w:pPr>
+      <w:r>
+        <w:rPr>
+          <w:b/>
+        </w:rPr>
+        <w:t>What you can infer:</w:t>
+      </w:r>
+      <w:r>
+        <w:t xml:space="preserve"> jeera's curve was steepest in September 2026 (2.21% a month) and flattest in March 2026 (0.09%). March falls in jeera's typical arrival season (general market knowledge, not from exchange data).</w:t>
+      </w:r>
+    </w:p>
+    <w:p>
+      <w:pPr>
+        <w:pStyle w:val="ListBullet"/>
+      </w:pPr>
+      <w:r>
+        <w:rPr>
+          <w:b/>
+        </w:rPr>
+        <w:t>Caveats:</w:t>
+      </w:r>
+      <w:r>
+        <w:t xml:space="preserve"> one year is one crop cycle. The chart shows when the slope changed, not why.</w:t>
+      </w:r>
+    </w:p>
+    <w:p>
+      <w:pPr>
+        <w:pStyle w:val="ListBullet"/>
+      </w:pPr>
+      <w:r>
+        <w:rPr>
+          <w:b/>
+        </w:rPr>
+        <w:t>Likely question:</w:t>
+      </w:r>
+      <w:r>
+        <w:t xml:space="preserve"> "Is that seasonality?" It may be. The flattest month falls in the typical arrival season, but that is an observation from one cycle, and the arrival months are general market knowledge, not exchange data. I would need several years to call it seasonal.</w:t>
       </w:r>
     </w:p>
     <w:p>
@@ -6507,14 +8377,14 @@
         <w:pStyle w:val="Heading2"/>
       </w:pPr>
       <w:r>
-        <w:t>5.8 Method &amp; Data</w:t>
+        <w:t>5.7 Convergence &amp; Entry Timing</w:t>
       </w:r>
     </w:p>
     <w:p>
       <w:r>
         <w:drawing>
           <wp:inline xmlns:a="http://schemas.openxmlformats.org/drawingml/2006/main" xmlns:pic="http://schemas.openxmlformats.org/drawingml/2006/picture">
-            <wp:extent cx="6120000" cy="6418537"/>
+            <wp:extent cx="6120000" cy="4868443"/>
             <wp:docPr id="16" name="Picture 16"/>
             <wp:cNvGraphicFramePr>
               <a:graphicFrameLocks noChangeAspect="1"/>
@@ -6535,7 +8405,7 @@
                   <pic:spPr>
                     <a:xfrm>
                       <a:off x="0" y="0"/>
-                      <a:ext cx="6120000" cy="6418537"/>
+                      <a:ext cx="6120000" cy="4868443"/>
                     </a:xfrm>
                     <a:prstGeom prst="rect"/>
                   </pic:spPr>
@@ -6552,14 +8422,14 @@
           <w:i/>
           <w:sz w:val="17"/>
         </w:rPr>
-        <w:t>Method tab (part 1 of 2)</w:t>
+        <w:t>Convergence tab (part 1 of 2)</w:t>
       </w:r>
     </w:p>
     <w:p>
       <w:r>
         <w:drawing>
           <wp:inline xmlns:a="http://schemas.openxmlformats.org/drawingml/2006/main" xmlns:pic="http://schemas.openxmlformats.org/drawingml/2006/picture">
-            <wp:extent cx="6120000" cy="6418537"/>
+            <wp:extent cx="6120000" cy="4862702"/>
             <wp:docPr id="17" name="Picture 17"/>
             <wp:cNvGraphicFramePr>
               <a:graphicFrameLocks noChangeAspect="1"/>
@@ -6573,6 +8443,885 @@
                   </pic:nvPicPr>
                   <pic:blipFill>
                     <a:blip r:embed="rId25"/>
+                    <a:stretch>
+                      <a:fillRect/>
+                    </a:stretch>
+                  </pic:blipFill>
+                  <pic:spPr>
+                    <a:xfrm>
+                      <a:off x="0" y="0"/>
+                      <a:ext cx="6120000" cy="4862702"/>
+                    </a:xfrm>
+                    <a:prstGeom prst="rect"/>
+                  </pic:spPr>
+                </pic:pic>
+              </a:graphicData>
+            </a:graphic>
+          </wp:inline>
+        </w:drawing>
+      </w:r>
+    </w:p>
+    <w:p>
+      <w:r>
+        <w:rPr>
+          <w:i/>
+          <w:sz w:val="17"/>
+        </w:rPr>
+        <w:t>Convergence tab (part 2 of 2)</w:t>
+      </w:r>
+    </w:p>
+    <w:p>
+      <w:pPr>
+        <w:pStyle w:val="Heading3"/>
+      </w:pPr>
+      <w:r>
+        <w:t>Basis by days to expiry</w:t>
+      </w:r>
+    </w:p>
+    <w:p>
+      <w:r>
+        <w:t>The same chart as Finding 1 on the Overview, for the selected date range. Its takeaway adds how many expiries had a positive average basis (futures below spot) in their last 10 days: 8 of 12 for jeera.</w:t>
+      </w:r>
+    </w:p>
+    <w:p>
+      <w:pPr>
+        <w:pStyle w:val="Heading3"/>
+      </w:pPr>
+      <w:r>
+        <w:t>Per-contract convergence paths</w:t>
+      </w:r>
+    </w:p>
+    <w:p>
+      <w:pPr>
+        <w:pStyle w:val="ListBullet"/>
+      </w:pPr>
+      <w:r>
+        <w:rPr>
+          <w:b/>
+        </w:rPr>
+        <w:t>What it shows:</w:t>
+      </w:r>
+      <w:r>
+        <w:t xml:space="preserve"> each contract's basis % over its last 60 days as a thin line, with the average in bold.</w:t>
+      </w:r>
+    </w:p>
+    <w:p>
+      <w:pPr>
+        <w:pStyle w:val="ListBullet"/>
+      </w:pPr>
+      <w:r>
+        <w:rPr>
+          <w:b/>
+        </w:rPr>
+        <w:t>Inputs:</w:t>
+      </w:r>
+      <w:r>
+        <w:t xml:space="preserve"> </w:t>
+      </w:r>
+      <w:r>
+        <w:rPr>
+          <w:rFonts w:ascii="Consolas" w:hAnsi="Consolas"/>
+          <w:sz w:val="19"/>
+        </w:rPr>
+        <w:t>basis_pct</w:t>
+      </w:r>
+      <w:r>
+        <w:t xml:space="preserve"> and </w:t>
+      </w:r>
+      <w:r>
+        <w:rPr>
+          <w:rFonts w:ascii="Consolas" w:hAnsi="Consolas"/>
+          <w:sz w:val="19"/>
+        </w:rPr>
+        <w:t>days_to_expiry</w:t>
+      </w:r>
+      <w:r>
+        <w:t xml:space="preserve"> per contract, on days with open interest.</w:t>
+      </w:r>
+    </w:p>
+    <w:p>
+      <w:pPr>
+        <w:pStyle w:val="ListBullet"/>
+      </w:pPr>
+      <w:r>
+        <w:rPr>
+          <w:b/>
+        </w:rPr>
+        <w:t>How calculated:</w:t>
+      </w:r>
+      <w:r>
+        <w:t xml:space="preserve"> the bold line is the mean across contracts by days to expiry, smoothed over 5 days.</w:t>
+      </w:r>
+    </w:p>
+    <w:p>
+      <w:pPr>
+        <w:pStyle w:val="ListBullet"/>
+      </w:pPr>
+      <w:r>
+        <w:rPr>
+          <w:b/>
+        </w:rPr>
+        <w:t>What you can infer:</w:t>
+      </w:r>
+      <w:r>
+        <w:t xml:space="preserve"> paths differ by a few percent, but most drift up through zero: futures start above spot (negative basis) and end below it (positive basis).</w:t>
+      </w:r>
+    </w:p>
+    <w:p>
+      <w:pPr>
+        <w:pStyle w:val="ListBullet"/>
+      </w:pPr>
+      <w:r>
+        <w:rPr>
+          <w:b/>
+        </w:rPr>
+        <w:t>Caveats:</w:t>
+      </w:r>
+      <w:r>
+        <w:t xml:space="preserve"> 13 contracts; the average hides the spread.</w:t>
+      </w:r>
+    </w:p>
+    <w:p>
+      <w:pPr>
+        <w:pStyle w:val="ListBullet"/>
+      </w:pPr>
+      <w:r>
+        <w:rPr>
+          <w:b/>
+        </w:rPr>
+        <w:t>Likely question:</w:t>
+      </w:r>
+      <w:r>
+        <w:t xml:space="preserve"> "How reliable is the decay?" It is the common pattern, not a certainty. Individual expiries have stayed above spot to the end.</w:t>
+      </w:r>
+    </w:p>
+    <w:p>
+      <w:pPr>
+        <w:pStyle w:val="Heading3"/>
+      </w:pPr>
+      <w:r>
+        <w:t>Entry timing †</w:t>
+      </w:r>
+    </w:p>
+    <w:p>
+      <w:pPr>
+        <w:pStyle w:val="ListBullet"/>
+      </w:pPr>
+      <w:r>
+        <w:rPr>
+          <w:b/>
+        </w:rPr>
+        <w:t>What it shows:</w:t>
+      </w:r>
+      <w:r>
+        <w:t xml:space="preserve"> average cash-and-carry net profit per quintal by how many days before expiry the trade was entered, with the one-off costs as a dashed line.</w:t>
+      </w:r>
+    </w:p>
+    <w:p>
+      <w:pPr>
+        <w:pStyle w:val="ListBullet"/>
+      </w:pPr>
+      <w:r>
+        <w:rPr>
+          <w:b/>
+        </w:rPr>
+        <w:t>Inputs:</w:t>
+      </w:r>
+      <w:r>
+        <w:t xml:space="preserve"> every held contract on every day (not just the active one); all cost inputs.</w:t>
+      </w:r>
+    </w:p>
+    <w:p>
+      <w:pPr>
+        <w:pStyle w:val="ListBullet"/>
+      </w:pPr>
+      <w:r>
+        <w:rPr>
+          <w:b/>
+        </w:rPr>
+        <w:t>How calculated:</w:t>
+      </w:r>
+      <w:r>
+        <w:t xml:space="preserve"> runs the cost model for every contract-day with 1 to 60 days to expiry, then averages by bucket.</w:t>
+      </w:r>
+    </w:p>
+    <w:p>
+      <w:pPr>
+        <w:pStyle w:val="ListBullet"/>
+      </w:pPr>
+      <w:r>
+        <w:rPr>
+          <w:b/>
+        </w:rPr>
+        <w:t>What you can infer:</w:t>
+      </w:r>
+      <w:r>
+        <w:t xml:space="preserve"> jeera entered 46-60 days out averaged +Rs 119 and paid on 64% of days; entered 6-10 days out it averaged -Rs 215 and paid on 18%. One-off costs of about Rs 69 are paid whatever the holding period.</w:t>
+      </w:r>
+    </w:p>
+    <w:p>
+      <w:pPr>
+        <w:pStyle w:val="ListBullet"/>
+      </w:pPr>
+      <w:r>
+        <w:rPr>
+          <w:b/>
+        </w:rPr>
+        <w:t>Caveats:</w:t>
+      </w:r>
+      <w:r>
+        <w:t xml:space="preserve"> averages over one year; assumes any contract with open interest could be traded at the close.</w:t>
+      </w:r>
+    </w:p>
+    <w:p>
+      <w:pPr>
+        <w:pStyle w:val="ListBullet"/>
+      </w:pPr>
+      <w:r>
+        <w:rPr>
+          <w:b/>
+        </w:rPr>
+        <w:t>Likely question:</w:t>
+      </w:r>
+      <w:r>
+        <w:t xml:space="preserve"> "When would you put the trade on?" Thirty to sixty days before expiry, when the premium is still there and the fixed costs are spread over a longer hold.</w:t>
+      </w:r>
+    </w:p>
+    <w:p>
+      <w:pPr>
+        <w:pStyle w:val="Heading3"/>
+      </w:pPr>
+      <w:r>
+        <w:t>Convergence error at expiry</w:t>
+      </w:r>
+    </w:p>
+    <w:p>
+      <w:pPr>
+        <w:pStyle w:val="ListBullet"/>
+      </w:pPr>
+      <w:r>
+        <w:rPr>
+          <w:b/>
+        </w:rPr>
+        <w:t>What it shows:</w:t>
+      </w:r>
+      <w:r>
+        <w:t xml:space="preserve"> for each expired contract, the gap between final settlement and the 3-day average spot (bars) and same-day spot (circles).</w:t>
+      </w:r>
+    </w:p>
+    <w:p>
+      <w:pPr>
+        <w:pStyle w:val="ListBullet"/>
+      </w:pPr>
+      <w:r>
+        <w:rPr>
+          <w:b/>
+        </w:rPr>
+        <w:t>Inputs:</w:t>
+      </w:r>
+      <w:r>
+        <w:t xml:space="preserve"> settlement price on expiry day; spot on that day and the two before.</w:t>
+      </w:r>
+    </w:p>
+    <w:p>
+      <w:pPr>
+        <w:pStyle w:val="ListBullet"/>
+      </w:pPr>
+      <w:r>
+        <w:rPr>
+          <w:b/>
+        </w:rPr>
+        <w:t>How calculated:</w:t>
+      </w:r>
+      <w:r>
+        <w:t xml:space="preserve"> final settlement / reference spot - 1.</w:t>
+      </w:r>
+    </w:p>
+    <w:p>
+      <w:pPr>
+        <w:pStyle w:val="ListBullet"/>
+      </w:pPr>
+      <w:r>
+        <w:rPr>
+          <w:b/>
+        </w:rPr>
+        <w:t>What you can infer:</w:t>
+      </w:r>
+      <w:r>
+        <w:t xml:space="preserve"> jeera contracts settled within 0.084% of the 3-day average, against 0.57% for same-day spot. The spot series is the right one and the 3-day rule fits.</w:t>
+      </w:r>
+    </w:p>
+    <w:p>
+      <w:pPr>
+        <w:pStyle w:val="ListBullet"/>
+      </w:pPr>
+      <w:r>
+        <w:rPr>
+          <w:b/>
+        </w:rPr>
+        <w:t>Caveats:</w:t>
+      </w:r>
+      <w:r>
+        <w:t xml:space="preserve"> the rule is inferred, not read from the specification.</w:t>
+      </w:r>
+    </w:p>
+    <w:p>
+      <w:pPr>
+        <w:pStyle w:val="ListBullet"/>
+      </w:pPr>
+      <w:r>
+        <w:rPr>
+          <w:b/>
+        </w:rPr>
+        <w:t>Likely question:</w:t>
+      </w:r>
+      <w:r>
+        <w:t xml:space="preserve"> "What risk is left if you hold to expiry?" Price risk is close to nil. What remains is quality, delivery logistics and the 3-day averaging window.</w:t>
+      </w:r>
+    </w:p>
+    <w:p>
+      <w:pPr>
+        <w:pStyle w:val="Heading2"/>
+      </w:pPr>
+      <w:r>
+        <w:t>5.8 Rollover &amp; Capacity</w:t>
+      </w:r>
+    </w:p>
+    <w:p>
+      <w:r>
+        <w:drawing>
+          <wp:inline xmlns:a="http://schemas.openxmlformats.org/drawingml/2006/main" xmlns:pic="http://schemas.openxmlformats.org/drawingml/2006/picture">
+            <wp:extent cx="6120000" cy="5132533"/>
+            <wp:docPr id="18" name="Picture 18"/>
+            <wp:cNvGraphicFramePr>
+              <a:graphicFrameLocks noChangeAspect="1"/>
+            </wp:cNvGraphicFramePr>
+            <a:graphic>
+              <a:graphicData uri="http://schemas.openxmlformats.org/drawingml/2006/picture">
+                <pic:pic>
+                  <pic:nvPicPr>
+                    <pic:cNvPr id="0" name="image.png"/>
+                    <pic:cNvPicPr/>
+                  </pic:nvPicPr>
+                  <pic:blipFill>
+                    <a:blip r:embed="rId26"/>
+                    <a:stretch>
+                      <a:fillRect/>
+                    </a:stretch>
+                  </pic:blipFill>
+                  <pic:spPr>
+                    <a:xfrm>
+                      <a:off x="0" y="0"/>
+                      <a:ext cx="6120000" cy="5132533"/>
+                    </a:xfrm>
+                    <a:prstGeom prst="rect"/>
+                  </pic:spPr>
+                </pic:pic>
+              </a:graphicData>
+            </a:graphic>
+          </wp:inline>
+        </w:drawing>
+      </w:r>
+    </w:p>
+    <w:p>
+      <w:r>
+        <w:rPr>
+          <w:i/>
+          <w:sz w:val="17"/>
+        </w:rPr>
+        <w:t>Rollover tab (part 1 of 2)</w:t>
+      </w:r>
+    </w:p>
+    <w:p>
+      <w:r>
+        <w:drawing>
+          <wp:inline xmlns:a="http://schemas.openxmlformats.org/drawingml/2006/main" xmlns:pic="http://schemas.openxmlformats.org/drawingml/2006/picture">
+            <wp:extent cx="6120000" cy="5126792"/>
+            <wp:docPr id="19" name="Picture 19"/>
+            <wp:cNvGraphicFramePr>
+              <a:graphicFrameLocks noChangeAspect="1"/>
+            </wp:cNvGraphicFramePr>
+            <a:graphic>
+              <a:graphicData uri="http://schemas.openxmlformats.org/drawingml/2006/picture">
+                <pic:pic>
+                  <pic:nvPicPr>
+                    <pic:cNvPr id="0" name="image.png"/>
+                    <pic:cNvPicPr/>
+                  </pic:nvPicPr>
+                  <pic:blipFill>
+                    <a:blip r:embed="rId27"/>
+                    <a:stretch>
+                      <a:fillRect/>
+                    </a:stretch>
+                  </pic:blipFill>
+                  <pic:spPr>
+                    <a:xfrm>
+                      <a:off x="0" y="0"/>
+                      <a:ext cx="6120000" cy="5126792"/>
+                    </a:xfrm>
+                    <a:prstGeom prst="rect"/>
+                  </pic:spPr>
+                </pic:pic>
+              </a:graphicData>
+            </a:graphic>
+          </wp:inline>
+        </w:drawing>
+      </w:r>
+    </w:p>
+    <w:p>
+      <w:r>
+        <w:rPr>
+          <w:i/>
+          <w:sz w:val="17"/>
+        </w:rPr>
+        <w:t>Rollover tab (part 2 of 2)</w:t>
+      </w:r>
+    </w:p>
+    <w:p>
+      <w:pPr>
+        <w:pStyle w:val="Heading3"/>
+      </w:pPr>
+      <w:r>
+        <w:t>Calendar spread in rupees</w:t>
+      </w:r>
+    </w:p>
+    <w:p>
+      <w:pPr>
+        <w:pStyle w:val="ListBullet"/>
+      </w:pPr>
+      <w:r>
+        <w:rPr>
+          <w:b/>
+        </w:rPr>
+        <w:t>What it shows:</w:t>
+      </w:r>
+      <w:r>
+        <w:t xml:space="preserve"> next-month minus near-month futures on each of the last five trading days before expiry, averaged across expiries.</w:t>
+      </w:r>
+    </w:p>
+    <w:p>
+      <w:pPr>
+        <w:pStyle w:val="ListBullet"/>
+      </w:pPr>
+      <w:r>
+        <w:rPr>
+          <w:b/>
+        </w:rPr>
+        <w:t>Inputs:</w:t>
+      </w:r>
+      <w:r>
+        <w:t xml:space="preserve"> settlement prices of the near and next contracts.</w:t>
+      </w:r>
+    </w:p>
+    <w:p>
+      <w:pPr>
+        <w:pStyle w:val="ListBullet"/>
+      </w:pPr>
+      <w:r>
+        <w:rPr>
+          <w:b/>
+        </w:rPr>
+        <w:t>How calculated:</w:t>
+      </w:r>
+      <w:r>
+        <w:t xml:space="preserve"> next - near, grouped by trading days left.</w:t>
+      </w:r>
+    </w:p>
+    <w:p>
+      <w:pPr>
+        <w:pStyle w:val="ListBullet"/>
+      </w:pPr>
+      <w:r>
+        <w:rPr>
+          <w:b/>
+        </w:rPr>
+        <w:t>What you can infer:</w:t>
+      </w:r>
+      <w:r>
+        <w:t xml:space="preserve"> jeera's next month traded Rs 406 per quintal above the expiring one on average (this is a spread between two futures, not the basis). A long pays this to roll; a stock holder earns it by selling the next month.</w:t>
+      </w:r>
+    </w:p>
+    <w:p>
+      <w:pPr>
+        <w:pStyle w:val="ListBullet"/>
+      </w:pPr>
+      <w:r>
+        <w:rPr>
+          <w:b/>
+        </w:rPr>
+        <w:t>Caveats:</w:t>
+      </w:r>
+      <w:r>
+        <w:t xml:space="preserve"> 11 expiries; daily closes.</w:t>
+      </w:r>
+    </w:p>
+    <w:p>
+      <w:pPr>
+        <w:pStyle w:val="ListBullet"/>
+      </w:pPr>
+      <w:r>
+        <w:rPr>
+          <w:b/>
+        </w:rPr>
+        <w:t>Likely question:</w:t>
+      </w:r>
+      <w:r>
+        <w:t xml:space="preserve"> "What does rolling cost?" About Rs 406 per quintal in jeera and Rs 88 in guar seed.</w:t>
+      </w:r>
+    </w:p>
+    <w:p>
+      <w:pPr>
+        <w:pStyle w:val="Heading3"/>
+      </w:pPr>
+      <w:r>
+        <w:t>Calendar spread annualised</w:t>
+      </w:r>
+    </w:p>
+    <w:p>
+      <w:pPr>
+        <w:pStyle w:val="ListBullet"/>
+      </w:pPr>
+      <w:r>
+        <w:rPr>
+          <w:b/>
+        </w:rPr>
+        <w:t>What it shows:</w:t>
+      </w:r>
+      <w:r>
+        <w:t xml:space="preserve"> the same spread as a % a year.</w:t>
+      </w:r>
+    </w:p>
+    <w:p>
+      <w:pPr>
+        <w:pStyle w:val="ListBullet"/>
+      </w:pPr>
+      <w:r>
+        <w:rPr>
+          <w:b/>
+        </w:rPr>
+        <w:t>How calculated:</w:t>
+      </w:r>
+      <w:r>
+        <w:t xml:space="preserve"> spread / near price x 365 / days between the two expiries.</w:t>
+      </w:r>
+    </w:p>
+    <w:p>
+      <w:pPr>
+        <w:pStyle w:val="ListBullet"/>
+      </w:pPr>
+      <w:r>
+        <w:rPr>
+          <w:b/>
+        </w:rPr>
+        <w:t>What you can infer:</w:t>
+      </w:r>
+      <w:r>
+        <w:t xml:space="preserve"> jeera 19.9% a year, guar seed 18.9%, against a T-bill near 5.3%. The curve pays far more than financing for one more month of carry.</w:t>
+      </w:r>
+    </w:p>
+    <w:p>
+      <w:pPr>
+        <w:pStyle w:val="ListBullet"/>
+      </w:pPr>
+      <w:r>
+        <w:rPr>
+          <w:b/>
+        </w:rPr>
+        <w:t>Caveats:</w:t>
+      </w:r>
+      <w:r>
+        <w:t xml:space="preserve"> the spread is not a risk-free return by itself; it needs stock and delivery.</w:t>
+      </w:r>
+    </w:p>
+    <w:p>
+      <w:pPr>
+        <w:pStyle w:val="ListBullet"/>
+      </w:pPr>
+      <w:r>
+        <w:rPr>
+          <w:b/>
+        </w:rPr>
+        <w:t>Likely question:</w:t>
+      </w:r>
+      <w:r>
+        <w:t xml:space="preserve"> "Is that a better trade than spot versus near month?" The data says yes: hold stock and sell the next month. It is the natural next strategy to add.</w:t>
+      </w:r>
+    </w:p>
+    <w:p>
+      <w:pPr>
+        <w:pStyle w:val="Heading3"/>
+      </w:pPr>
+      <w:r>
+        <w:t>Roll %</w:t>
+      </w:r>
+    </w:p>
+    <w:p>
+      <w:pPr>
+        <w:pStyle w:val="ListBullet"/>
+      </w:pPr>
+      <w:r>
+        <w:rPr>
+          <w:b/>
+        </w:rPr>
+        <w:t>What it shows:</w:t>
+      </w:r>
+      <w:r>
+        <w:t xml:space="preserve"> the next month's share of the two contracts' open interest through expiry week; thin lines per expiry, average in bold.</w:t>
+      </w:r>
+    </w:p>
+    <w:p>
+      <w:pPr>
+        <w:pStyle w:val="ListBullet"/>
+      </w:pPr>
+      <w:r>
+        <w:rPr>
+          <w:b/>
+        </w:rPr>
+        <w:t>Inputs:</w:t>
+      </w:r>
+      <w:r>
+        <w:t xml:space="preserve"> open interest of the near and next contracts.</w:t>
+      </w:r>
+    </w:p>
+    <w:p>
+      <w:pPr>
+        <w:pStyle w:val="ListBullet"/>
+      </w:pPr>
+      <w:r>
+        <w:rPr>
+          <w:b/>
+        </w:rPr>
+        <w:t>How calculated:</w:t>
+      </w:r>
+      <w:r>
+        <w:t xml:space="preserve"> next OI / (near OI + next OI) x 100.</w:t>
+      </w:r>
+    </w:p>
+    <w:p>
+      <w:pPr>
+        <w:pStyle w:val="ListBullet"/>
+      </w:pPr>
+      <w:r>
+        <w:rPr>
+          <w:b/>
+        </w:rPr>
+        <w:t>What you can infer:</w:t>
+      </w:r>
+      <w:r>
+        <w:t xml:space="preserve"> five trading days before expiry the next month already held 72% of jeera's open interest, rising to 96% on expiry day (guar seed 87% to 100%). Liquidity leaves before expiry week.</w:t>
+      </w:r>
+    </w:p>
+    <w:p>
+      <w:pPr>
+        <w:pStyle w:val="ListBullet"/>
+      </w:pPr>
+      <w:r>
+        <w:rPr>
+          <w:b/>
+        </w:rPr>
+        <w:t>Caveats:</w:t>
+      </w:r>
+      <w:r>
+        <w:t xml:space="preserve"> open interest, not volume.</w:t>
+      </w:r>
+    </w:p>
+    <w:p>
+      <w:pPr>
+        <w:pStyle w:val="ListBullet"/>
+      </w:pPr>
+      <w:r>
+        <w:rPr>
+          <w:b/>
+        </w:rPr>
+        <w:t>Likely question:</w:t>
+      </w:r>
+      <w:r>
+        <w:t xml:space="preserve"> "Why roll the active contract five days early?" Because the market already has.</w:t>
+      </w:r>
+    </w:p>
+    <w:p>
+      <w:pPr>
+        <w:pStyle w:val="Heading3"/>
+      </w:pPr>
+      <w:r>
+        <w:t>Capacity</w:t>
+      </w:r>
+    </w:p>
+    <w:p>
+      <w:pPr>
+        <w:pStyle w:val="ListBullet"/>
+      </w:pPr>
+      <w:r>
+        <w:rPr>
+          <w:b/>
+        </w:rPr>
+        <w:t>What it shows:</w:t>
+      </w:r>
+      <w:r>
+        <w:t xml:space="preserve"> deployable Rs crore per day over time, with the median as a dashed line; four cards underneath (volume, open interest, capacity, median capacity).</w:t>
+      </w:r>
+    </w:p>
+    <w:p>
+      <w:pPr>
+        <w:pStyle w:val="ListBullet"/>
+      </w:pPr>
+      <w:r>
+        <w:rPr>
+          <w:b/>
+        </w:rPr>
+        <w:t>Inputs:</w:t>
+      </w:r>
+      <w:r>
+        <w:t xml:space="preserve"> </w:t>
+      </w:r>
+      <w:r>
+        <w:rPr>
+          <w:rFonts w:ascii="Consolas" w:hAnsi="Consolas"/>
+          <w:sz w:val="19"/>
+        </w:rPr>
+        <w:t>volume</w:t>
+      </w:r>
+      <w:r>
+        <w:t xml:space="preserve"> and </w:t>
+      </w:r>
+      <w:r>
+        <w:rPr>
+          <w:rFonts w:ascii="Consolas" w:hAnsi="Consolas"/>
+          <w:sz w:val="19"/>
+        </w:rPr>
+        <w:t>settlement_price</w:t>
+      </w:r>
+      <w:r>
+        <w:t xml:space="preserve"> of the active contract; lot size.</w:t>
+      </w:r>
+    </w:p>
+    <w:p>
+      <w:pPr>
+        <w:pStyle w:val="ListBullet"/>
+      </w:pPr>
+      <w:r>
+        <w:rPr>
+          <w:b/>
+        </w:rPr>
+        <w:t>How calculated:</w:t>
+      </w:r>
+      <w:r>
+        <w:t xml:space="preserve"> 10% x 20-day average volume in MT, in whole lots, x price.</w:t>
+      </w:r>
+    </w:p>
+    <w:p>
+      <w:pPr>
+        <w:pStyle w:val="ListBullet"/>
+      </w:pPr>
+      <w:r>
+        <w:rPr>
+          <w:b/>
+        </w:rPr>
+        <w:t>What you can infer:</w:t>
+      </w:r>
+      <w:r>
+        <w:t xml:space="preserve"> jeera took about Rs 4.4 crore a day on 9 Oct 2026 (59 lots of 3 MT) against a median of Rs 2.9 crore. Guar seed: Rs 18.2 crore against Rs 10.7 crore.</w:t>
+      </w:r>
+    </w:p>
+    <w:p>
+      <w:pPr>
+        <w:pStyle w:val="ListBullet"/>
+      </w:pPr>
+      <w:r>
+        <w:rPr>
+          <w:b/>
+        </w:rPr>
+        <w:t>Caveats:</w:t>
+      </w:r>
+      <w:r>
+        <w:t xml:space="preserve"> a rule of thumb for futures only; the spot market's depth is not measured.</w:t>
+      </w:r>
+    </w:p>
+    <w:p>
+      <w:pPr>
+        <w:pStyle w:val="ListBullet"/>
+      </w:pPr>
+      <w:r>
+        <w:rPr>
+          <w:b/>
+        </w:rPr>
+        <w:t>Likely question:</w:t>
+      </w:r>
+      <w:r>
+        <w:t xml:space="preserve"> "What caps the strategy?" Liquidity, not return.</w:t>
+      </w:r>
+    </w:p>
+    <w:p>
+      <w:pPr>
+        <w:pStyle w:val="Heading2"/>
+      </w:pPr>
+      <w:r>
+        <w:t>5.9 Method &amp; Data</w:t>
+      </w:r>
+    </w:p>
+    <w:p>
+      <w:r>
+        <w:drawing>
+          <wp:inline xmlns:a="http://schemas.openxmlformats.org/drawingml/2006/main" xmlns:pic="http://schemas.openxmlformats.org/drawingml/2006/picture">
+            <wp:extent cx="6120000" cy="6418537"/>
+            <wp:docPr id="20" name="Picture 20"/>
+            <wp:cNvGraphicFramePr>
+              <a:graphicFrameLocks noChangeAspect="1"/>
+            </wp:cNvGraphicFramePr>
+            <a:graphic>
+              <a:graphicData uri="http://schemas.openxmlformats.org/drawingml/2006/picture">
+                <pic:pic>
+                  <pic:nvPicPr>
+                    <pic:cNvPr id="0" name="image.png"/>
+                    <pic:cNvPicPr/>
+                  </pic:nvPicPr>
+                  <pic:blipFill>
+                    <a:blip r:embed="rId28"/>
+                    <a:stretch>
+                      <a:fillRect/>
+                    </a:stretch>
+                  </pic:blipFill>
+                  <pic:spPr>
+                    <a:xfrm>
+                      <a:off x="0" y="0"/>
+                      <a:ext cx="6120000" cy="6418537"/>
+                    </a:xfrm>
+                    <a:prstGeom prst="rect"/>
+                  </pic:spPr>
+                </pic:pic>
+              </a:graphicData>
+            </a:graphic>
+          </wp:inline>
+        </w:drawing>
+      </w:r>
+    </w:p>
+    <w:p>
+      <w:r>
+        <w:rPr>
+          <w:i/>
+          <w:sz w:val="17"/>
+        </w:rPr>
+        <w:t>Method tab (part 1 of 2)</w:t>
+      </w:r>
+    </w:p>
+    <w:p>
+      <w:r>
+        <w:drawing>
+          <wp:inline xmlns:a="http://schemas.openxmlformats.org/drawingml/2006/main" xmlns:pic="http://schemas.openxmlformats.org/drawingml/2006/picture">
+            <wp:extent cx="6120000" cy="6418537"/>
+            <wp:docPr id="21" name="Picture 21"/>
+            <wp:cNvGraphicFramePr>
+              <a:graphicFrameLocks noChangeAspect="1"/>
+            </wp:cNvGraphicFramePr>
+            <a:graphic>
+              <a:graphicData uri="http://schemas.openxmlformats.org/drawingml/2006/picture">
+                <pic:pic>
+                  <pic:nvPicPr>
+                    <pic:cNvPr id="0" name="image.png"/>
+                    <pic:cNvPicPr/>
+                  </pic:nvPicPr>
+                  <pic:blipFill>
+                    <a:blip r:embed="rId29"/>
                     <a:stretch>
                       <a:fillRect/>
                     </a:stretch>
